--- a/Quanta, Actually - SERIES/QED Course/chapters/Lesson 39 Local U(1) Gauge Symmetry.docx
+++ b/Quanta, Actually - SERIES/QED Course/chapters/Lesson 39 Local U(1) Gauge Symmetry.docx
@@ -17,7 +17,7 @@
         <w:jc w:val="center"/>
       </w:pPr>
       <w:r>
-        <w:t>Lesson 39 of the Complete Quantum Electrodynamics Course</w:t>
+        <w:t>Lesson 39 of Quantum, Actually, Volume 2: A QED Course</w:t>
       </w:r>
     </w:p>
     <w:p>
@@ -74,12 +74,129 @@
     </w:p>
     <w:p>
       <w:r>
-        <w:t>Lesson 31 closed with a preview: promoting the Dirac field's global phase symmetry, ψ → e^(−iqα)ψ, to a local one, ψ → e^(−iqα(x))ψ, breaks the free Lagrangian's invariance by a term proportional to ∂_μα, and adding the field A_μ with the coupling −qψ̄γ^μψA_μ and the transformation A_μ → A_μ + ∂_μα repairs it exactly. That preview verified the mechanism for one field. This lesson steps back and asks what makes the mechanism work at all, running the logic in a different order: rather than guessing the cure and checking that it works, Section 2 derives the form the cure must take from consistency alone, for a field of any spin and any charge, echoing the method Lesson 19 used to derive the Dirac equation itself from pure algebraic necessity.</w:t>
+        <w:t>Lesson 31 closed with a preview: promoting the Dirac field's global phase symmetry, ψ → e</w:t>
+      </w:r>
+      <w:r>
+        <w:rPr>
+          <w:vertAlign w:val="superscript"/>
+        </w:rPr>
+        <w:t>−iqα</w:t>
+      </w:r>
+      <w:r>
+        <w:t>ψ, to a local one, ψ → e</w:t>
+      </w:r>
+      <w:r>
+        <w:rPr>
+          <w:vertAlign w:val="superscript"/>
+        </w:rPr>
+        <w:t>−iqα(x)</w:t>
+      </w:r>
+      <w:r>
+        <w:t>ψ, breaks the free Lagrangian's invariance by a term proportional to ∂</w:t>
+      </w:r>
+      <w:r>
+        <w:rPr>
+          <w:vertAlign w:val="subscript"/>
+        </w:rPr>
+        <w:t>μα</w:t>
+      </w:r>
+      <w:r>
+        <w:t>, and adding the field A</w:t>
+      </w:r>
+      <w:r>
+        <w:rPr>
+          <w:vertAlign w:val="subscript"/>
+        </w:rPr>
+        <w:t>μ</w:t>
+      </w:r>
+      <w:r>
+        <w:t xml:space="preserve"> with the coupling −qψ̄γ</w:t>
+      </w:r>
+      <w:r>
+        <w:rPr>
+          <w:vertAlign w:val="superscript"/>
+        </w:rPr>
+        <w:t>μ</w:t>
+      </w:r>
+      <w:r>
+        <w:t>ψA</w:t>
+      </w:r>
+      <w:r>
+        <w:rPr>
+          <w:vertAlign w:val="subscript"/>
+        </w:rPr>
+        <w:t>μ</w:t>
+      </w:r>
+      <w:r>
+        <w:t xml:space="preserve"> and the transformation A</w:t>
+      </w:r>
+      <w:r>
+        <w:rPr>
+          <w:vertAlign w:val="subscript"/>
+        </w:rPr>
+        <w:t>μ</w:t>
+      </w:r>
+      <w:r>
+        <w:t xml:space="preserve"> → A</w:t>
+      </w:r>
+      <w:r>
+        <w:rPr>
+          <w:vertAlign w:val="subscript"/>
+        </w:rPr>
+        <w:t>μ</w:t>
+      </w:r>
+      <w:r>
+        <w:t xml:space="preserve"> + ∂</w:t>
+      </w:r>
+      <w:r>
+        <w:rPr>
+          <w:vertAlign w:val="subscript"/>
+        </w:rPr>
+        <w:t>μα</w:t>
+      </w:r>
+      <w:r>
+        <w:t xml:space="preserve"> repairs it exactly. That preview verified the mechanism for one field. This lesson steps back and asks what makes the mechanism work at all, running the logic in a different order: rather than guessing the cure and checking that it works, Section 2 derives the form the cure must take from consistency alone, for a field of any spin and any charge, echoing the method Lesson 19 used to derive the Dirac equation itself from pure algebraic necessity.</w:t>
       </w:r>
     </w:p>
     <w:p>
       <w:r>
-        <w:t>The payoff is a principle rather than a calculation. Once the covariant derivative D_μ = ∂_μ + iqA_μ is shown to be forced by locality, the same A_μ, transforming the same way, couples to every charged field with a strength set only by that field's own charge q. This universality, checked explicitly for the complex scalar field as well as the Dirac field in Section 3, is the sense in which electromagnetism is not one interaction among many equally good choices but the unique consequence of insisting that a phase convention need not be coordinated across the universe. Expect six to eight focused hours.</w:t>
+        <w:t>The payoff is a principle rather than a calculation. Once the covariant derivative D</w:t>
+      </w:r>
+      <w:r>
+        <w:rPr>
+          <w:vertAlign w:val="subscript"/>
+        </w:rPr>
+        <w:t>μ</w:t>
+      </w:r>
+      <w:r>
+        <w:t xml:space="preserve"> = ∂</w:t>
+      </w:r>
+      <w:r>
+        <w:rPr>
+          <w:vertAlign w:val="subscript"/>
+        </w:rPr>
+        <w:t>μ</w:t>
+      </w:r>
+      <w:r>
+        <w:t xml:space="preserve"> + iqA</w:t>
+      </w:r>
+      <w:r>
+        <w:rPr>
+          <w:vertAlign w:val="subscript"/>
+        </w:rPr>
+        <w:t>μ</w:t>
+      </w:r>
+      <w:r>
+        <w:t xml:space="preserve"> is shown to be forced by locality, the same A</w:t>
+      </w:r>
+      <w:r>
+        <w:rPr>
+          <w:vertAlign w:val="subscript"/>
+        </w:rPr>
+        <w:t>μ</w:t>
+      </w:r>
+      <w:r>
+        <w:t>, transforming the same way, couples to every charged field with a strength set only by that field's own charge q. This universality, checked explicitly for the complex scalar field as well as the Dirac field in Section 3, is the sense in which electromagnetism is not one interaction among many equally good choices but the unique consequence of insisting that a phase convention need not be coordinated across the universe. Expect six to eight focused hours.</w:t>
       </w:r>
     </w:p>
     <w:p>
@@ -103,7 +220,16 @@
         <w:pStyle w:val="ListBullet"/>
       </w:pPr>
       <w:r>
-        <w:t>Show that ∂_μφ fails to transform homogeneously under a local phase rotation, for a field of any charge q.</w:t>
+        <w:t>Show that ∂</w:t>
+      </w:r>
+      <w:r>
+        <w:rPr>
+          <w:vertAlign w:val="subscript"/>
+        </w:rPr>
+        <w:t>μ</w:t>
+      </w:r>
+      <w:r>
+        <w:t>φ fails to transform homogeneously under a local phase rotation, for a field of any charge q.</w:t>
       </w:r>
     </w:p>
     <w:p>
@@ -111,7 +237,61 @@
         <w:pStyle w:val="ListBullet"/>
       </w:pPr>
       <w:r>
-        <w:t>Derive, from the requirement that D_μφ transform homogeneously, that D_μ must have the form ∂_μ + iqA_μ for some new field A_μ, and derive A_μ's transformation law as a consequence, not a postulate.</w:t>
+        <w:t>Derive, from the requirement that D</w:t>
+      </w:r>
+      <w:r>
+        <w:rPr>
+          <w:vertAlign w:val="subscript"/>
+        </w:rPr>
+        <w:t>μ</w:t>
+      </w:r>
+      <w:r>
+        <w:t>φ transform homogeneously, that D</w:t>
+      </w:r>
+      <w:r>
+        <w:rPr>
+          <w:vertAlign w:val="subscript"/>
+        </w:rPr>
+        <w:t>μ</w:t>
+      </w:r>
+      <w:r>
+        <w:t xml:space="preserve"> must have the form ∂</w:t>
+      </w:r>
+      <w:r>
+        <w:rPr>
+          <w:vertAlign w:val="subscript"/>
+        </w:rPr>
+        <w:t>μ</w:t>
+      </w:r>
+      <w:r>
+        <w:t xml:space="preserve"> + iqA</w:t>
+      </w:r>
+      <w:r>
+        <w:rPr>
+          <w:vertAlign w:val="subscript"/>
+        </w:rPr>
+        <w:t>μ</w:t>
+      </w:r>
+      <w:r>
+        <w:t xml:space="preserve"> for some new field A</w:t>
+      </w:r>
+      <w:r>
+        <w:rPr>
+          <w:vertAlign w:val="subscript"/>
+        </w:rPr>
+        <w:t>μ</w:t>
+      </w:r>
+      <w:r>
+        <w:t>, and derive A</w:t>
+      </w:r>
+      <w:r>
+        <w:rPr>
+          <w:vertAlign w:val="subscript"/>
+        </w:rPr>
+        <w:t>μ</w:t>
+      </w:r>
+      <w:r>
+        <w:t>'s transformation law as a consequence, not a postulate.</w:t>
       </w:r>
     </w:p>
     <w:p>
@@ -119,7 +299,16 @@
         <w:pStyle w:val="ListBullet"/>
       </w:pPr>
       <w:r>
-        <w:t>Apply the derivation to the complex scalar field of Lesson 31, Section 1.3, and confirm it gives the same A_μ and the same transformation law as for the Dirac field.</w:t>
+        <w:t>Apply the derivation to the complex scalar field of Lesson 31, Section 1.3, and confirm it gives the same A</w:t>
+      </w:r>
+      <w:r>
+        <w:rPr>
+          <w:vertAlign w:val="subscript"/>
+        </w:rPr>
+        <w:t>μ</w:t>
+      </w:r>
+      <w:r>
+        <w:t xml:space="preserve"> and the same transformation law as for the Dirac field.</w:t>
       </w:r>
     </w:p>
     <w:p>
@@ -143,7 +332,34 @@
         <w:pStyle w:val="ListBullet"/>
       </w:pPr>
       <w:r>
-        <w:t>Preview the identity [D_μ, D_ν] = iqF_μν and explain, without deriving it, why it shows the field strength is already implicit in the covariant derivative.</w:t>
+        <w:t>Preview the identity [D</w:t>
+      </w:r>
+      <w:r>
+        <w:rPr>
+          <w:vertAlign w:val="subscript"/>
+        </w:rPr>
+        <w:t>μ</w:t>
+      </w:r>
+      <w:r>
+        <w:t>, D</w:t>
+      </w:r>
+      <w:r>
+        <w:rPr>
+          <w:vertAlign w:val="subscript"/>
+        </w:rPr>
+        <w:t>ν</w:t>
+      </w:r>
+      <w:r>
+        <w:t>] = iqF</w:t>
+      </w:r>
+      <w:r>
+        <w:rPr>
+          <w:vertAlign w:val="subscript"/>
+        </w:rPr>
+        <w:t>μν</w:t>
+      </w:r>
+      <w:r>
+        <w:t xml:space="preserve"> and explain, without deriving it, why it shows the field strength is already implicit in the covariant derivative.</w:t>
       </w:r>
     </w:p>
     <w:p>
@@ -346,7 +562,13 @@
           </w:tcPr>
           <w:p>
             <w:r>
-              <w:t>D_μ</w:t>
+              <w:t>D</w:t>
+            </w:r>
+            <w:r>
+              <w:rPr>
+                <w:vertAlign w:val="subscript"/>
+              </w:rPr>
+              <w:t>μ</w:t>
             </w:r>
           </w:p>
         </w:tc>
@@ -383,7 +605,13 @@
           </w:tcPr>
           <w:p>
             <w:r>
-              <w:t>A_μ</w:t>
+              <w:t>A</w:t>
+            </w:r>
+            <w:r>
+              <w:rPr>
+                <w:vertAlign w:val="subscript"/>
+              </w:rPr>
+              <w:t>μ</w:t>
             </w:r>
           </w:p>
         </w:tc>
@@ -400,7 +628,16 @@
           </w:tcPr>
           <w:p>
             <w:r>
-              <w:t>Gauge field, introduced as the unique object that makes D_μ possible</w:t>
+              <w:t>Gauge field, introduced as the unique object that makes D</w:t>
+            </w:r>
+            <w:r>
+              <w:rPr>
+                <w:vertAlign w:val="subscript"/>
+              </w:rPr>
+              <w:t>μ</w:t>
+            </w:r>
+            <w:r>
+              <w:t xml:space="preserve"> possible</w:t>
             </w:r>
           </w:p>
         </w:tc>
@@ -518,6 +755,112 @@
         </w:tc>
       </w:tr>
     </w:tbl>
+    <w:tbl>
+      <w:tblPr>
+        <w:tblW w:type="auto" w:w="0"/>
+        <w:jc w:val="center"/>
+        <w:tblLayout w:type="fixed"/>
+        <w:tblLook w:firstColumn="1" w:firstRow="1" w:lastColumn="0" w:lastRow="0" w:noHBand="0" w:noVBand="1" w:val="04A0"/>
+        <w:tblBorders>
+          <w:top w:val="single" w:sz="8" w:color="7FA7CF"/>
+          <w:left w:val="single" w:sz="8" w:color="7FA7CF"/>
+          <w:bottom w:val="single" w:sz="8" w:color="7FA7CF"/>
+          <w:right w:val="single" w:sz="8" w:color="7FA7CF"/>
+        </w:tblBorders>
+      </w:tblPr>
+      <w:tblGrid>
+        <w:gridCol w:w="9392"/>
+      </w:tblGrid>
+      <w:tr>
+        <w:tc>
+          <w:tcPr>
+            <w:tcW w:type="dxa" w:w="9392"/>
+            <w:shd w:fill="F3F7FB"/>
+            <w:tcMar>
+              <w:top w:w="140" w:type="dxa"/>
+              <w:start w:w="140" w:type="dxa"/>
+              <w:bottom w:w="140" w:type="dxa"/>
+              <w:end w:w="140" w:type="dxa"/>
+            </w:tcMar>
+          </w:tcPr>
+          <w:p>
+            <w:r>
+              <w:rPr>
+                <w:b/>
+                <w:color w:val="1F4E78"/>
+              </w:rPr>
+              <w:t>First pass: the result before the derivation</w:t>
+            </w:r>
+          </w:p>
+          <w:p>
+            <w:pPr>
+              <w:spacing w:after="60"/>
+            </w:pPr>
+            <w:r>
+              <w:t>Demanding that physics be unchanged under a phase rotation that differs from point to point, ψ → e</w:t>
+            </w:r>
+            <w:r>
+              <w:rPr>
+                <w:vertAlign w:val="superscript"/>
+              </w:rPr>
+              <w:t>iα(x)</w:t>
+            </w:r>
+            <w:r>
+              <w:t>ψ, forces a new field A</w:t>
+            </w:r>
+            <w:r>
+              <w:rPr>
+                <w:vertAlign w:val="subscript"/>
+              </w:rPr>
+              <w:t>μ</w:t>
+            </w:r>
+            <w:r>
+              <w:t xml:space="preserve"> and the covariant derivative D</w:t>
+            </w:r>
+            <w:r>
+              <w:rPr>
+                <w:vertAlign w:val="subscript"/>
+              </w:rPr>
+              <w:t>μ</w:t>
+            </w:r>
+            <w:r>
+              <w:t xml:space="preserve"> = ∂</w:t>
+            </w:r>
+            <w:r>
+              <w:rPr>
+                <w:vertAlign w:val="subscript"/>
+              </w:rPr>
+              <w:t>μ</w:t>
+            </w:r>
+            <w:r>
+              <w:t xml:space="preserve"> + ieA</w:t>
+            </w:r>
+            <w:r>
+              <w:rPr>
+                <w:vertAlign w:val="subscript"/>
+              </w:rPr>
+              <w:t>μ</w:t>
+            </w:r>
+            <w:r>
+              <w:t>.</w:t>
+            </w:r>
+          </w:p>
+          <w:p>
+            <w:pPr>
+              <w:spacing w:after="60"/>
+            </w:pPr>
+            <w:r>
+              <w:t>The electromagnetic interaction is not added by hand: it is the price of a local phase freedom. This is a high-risk topic; the derivation is worth doing twice.</w:t>
+            </w:r>
+          </w:p>
+        </w:tc>
+      </w:tr>
+    </w:tbl>
+    <w:p>
+      <w:pPr>
+        <w:spacing w:after="80"/>
+      </w:pPr>
+    </w:p>
     <w:p>
       <w:pPr>
         <w:pStyle w:val="Heading2"/>
@@ -536,7 +879,34 @@
     </w:p>
     <w:p>
       <w:r>
-        <w:t>A symmetry transformation is global if it uses the same parameter at every point of spacetime, and local if the parameter is allowed to be an arbitrary function α(x). This is one distinction. A separate distinction is between a spacetime symmetry, such as the Lorentz transformations and translations of Lesson 4, which act on the coordinates x^μ themselves, and an internal symmetry, such as the U(1) phase rotation of Lesson 31, which acts only on the value a field takes at a fixed point, leaving x^μ untouched. The phase symmetry ψ → e^(−iqα)ψ is a global, internal symmetry in its original form; this lesson studies what happens when it is made a local, internal symmetry, its parameter promoted from a constant to α(x).</w:t>
+        <w:t>A symmetry transformation is global if it uses the same parameter at every point of spacetime, and local if the parameter is allowed to be an arbitrary function α(x). This is one distinction. A separate distinction is between a spacetime symmetry, such as the Lorentz transformations and translations of Lesson 4, which act on the coordinates x</w:t>
+      </w:r>
+      <w:r>
+        <w:rPr>
+          <w:vertAlign w:val="superscript"/>
+        </w:rPr>
+        <w:t>μ</w:t>
+      </w:r>
+      <w:r>
+        <w:t xml:space="preserve"> themselves, and an internal symmetry, such as the U(1) phase rotation of Lesson 31, which acts only on the value a field takes at a fixed point, leaving x</w:t>
+      </w:r>
+      <w:r>
+        <w:rPr>
+          <w:vertAlign w:val="superscript"/>
+        </w:rPr>
+        <w:t>μ</w:t>
+      </w:r>
+      <w:r>
+        <w:t xml:space="preserve"> untouched. The phase symmetry ψ → e</w:t>
+      </w:r>
+      <w:r>
+        <w:rPr>
+          <w:vertAlign w:val="superscript"/>
+        </w:rPr>
+        <w:t>−iqα</w:t>
+      </w:r>
+      <w:r>
+        <w:t>ψ is a global, internal symmetry in its original form; this lesson studies what happens when it is made a local, internal symmetry, its parameter promoted from a constant to α(x).</w:t>
       </w:r>
     </w:p>
     <w:p>
@@ -563,7 +933,67 @@
     </w:p>
     <w:p>
       <w:r>
-        <w:t>Contrast a global phase rotation with a Lorentz boost as two different kinds of symmetry. A Lorentz boost (Lesson 4) is a spacetime symmetry: it moves the point x^μ to a new point Λ^μ_νx^ν and correspondingly reshuffles the components of any field with spacetime indices, such as A^μ. A global phase rotation ψ → e^(−iqα)ψ is an internal symmetry: the point x^μ is untouched, and only the internal, complex-number value of ψ at that unchanged point is multiplied by a phase. The two kinds of symmetry are logically independent, and the gauge principle developed in this lesson concerns only the internal one; the electromagnetic field's Lorentz transformation properties were already fixed, independently, in Lesson 4 and Lesson 8.</w:t>
+        <w:t>Contrast a global phase rotation with a Lorentz boost as two different kinds of symmetry. A Lorentz boost (Lesson 4) is a spacetime symmetry: it moves the point x</w:t>
+      </w:r>
+      <w:r>
+        <w:rPr>
+          <w:vertAlign w:val="superscript"/>
+        </w:rPr>
+        <w:t>μ</w:t>
+      </w:r>
+      <w:r>
+        <w:t xml:space="preserve"> to a new point Λ</w:t>
+      </w:r>
+      <w:r>
+        <w:rPr>
+          <w:vertAlign w:val="superscript"/>
+        </w:rPr>
+        <w:t>μ</w:t>
+      </w:r>
+      <w:r>
+        <w:rPr>
+          <w:vertAlign w:val="subscript"/>
+        </w:rPr>
+        <w:t>ν</w:t>
+      </w:r>
+      <w:r>
+        <w:t>x</w:t>
+      </w:r>
+      <w:r>
+        <w:rPr>
+          <w:vertAlign w:val="superscript"/>
+        </w:rPr>
+        <w:t>ν</w:t>
+      </w:r>
+      <w:r>
+        <w:t xml:space="preserve"> and correspondingly reshuffles the components of any field with spacetime indices, such as A</w:t>
+      </w:r>
+      <w:r>
+        <w:rPr>
+          <w:vertAlign w:val="superscript"/>
+        </w:rPr>
+        <w:t>μ</w:t>
+      </w:r>
+      <w:r>
+        <w:t>. A global phase rotation ψ → e</w:t>
+      </w:r>
+      <w:r>
+        <w:rPr>
+          <w:vertAlign w:val="superscript"/>
+        </w:rPr>
+        <w:t>−iqα</w:t>
+      </w:r>
+      <w:r>
+        <w:t>ψ is an internal symmetry: the point x</w:t>
+      </w:r>
+      <w:r>
+        <w:rPr>
+          <w:vertAlign w:val="superscript"/>
+        </w:rPr>
+        <w:t>μ</w:t>
+      </w:r>
+      <w:r>
+        <w:t xml:space="preserve"> is untouched, and only the internal, complex-number value of ψ at that unchanged point is multiplied by a phase. The two kinds of symmetry are logically independent, and the gauge principle developed in this lesson concerns only the internal one; the electromagnetic field's Lorentz transformation properties were already fixed, independently, in Lesson 4 and Lesson 8.</w:t>
       </w:r>
     </w:p>
     <w:p>
@@ -584,7 +1014,16 @@
     </w:p>
     <w:p>
       <w:r>
-        <w:t>Let φ be any field, of any spin, carrying charge q under the global transformation φ → e^(−iqα)φ (for the Dirac field, φ stands for ψ; for the complex scalar, for the φ of Lesson 31, Section 1.3). Promote α to a function of x and differentiate.</w:t>
+        <w:t>Let φ be any field, of any spin, carrying charge q under the global transformation φ → e</w:t>
+      </w:r>
+      <w:r>
+        <w:rPr>
+          <w:vertAlign w:val="superscript"/>
+        </w:rPr>
+        <w:t>−iqα</w:t>
+      </w:r>
+      <w:r>
+        <w:t>φ (for the Dirac field, φ stands for ψ; for the complex scalar, for the φ of Lesson 31, Section 1.3). Promote α to a function of x and differentiate.</w:t>
       </w:r>
     </w:p>
     <w:p>
@@ -729,7 +1168,43 @@
     </w:p>
     <w:p>
       <w:r>
-        <w:t>The bracket is not simply ∂_μφ; it carries an extra term −iq(∂_μα)φ, proportional to the gradient of the gauge parameter. This calculation used nothing about φ beyond its transformation law, so it applies equally to a scalar, a Dirac spinor, or any other field of charge q: the ordinary derivative of any charged field fails to transform homogeneously the moment the phase is allowed to vary with position. This is the precise statement, for a generic field, of what Lesson 31, Section 5.2, found specifically for ψ̄iγ^μ∂_μψ.</w:t>
+        <w:t>The bracket is not simply ∂</w:t>
+      </w:r>
+      <w:r>
+        <w:rPr>
+          <w:vertAlign w:val="subscript"/>
+        </w:rPr>
+        <w:t>μ</w:t>
+      </w:r>
+      <w:r>
+        <w:t>φ; it carries an extra term −iq(∂</w:t>
+      </w:r>
+      <w:r>
+        <w:rPr>
+          <w:vertAlign w:val="subscript"/>
+        </w:rPr>
+        <w:t>μα</w:t>
+      </w:r>
+      <w:r>
+        <w:t>)φ, proportional to the gradient of the gauge parameter. This calculation used nothing about φ beyond its transformation law, so it applies equally to a scalar, a Dirac spinor, or any other field of charge q: the ordinary derivative of any charged field fails to transform homogeneously the moment the phase is allowed to vary with position. This is the precise statement, for a generic field, of what Lesson 31, Section 5.2, found specifically for ψ̄iγ</w:t>
+      </w:r>
+      <w:r>
+        <w:rPr>
+          <w:vertAlign w:val="superscript"/>
+        </w:rPr>
+        <w:t>μ</w:t>
+      </w:r>
+      <w:r>
+        <w:t>∂</w:t>
+      </w:r>
+      <w:r>
+        <w:rPr>
+          <w:vertAlign w:val="subscript"/>
+        </w:rPr>
+        <w:t>μ</w:t>
+      </w:r>
+      <w:r>
+        <w:t>ψ.</w:t>
       </w:r>
     </w:p>
     <w:p>
@@ -742,7 +1217,25 @@
     </w:p>
     <w:p>
       <w:r>
-        <w:t>Suppose a new operator D_μ exists, built from ∂_μ and possibly other fields, with the property that it reproduces φ's own transformation law rather than acquiring an extra term.</w:t>
+        <w:t>Suppose a new operator D</w:t>
+      </w:r>
+      <w:r>
+        <w:rPr>
+          <w:vertAlign w:val="subscript"/>
+        </w:rPr>
+        <w:t>μ</w:t>
+      </w:r>
+      <w:r>
+        <w:t xml:space="preserve"> exists, built from ∂</w:t>
+      </w:r>
+      <w:r>
+        <w:rPr>
+          <w:vertAlign w:val="subscript"/>
+        </w:rPr>
+        <w:t>μ</w:t>
+      </w:r>
+      <w:r>
+        <w:t xml:space="preserve"> and possibly other fields, with the property that it reproduces φ's own transformation law rather than acquiring an extra term.</w:t>
       </w:r>
     </w:p>
     <w:p>
@@ -863,7 +1356,43 @@
     </w:p>
     <w:p>
       <w:r>
-        <w:t>If such an operator exists, then any Lagrangian built from φ, φ̄ (or φ*), and D_μφ in place of ∂_μφ, with every free index contracted as in the original Lagrangian, is automatically invariant under the local transformation, by the same cancellation of phases that made the global Lagrangian invariant in Lesson 31, Section 1: replacing ∂_μφ by D_μφ everywhere it appears, and nowhere else, is enough. The problem of restoring the symmetry has been reduced to the problem of finding an operator with this one property.</w:t>
+        <w:t>If such an operator exists, then any Lagrangian built from φ, φ̄ (or φ*), and D</w:t>
+      </w:r>
+      <w:r>
+        <w:rPr>
+          <w:vertAlign w:val="subscript"/>
+        </w:rPr>
+        <w:t>μ</w:t>
+      </w:r>
+      <w:r>
+        <w:t>φ in place of ∂</w:t>
+      </w:r>
+      <w:r>
+        <w:rPr>
+          <w:vertAlign w:val="subscript"/>
+        </w:rPr>
+        <w:t>μ</w:t>
+      </w:r>
+      <w:r>
+        <w:t>φ, with every free index contracted as in the original Lagrangian, is automatically invariant under the local transformation, by the same cancellation of phases that made the global Lagrangian invariant in Lesson 31, Section 1: replacing ∂</w:t>
+      </w:r>
+      <w:r>
+        <w:rPr>
+          <w:vertAlign w:val="subscript"/>
+        </w:rPr>
+        <w:t>μ</w:t>
+      </w:r>
+      <w:r>
+        <w:t>φ by D</w:t>
+      </w:r>
+      <w:r>
+        <w:rPr>
+          <w:vertAlign w:val="subscript"/>
+        </w:rPr>
+        <w:t>μ</w:t>
+      </w:r>
+      <w:r>
+        <w:t>φ everywhere it appears, and nowhere else, is enough. The problem of restoring the symmetry has been reduced to the problem of finding an operator with this one property.</w:t>
       </w:r>
     </w:p>
     <w:p>
@@ -876,7 +1405,97 @@
     </w:p>
     <w:p>
       <w:r>
-        <w:t>Try D_μ = ∂_μ + iqA_μ, with A_μ an as-yet-unknown field, and demand the transformation property of Section 2.2. Since D_μφ = ∂_μφ + iqA_μφ, and Section 2.1 already computed how ∂_μφ transforms, what is needed is a compensating change in A_μ that cancels the unwanted −iq(∂_μα)φ term exactly.</w:t>
+        <w:t>Try D</w:t>
+      </w:r>
+      <w:r>
+        <w:rPr>
+          <w:vertAlign w:val="subscript"/>
+        </w:rPr>
+        <w:t>μ</w:t>
+      </w:r>
+      <w:r>
+        <w:t xml:space="preserve"> = ∂</w:t>
+      </w:r>
+      <w:r>
+        <w:rPr>
+          <w:vertAlign w:val="subscript"/>
+        </w:rPr>
+        <w:t>μ</w:t>
+      </w:r>
+      <w:r>
+        <w:t xml:space="preserve"> + iqA</w:t>
+      </w:r>
+      <w:r>
+        <w:rPr>
+          <w:vertAlign w:val="subscript"/>
+        </w:rPr>
+        <w:t>μ</w:t>
+      </w:r>
+      <w:r>
+        <w:t>, with A</w:t>
+      </w:r>
+      <w:r>
+        <w:rPr>
+          <w:vertAlign w:val="subscript"/>
+        </w:rPr>
+        <w:t>μ</w:t>
+      </w:r>
+      <w:r>
+        <w:t xml:space="preserve"> an as-yet-unknown field, and demand the transformation property of Section 2.2. Since D</w:t>
+      </w:r>
+      <w:r>
+        <w:rPr>
+          <w:vertAlign w:val="subscript"/>
+        </w:rPr>
+        <w:t>μ</w:t>
+      </w:r>
+      <w:r>
+        <w:t>φ = ∂</w:t>
+      </w:r>
+      <w:r>
+        <w:rPr>
+          <w:vertAlign w:val="subscript"/>
+        </w:rPr>
+        <w:t>μ</w:t>
+      </w:r>
+      <w:r>
+        <w:t>φ + iqA</w:t>
+      </w:r>
+      <w:r>
+        <w:rPr>
+          <w:vertAlign w:val="subscript"/>
+        </w:rPr>
+        <w:t>μ</w:t>
+      </w:r>
+      <w:r>
+        <w:t>φ, and Section 2.1 already computed how ∂</w:t>
+      </w:r>
+      <w:r>
+        <w:rPr>
+          <w:vertAlign w:val="subscript"/>
+        </w:rPr>
+        <w:t>μ</w:t>
+      </w:r>
+      <w:r>
+        <w:t>φ transforms, what is needed is a compensating change in A</w:t>
+      </w:r>
+      <w:r>
+        <w:rPr>
+          <w:vertAlign w:val="subscript"/>
+        </w:rPr>
+        <w:t>μ</w:t>
+      </w:r>
+      <w:r>
+        <w:t xml:space="preserve"> that cancels the unwanted −iq(∂</w:t>
+      </w:r>
+      <w:r>
+        <w:rPr>
+          <w:vertAlign w:val="subscript"/>
+        </w:rPr>
+        <w:t>μα</w:t>
+      </w:r>
+      <w:r>
+        <w:t>)φ term exactly.</w:t>
       </w:r>
     </w:p>
     <w:p>
@@ -1018,7 +1637,79 @@
     </w:p>
     <w:p>
       <w:r>
-        <w:t>where A_μ′ is A_μ evaluated after whatever transformation it undergoes. For this to equal e^(−iqα)D_μφ = e^(−iqα)[∂_μφ + iqA_μφ], the bracketed terms must match after dividing through by the common factor e^(−iqα):</w:t>
+        <w:t>where A</w:t>
+      </w:r>
+      <w:r>
+        <w:rPr>
+          <w:vertAlign w:val="subscript"/>
+        </w:rPr>
+        <w:t>μ′</w:t>
+      </w:r>
+      <w:r>
+        <w:t xml:space="preserve"> is A</w:t>
+      </w:r>
+      <w:r>
+        <w:rPr>
+          <w:vertAlign w:val="subscript"/>
+        </w:rPr>
+        <w:t>μ</w:t>
+      </w:r>
+      <w:r>
+        <w:t xml:space="preserve"> evaluated after whatever transformation it undergoes. For this to equal e</w:t>
+      </w:r>
+      <w:r>
+        <w:rPr>
+          <w:vertAlign w:val="superscript"/>
+        </w:rPr>
+        <w:t>−iqα</w:t>
+      </w:r>
+      <w:r>
+        <w:t>D</w:t>
+      </w:r>
+      <w:r>
+        <w:rPr>
+          <w:vertAlign w:val="subscript"/>
+        </w:rPr>
+        <w:t>μ</w:t>
+      </w:r>
+      <w:r>
+        <w:t>φ = e</w:t>
+      </w:r>
+      <w:r>
+        <w:rPr>
+          <w:vertAlign w:val="superscript"/>
+        </w:rPr>
+        <w:t>−iqα</w:t>
+      </w:r>
+      <w:r>
+        <w:t>[∂</w:t>
+      </w:r>
+      <w:r>
+        <w:rPr>
+          <w:vertAlign w:val="subscript"/>
+        </w:rPr>
+        <w:t>μ</w:t>
+      </w:r>
+      <w:r>
+        <w:t>φ + iqA</w:t>
+      </w:r>
+      <w:r>
+        <w:rPr>
+          <w:vertAlign w:val="subscript"/>
+        </w:rPr>
+        <w:t>μ</w:t>
+      </w:r>
+      <w:r>
+        <w:t>φ], the bracketed terms must match after dividing through by the common factor e</w:t>
+      </w:r>
+      <w:r>
+        <w:rPr>
+          <w:vertAlign w:val="superscript"/>
+        </w:rPr>
+        <w:t>−iqα</w:t>
+      </w:r>
+      <w:r>
+        <w:t>:</w:t>
       </w:r>
     </w:p>
     <w:p>
@@ -1152,7 +1843,52 @@
     </w:p>
     <w:p>
       <w:r>
-        <w:t>The gauge field's transformation law, A_μ → A_μ + ∂_μα, is not an independent postulate here; it is derived, forced by the single requirement that D_μφ transform the same way φ itself does. This is exactly the gauge transformation of the electromagnetic potential met classically in Lesson 8, Section 3, and reconciled there with the sign convention of that lesson (χ = −α, Lesson 31, Section 5.3). No property of φ beyond its charge q entered the derivation: the same A_μ, transforming the same way, works for any field of any spin, provided only that its charge under the global U(1) is q.</w:t>
+        <w:t>The gauge field's transformation law, A</w:t>
+      </w:r>
+      <w:r>
+        <w:rPr>
+          <w:vertAlign w:val="subscript"/>
+        </w:rPr>
+        <w:t>μ</w:t>
+      </w:r>
+      <w:r>
+        <w:t xml:space="preserve"> → A</w:t>
+      </w:r>
+      <w:r>
+        <w:rPr>
+          <w:vertAlign w:val="subscript"/>
+        </w:rPr>
+        <w:t>μ</w:t>
+      </w:r>
+      <w:r>
+        <w:t xml:space="preserve"> + ∂</w:t>
+      </w:r>
+      <w:r>
+        <w:rPr>
+          <w:vertAlign w:val="subscript"/>
+        </w:rPr>
+        <w:t>μα</w:t>
+      </w:r>
+      <w:r>
+        <w:t>, is not an independent postulate here; it is derived, forced by the single requirement that D</w:t>
+      </w:r>
+      <w:r>
+        <w:rPr>
+          <w:vertAlign w:val="subscript"/>
+        </w:rPr>
+        <w:t>μ</w:t>
+      </w:r>
+      <w:r>
+        <w:t>φ transform the same way φ itself does. This is exactly the gauge transformation of the electromagnetic potential met classically in Lesson 8, Section 3, and reconciled there with the sign convention of that lesson (χ = −α, Lesson 31, Section 5.3). No property of φ beyond its charge q entered the derivation: the same A</w:t>
+      </w:r>
+      <w:r>
+        <w:rPr>
+          <w:vertAlign w:val="subscript"/>
+        </w:rPr>
+        <w:t>μ</w:t>
+      </w:r>
+      <w:r>
+        <w:t>, transforming the same way, works for any field of any spin, provided only that its charge under the global U(1) is q.</w:t>
       </w:r>
     </w:p>
     <w:p>
@@ -1166,7 +1902,241 @@
     </w:p>
     <w:p>
       <w:r>
-        <w:t>Verify directly that this A_μ′ makes D_μφ transform correctly, filling in the algebra of Section 2.3 as a single computation. D_μ′(e^(−iqα)φ) = [∂_μ + iq(A_μ+∂_μα)](e^(−iqα)φ) = e^(−iqα)[∂_μφ − iq(∂_μα)φ] + iq(A_μ+∂_μα)e^(−iqα)φ = e^(−iqα)[∂_μφ − iq(∂_μα)φ + iqA_μφ + iq(∂_μα)φ] = e^(−iqα)[∂_μφ + iqA_μφ] = e^(−iqα)D_μφ. The two terms in ∂_μα, one from differentiating the phase and one from the shift in A_μ, cancel exactly, and this cancellation is the entire content of the derivation, algebraically identical to Lesson 31, Exercise 10's check for the Dirac field specifically, now seen to hold for a generic φ by the same steps with no reference to spinor indices at all.</w:t>
+        <w:t>Verify directly that this A</w:t>
+      </w:r>
+      <w:r>
+        <w:rPr>
+          <w:vertAlign w:val="subscript"/>
+        </w:rPr>
+        <w:t>μ′</w:t>
+      </w:r>
+      <w:r>
+        <w:t xml:space="preserve"> makes D</w:t>
+      </w:r>
+      <w:r>
+        <w:rPr>
+          <w:vertAlign w:val="subscript"/>
+        </w:rPr>
+        <w:t>μ</w:t>
+      </w:r>
+      <w:r>
+        <w:t>φ transform correctly, filling in the algebra of Section 2.3 as a single computation. D</w:t>
+      </w:r>
+      <w:r>
+        <w:rPr>
+          <w:vertAlign w:val="subscript"/>
+        </w:rPr>
+        <w:t>μ′</w:t>
+      </w:r>
+      <w:r>
+        <w:t>(e</w:t>
+      </w:r>
+      <w:r>
+        <w:rPr>
+          <w:vertAlign w:val="superscript"/>
+        </w:rPr>
+        <w:t>−iqα</w:t>
+      </w:r>
+      <w:r>
+        <w:t>φ) = [∂</w:t>
+      </w:r>
+      <w:r>
+        <w:rPr>
+          <w:vertAlign w:val="subscript"/>
+        </w:rPr>
+        <w:t>μ</w:t>
+      </w:r>
+      <w:r>
+        <w:t xml:space="preserve"> + iq(A</w:t>
+      </w:r>
+      <w:r>
+        <w:rPr>
+          <w:vertAlign w:val="subscript"/>
+        </w:rPr>
+        <w:t>μ</w:t>
+      </w:r>
+      <w:r>
+        <w:t>+∂</w:t>
+      </w:r>
+      <w:r>
+        <w:rPr>
+          <w:vertAlign w:val="subscript"/>
+        </w:rPr>
+        <w:t>μα</w:t>
+      </w:r>
+      <w:r>
+        <w:t>)](e</w:t>
+      </w:r>
+      <w:r>
+        <w:rPr>
+          <w:vertAlign w:val="superscript"/>
+        </w:rPr>
+        <w:t>−iqα</w:t>
+      </w:r>
+      <w:r>
+        <w:t>φ) = e</w:t>
+      </w:r>
+      <w:r>
+        <w:rPr>
+          <w:vertAlign w:val="superscript"/>
+        </w:rPr>
+        <w:t>−iqα</w:t>
+      </w:r>
+      <w:r>
+        <w:t>[∂</w:t>
+      </w:r>
+      <w:r>
+        <w:rPr>
+          <w:vertAlign w:val="subscript"/>
+        </w:rPr>
+        <w:t>μ</w:t>
+      </w:r>
+      <w:r>
+        <w:t>φ − iq(∂</w:t>
+      </w:r>
+      <w:r>
+        <w:rPr>
+          <w:vertAlign w:val="subscript"/>
+        </w:rPr>
+        <w:t>μα</w:t>
+      </w:r>
+      <w:r>
+        <w:t>)φ] + iq(A</w:t>
+      </w:r>
+      <w:r>
+        <w:rPr>
+          <w:vertAlign w:val="subscript"/>
+        </w:rPr>
+        <w:t>μ</w:t>
+      </w:r>
+      <w:r>
+        <w:t>+∂</w:t>
+      </w:r>
+      <w:r>
+        <w:rPr>
+          <w:vertAlign w:val="subscript"/>
+        </w:rPr>
+        <w:t>μα</w:t>
+      </w:r>
+      <w:r>
+        <w:t>)e</w:t>
+      </w:r>
+      <w:r>
+        <w:rPr>
+          <w:vertAlign w:val="superscript"/>
+        </w:rPr>
+        <w:t>−iqα</w:t>
+      </w:r>
+      <w:r>
+        <w:t>φ = e</w:t>
+      </w:r>
+      <w:r>
+        <w:rPr>
+          <w:vertAlign w:val="superscript"/>
+        </w:rPr>
+        <w:t>−iqα</w:t>
+      </w:r>
+      <w:r>
+        <w:t>[∂</w:t>
+      </w:r>
+      <w:r>
+        <w:rPr>
+          <w:vertAlign w:val="subscript"/>
+        </w:rPr>
+        <w:t>μ</w:t>
+      </w:r>
+      <w:r>
+        <w:t>φ − iq(∂</w:t>
+      </w:r>
+      <w:r>
+        <w:rPr>
+          <w:vertAlign w:val="subscript"/>
+        </w:rPr>
+        <w:t>μα</w:t>
+      </w:r>
+      <w:r>
+        <w:t>)φ + iqA</w:t>
+      </w:r>
+      <w:r>
+        <w:rPr>
+          <w:vertAlign w:val="subscript"/>
+        </w:rPr>
+        <w:t>μ</w:t>
+      </w:r>
+      <w:r>
+        <w:t>φ + iq(∂</w:t>
+      </w:r>
+      <w:r>
+        <w:rPr>
+          <w:vertAlign w:val="subscript"/>
+        </w:rPr>
+        <w:t>μα</w:t>
+      </w:r>
+      <w:r>
+        <w:t>)φ] = e</w:t>
+      </w:r>
+      <w:r>
+        <w:rPr>
+          <w:vertAlign w:val="superscript"/>
+        </w:rPr>
+        <w:t>−iqα</w:t>
+      </w:r>
+      <w:r>
+        <w:t>[∂</w:t>
+      </w:r>
+      <w:r>
+        <w:rPr>
+          <w:vertAlign w:val="subscript"/>
+        </w:rPr>
+        <w:t>μ</w:t>
+      </w:r>
+      <w:r>
+        <w:t>φ + iqA</w:t>
+      </w:r>
+      <w:r>
+        <w:rPr>
+          <w:vertAlign w:val="subscript"/>
+        </w:rPr>
+        <w:t>μ</w:t>
+      </w:r>
+      <w:r>
+        <w:t>φ] = e</w:t>
+      </w:r>
+      <w:r>
+        <w:rPr>
+          <w:vertAlign w:val="superscript"/>
+        </w:rPr>
+        <w:t>−iqα</w:t>
+      </w:r>
+      <w:r>
+        <w:t>D</w:t>
+      </w:r>
+      <w:r>
+        <w:rPr>
+          <w:vertAlign w:val="subscript"/>
+        </w:rPr>
+        <w:t>μ</w:t>
+      </w:r>
+      <w:r>
+        <w:t>φ. The two terms in ∂</w:t>
+      </w:r>
+      <w:r>
+        <w:rPr>
+          <w:vertAlign w:val="subscript"/>
+        </w:rPr>
+        <w:t>μα</w:t>
+      </w:r>
+      <w:r>
+        <w:t>, one from differentiating the phase and one from the shift in A</w:t>
+      </w:r>
+      <w:r>
+        <w:rPr>
+          <w:vertAlign w:val="subscript"/>
+        </w:rPr>
+        <w:t>μ</w:t>
+      </w:r>
+      <w:r>
+        <w:t>, cancel exactly, and this cancellation is the entire content of the derivation, algebraically identical to Lesson 31, Exercise 10's check for the Dirac field specifically, now seen to hold for a generic φ by the same steps with no reference to spinor indices at all.</w:t>
       </w:r>
     </w:p>
     <w:p>
@@ -1200,7 +2170,151 @@
     </w:p>
     <w:p>
       <w:r>
-        <w:t>Lesson 31, Section 1.3, gave the complex scalar field the same global transformation, φ → e^(−iqα)φ, as the Dirac field, with the same charge label q. Section 2's derivation used nothing but this transformation law, so it applies verbatim: D_μφ = (∂_μ + iqA_μ)φ transforms homogeneously, with the same A_μ and the same transformation law A_μ → A_μ + ∂_μα found in Section 2.3. Replacing ∂_μφ by D_μφ and ∂_μφ* by D_μφ* = (∂_μ − iqA_μ)φ* (Exercise 6 derives the complex-conjugate rule) in the free Lagrangian of Lesson 31, Section 1.3, gives the gauge-invariant scalar Lagrangian D_μφ*D^μφ − m²φ*φ, describing a charged scalar particle, such as the charged pion mentioned in Lesson 18, coupled to the same electromagnetic field as the electron.</w:t>
+        <w:t>Lesson 31, Section 1.3, gave the complex scalar field the same global transformation, φ → e</w:t>
+      </w:r>
+      <w:r>
+        <w:rPr>
+          <w:vertAlign w:val="superscript"/>
+        </w:rPr>
+        <w:t>−iqα</w:t>
+      </w:r>
+      <w:r>
+        <w:t>φ, as the Dirac field, with the same charge label q. Section 2's derivation used nothing but this transformation law, so it applies verbatim: D</w:t>
+      </w:r>
+      <w:r>
+        <w:rPr>
+          <w:vertAlign w:val="subscript"/>
+        </w:rPr>
+        <w:t>μ</w:t>
+      </w:r>
+      <w:r>
+        <w:t>φ = (∂</w:t>
+      </w:r>
+      <w:r>
+        <w:rPr>
+          <w:vertAlign w:val="subscript"/>
+        </w:rPr>
+        <w:t>μ</w:t>
+      </w:r>
+      <w:r>
+        <w:t xml:space="preserve"> + iqA</w:t>
+      </w:r>
+      <w:r>
+        <w:rPr>
+          <w:vertAlign w:val="subscript"/>
+        </w:rPr>
+        <w:t>μ</w:t>
+      </w:r>
+      <w:r>
+        <w:t>)φ transforms homogeneously, with the same A</w:t>
+      </w:r>
+      <w:r>
+        <w:rPr>
+          <w:vertAlign w:val="subscript"/>
+        </w:rPr>
+        <w:t>μ</w:t>
+      </w:r>
+      <w:r>
+        <w:t xml:space="preserve"> and the same transformation law A</w:t>
+      </w:r>
+      <w:r>
+        <w:rPr>
+          <w:vertAlign w:val="subscript"/>
+        </w:rPr>
+        <w:t>μ</w:t>
+      </w:r>
+      <w:r>
+        <w:t xml:space="preserve"> → A</w:t>
+      </w:r>
+      <w:r>
+        <w:rPr>
+          <w:vertAlign w:val="subscript"/>
+        </w:rPr>
+        <w:t>μ</w:t>
+      </w:r>
+      <w:r>
+        <w:t xml:space="preserve"> + ∂</w:t>
+      </w:r>
+      <w:r>
+        <w:rPr>
+          <w:vertAlign w:val="subscript"/>
+        </w:rPr>
+        <w:t>μα</w:t>
+      </w:r>
+      <w:r>
+        <w:t xml:space="preserve"> found in Section 2.3. Replacing ∂</w:t>
+      </w:r>
+      <w:r>
+        <w:rPr>
+          <w:vertAlign w:val="subscript"/>
+        </w:rPr>
+        <w:t>μ</w:t>
+      </w:r>
+      <w:r>
+        <w:t>φ by D</w:t>
+      </w:r>
+      <w:r>
+        <w:rPr>
+          <w:vertAlign w:val="subscript"/>
+        </w:rPr>
+        <w:t>μ</w:t>
+      </w:r>
+      <w:r>
+        <w:t>φ and ∂</w:t>
+      </w:r>
+      <w:r>
+        <w:rPr>
+          <w:vertAlign w:val="subscript"/>
+        </w:rPr>
+        <w:t>μ</w:t>
+      </w:r>
+      <w:r>
+        <w:t>φ* by D</w:t>
+      </w:r>
+      <w:r>
+        <w:rPr>
+          <w:vertAlign w:val="subscript"/>
+        </w:rPr>
+        <w:t>μ</w:t>
+      </w:r>
+      <w:r>
+        <w:t>φ* = (∂</w:t>
+      </w:r>
+      <w:r>
+        <w:rPr>
+          <w:vertAlign w:val="subscript"/>
+        </w:rPr>
+        <w:t>μ</w:t>
+      </w:r>
+      <w:r>
+        <w:t xml:space="preserve"> − iqA</w:t>
+      </w:r>
+      <w:r>
+        <w:rPr>
+          <w:vertAlign w:val="subscript"/>
+        </w:rPr>
+        <w:t>μ</w:t>
+      </w:r>
+      <w:r>
+        <w:t>)φ* (Exercise 6 derives the complex-conjugate rule) in the free Lagrangian of Lesson 31, Section 1.3, gives the gauge-invariant scalar Lagrangian D</w:t>
+      </w:r>
+      <w:r>
+        <w:rPr>
+          <w:vertAlign w:val="subscript"/>
+        </w:rPr>
+        <w:t>μ</w:t>
+      </w:r>
+      <w:r>
+        <w:t>φ*D</w:t>
+      </w:r>
+      <w:r>
+        <w:rPr>
+          <w:vertAlign w:val="superscript"/>
+        </w:rPr>
+        <w:t>μ</w:t>
+      </w:r>
+      <w:r>
+        <w:t>φ − m²φ*φ, describing a charged scalar particle, such as the charged pion mentioned in Lesson 18, coupled to the same electromagnetic field as the electron.</w:t>
       </w:r>
     </w:p>
     <w:p>
@@ -1213,7 +2327,133 @@
     </w:p>
     <w:p>
       <w:r>
-        <w:t>The field A_μ derived in Section 2.3 carries no reference to which kind of matter field it is coupled to; a single A_μ, with a single transformation law, is the compensating field required by every charged field in the theory simultaneously. Coupling two different fields, say the electron field with charge q_e = −e and a hypothetical scalar field with charge q_s, to the same A_μ via their own covariant derivatives D_μ = ∂_μ + iq_eA_μ and D_μ = ∂_μ + iq_sA_μ respectively, gives a single consistent, locally gauge-invariant theory, because Section 2's derivation of A_μ's transformation law depended only on the general structure of the argument, not on the numerical value of q. This is the precise sense in which the electromagnetic interaction is universal: every electrically charged particle in nature, whatever else distinguishes it, couples to the same photon field with a strength set only by its own charge, a fact that will reappear as the statement that the coupling constant e in the vertex factor of Lesson 45 is the same number for the electron as for the muon, up to a slightly different formula relating it to α (Lesson 44).</w:t>
+        <w:t>The field A</w:t>
+      </w:r>
+      <w:r>
+        <w:rPr>
+          <w:vertAlign w:val="subscript"/>
+        </w:rPr>
+        <w:t>μ</w:t>
+      </w:r>
+      <w:r>
+        <w:t xml:space="preserve"> derived in Section 2.3 carries no reference to which kind of matter field it is coupled to; a single A</w:t>
+      </w:r>
+      <w:r>
+        <w:rPr>
+          <w:vertAlign w:val="subscript"/>
+        </w:rPr>
+        <w:t>μ</w:t>
+      </w:r>
+      <w:r>
+        <w:t>, with a single transformation law, is the compensating field required by every charged field in the theory simultaneously. Coupling two different fields, say the electron field with charge q</w:t>
+      </w:r>
+      <w:r>
+        <w:rPr>
+          <w:vertAlign w:val="subscript"/>
+        </w:rPr>
+        <w:t>e</w:t>
+      </w:r>
+      <w:r>
+        <w:t xml:space="preserve"> = −e and a hypothetical scalar field with charge q</w:t>
+      </w:r>
+      <w:r>
+        <w:rPr>
+          <w:vertAlign w:val="subscript"/>
+        </w:rPr>
+        <w:t>s</w:t>
+      </w:r>
+      <w:r>
+        <w:t>, to the same A</w:t>
+      </w:r>
+      <w:r>
+        <w:rPr>
+          <w:vertAlign w:val="subscript"/>
+        </w:rPr>
+        <w:t>μ</w:t>
+      </w:r>
+      <w:r>
+        <w:t xml:space="preserve"> via their own covariant derivatives D</w:t>
+      </w:r>
+      <w:r>
+        <w:rPr>
+          <w:vertAlign w:val="subscript"/>
+        </w:rPr>
+        <w:t>μ</w:t>
+      </w:r>
+      <w:r>
+        <w:t xml:space="preserve"> = ∂</w:t>
+      </w:r>
+      <w:r>
+        <w:rPr>
+          <w:vertAlign w:val="subscript"/>
+        </w:rPr>
+        <w:t>μ</w:t>
+      </w:r>
+      <w:r>
+        <w:t xml:space="preserve"> + iq</w:t>
+      </w:r>
+      <w:r>
+        <w:rPr>
+          <w:vertAlign w:val="subscript"/>
+        </w:rPr>
+        <w:t>e</w:t>
+      </w:r>
+      <w:r>
+        <w:t>A</w:t>
+      </w:r>
+      <w:r>
+        <w:rPr>
+          <w:vertAlign w:val="subscript"/>
+        </w:rPr>
+        <w:t>μ</w:t>
+      </w:r>
+      <w:r>
+        <w:t xml:space="preserve"> and D</w:t>
+      </w:r>
+      <w:r>
+        <w:rPr>
+          <w:vertAlign w:val="subscript"/>
+        </w:rPr>
+        <w:t>μ</w:t>
+      </w:r>
+      <w:r>
+        <w:t xml:space="preserve"> = ∂</w:t>
+      </w:r>
+      <w:r>
+        <w:rPr>
+          <w:vertAlign w:val="subscript"/>
+        </w:rPr>
+        <w:t>μ</w:t>
+      </w:r>
+      <w:r>
+        <w:t xml:space="preserve"> + iq</w:t>
+      </w:r>
+      <w:r>
+        <w:rPr>
+          <w:vertAlign w:val="subscript"/>
+        </w:rPr>
+        <w:t>s</w:t>
+      </w:r>
+      <w:r>
+        <w:t>A</w:t>
+      </w:r>
+      <w:r>
+        <w:rPr>
+          <w:vertAlign w:val="subscript"/>
+        </w:rPr>
+        <w:t>μ</w:t>
+      </w:r>
+      <w:r>
+        <w:t xml:space="preserve"> respectively, gives a single consistent, locally gauge-invariant theory, because Section 2's derivation of A</w:t>
+      </w:r>
+      <w:r>
+        <w:rPr>
+          <w:vertAlign w:val="subscript"/>
+        </w:rPr>
+        <w:t>μ</w:t>
+      </w:r>
+      <w:r>
+        <w:t>'s transformation law depended only on the general structure of the argument, not on the numerical value of q. This is the precise sense in which the electromagnetic interaction is universal: every electrically charged particle in nature, whatever else distinguishes it, couples to the same photon field with a strength set only by its own charge, a fact that will reappear as the statement that the coupling constant e in the vertex factor of Lesson 45 is the same number for the electron as for the muon, up to a slightly different formula relating it to α (Lesson 44).</w:t>
       </w:r>
     </w:p>
     <w:p>
@@ -1227,7 +2467,73 @@
     </w:p>
     <w:p>
       <w:r>
-        <w:t>State what would go wrong if two different charged fields, coupled to two independent gauge fields A_μ^((1)) and A_μ^((2)) transforming with two independent parameters α_1(x) and α_2(x), were used instead of a single shared A_μ. Nothing in the algebra of Section 2 forbids writing down such a theory; it simply describes two separate U(1) gauge symmetries with two separate photon-like fields, one coupled to each kind of matter, and no interaction at all between the two kinds of charge through the gauge sector. This is not what is observed: an electron and a muon, though different particles, respond to the same electromagnetic field, and a single photon mediates forces between them both, which is only possible if they share one A_μ, transforming under one shared local symmetry, the structure Section 3.2 describes.</w:t>
+        <w:t>State what would go wrong if two different charged fields, coupled to two independent gauge fields A</w:t>
+      </w:r>
+      <w:r>
+        <w:rPr>
+          <w:vertAlign w:val="subscript"/>
+        </w:rPr>
+        <w:t>μ</w:t>
+      </w:r>
+      <w:r>
+        <w:rPr>
+          <w:vertAlign w:val="superscript"/>
+        </w:rPr>
+        <w:t>(1)</w:t>
+      </w:r>
+      <w:r>
+        <w:t xml:space="preserve"> and A</w:t>
+      </w:r>
+      <w:r>
+        <w:rPr>
+          <w:vertAlign w:val="subscript"/>
+        </w:rPr>
+        <w:t>μ</w:t>
+      </w:r>
+      <w:r>
+        <w:rPr>
+          <w:vertAlign w:val="superscript"/>
+        </w:rPr>
+        <w:t>(2)</w:t>
+      </w:r>
+      <w:r>
+        <w:t xml:space="preserve"> transforming with two independent parameters α</w:t>
+      </w:r>
+      <w:r>
+        <w:rPr>
+          <w:vertAlign w:val="subscript"/>
+        </w:rPr>
+        <w:t>1</w:t>
+      </w:r>
+      <w:r>
+        <w:t>(x) and α</w:t>
+      </w:r>
+      <w:r>
+        <w:rPr>
+          <w:vertAlign w:val="subscript"/>
+        </w:rPr>
+        <w:t>2</w:t>
+      </w:r>
+      <w:r>
+        <w:t>(x), were used instead of a single shared A</w:t>
+      </w:r>
+      <w:r>
+        <w:rPr>
+          <w:vertAlign w:val="subscript"/>
+        </w:rPr>
+        <w:t>μ</w:t>
+      </w:r>
+      <w:r>
+        <w:t>. Nothing in the algebra of Section 2 forbids writing down such a theory; it simply describes two separate U(1) gauge symmetries with two separate photon-like fields, one coupled to each kind of matter, and no interaction at all between the two kinds of charge through the gauge sector. This is not what is observed: an electron and a muon, though different particles, respond to the same electromagnetic field, and a single photon mediates forces between them both, which is only possible if they share one A</w:t>
+      </w:r>
+      <w:r>
+        <w:rPr>
+          <w:vertAlign w:val="subscript"/>
+        </w:rPr>
+        <w:t>μ</w:t>
+      </w:r>
+      <w:r>
+        <w:t>, transforming under one shared local symmetry, the structure Section 3.2 describes.</w:t>
       </w:r>
     </w:p>
     <w:p>
@@ -1248,7 +2554,85 @@
     </w:p>
     <w:p>
       <w:r>
-        <w:t>The prescription ∂_μ → D_μ = ∂_μ + iqA_μ is called minimal coupling because it is the simplest modification of the free theory consistent with local gauge invariance: it adds exactly the one term needed to restore the symmetry, with no further freedom (a term such as qF_μνσ^μν, built from the field strength of Lesson 43 and the spin tensor of Lesson 22, would also be gauge invariant on its own, and such terms are not excluded by symmetry alone, but they are not required by it either, and QED, as it is observed, contains no such additional term at tree level). Lesson 6, Section 6.2, and Lesson 8, Section 8.1, already used the name "minimal coupling" for the substitution p^μ → p^μ − qA^μ, derived there from the classical Hamiltonian of a charged particle by analogy with electromagnetism as already known. This lesson supplies what that earlier appearance lacked: a derivation of the same substitution from a symmetry principle alone, with no appeal to a pre-existing classical theory of electromagnetism to borrow the coupling from.</w:t>
+        <w:t>The prescription ∂</w:t>
+      </w:r>
+      <w:r>
+        <w:rPr>
+          <w:vertAlign w:val="subscript"/>
+        </w:rPr>
+        <w:t>μ</w:t>
+      </w:r>
+      <w:r>
+        <w:t xml:space="preserve"> → D</w:t>
+      </w:r>
+      <w:r>
+        <w:rPr>
+          <w:vertAlign w:val="subscript"/>
+        </w:rPr>
+        <w:t>μ</w:t>
+      </w:r>
+      <w:r>
+        <w:t xml:space="preserve"> = ∂</w:t>
+      </w:r>
+      <w:r>
+        <w:rPr>
+          <w:vertAlign w:val="subscript"/>
+        </w:rPr>
+        <w:t>μ</w:t>
+      </w:r>
+      <w:r>
+        <w:t xml:space="preserve"> + iqA</w:t>
+      </w:r>
+      <w:r>
+        <w:rPr>
+          <w:vertAlign w:val="subscript"/>
+        </w:rPr>
+        <w:t>μ</w:t>
+      </w:r>
+      <w:r>
+        <w:t xml:space="preserve"> is called minimal coupling because it is the simplest modification of the free theory consistent with local gauge invariance: it adds exactly the one term needed to restore the symmetry, with no further freedom (a term such as qF</w:t>
+      </w:r>
+      <w:r>
+        <w:rPr>
+          <w:vertAlign w:val="subscript"/>
+        </w:rPr>
+        <w:t>μνσ</w:t>
+      </w:r>
+      <w:r>
+        <w:rPr>
+          <w:vertAlign w:val="superscript"/>
+        </w:rPr>
+        <w:t>μν</w:t>
+      </w:r>
+      <w:r>
+        <w:t>, built from the field strength of Lesson 43 and the spin tensor of Lesson 22, would also be gauge invariant on its own, and such terms are not excluded by symmetry alone, but they are not required by it either, and QED, as it is observed, contains no such additional term at tree level). Lesson 6, Section 6.2, and Lesson 8, Section 8.1, already used the name "minimal coupling" for the substitution p</w:t>
+      </w:r>
+      <w:r>
+        <w:rPr>
+          <w:vertAlign w:val="superscript"/>
+        </w:rPr>
+        <w:t>μ</w:t>
+      </w:r>
+      <w:r>
+        <w:t xml:space="preserve"> → p</w:t>
+      </w:r>
+      <w:r>
+        <w:rPr>
+          <w:vertAlign w:val="superscript"/>
+        </w:rPr>
+        <w:t>μ</w:t>
+      </w:r>
+      <w:r>
+        <w:t xml:space="preserve"> − qA</w:t>
+      </w:r>
+      <w:r>
+        <w:rPr>
+          <w:vertAlign w:val="superscript"/>
+        </w:rPr>
+        <w:t>μ</w:t>
+      </w:r>
+      <w:r>
+        <w:t>, derived there from the classical Hamiltonian of a charged particle by analogy with electromagnetism as already known. This lesson supplies what that earlier appearance lacked: a derivation of the same substitution from a symmetry principle alone, with no appeal to a pre-existing classical theory of electromagnetism to borrow the coupling from.</w:t>
       </w:r>
     </w:p>
     <w:p>
@@ -1261,7 +2645,79 @@
     </w:p>
     <w:p>
       <w:r>
-        <w:t>The classical minimal coupling of Lesson 6 was motivated by matching a known result, the Lorentz force law derived independently in Lesson 5 from the coupling −qA_μdx^μ. The quantum-mechanical minimal coupling of Lesson 8, Section 8.1, was obtained by promoting p^μ to i∂^μ in the classical formula. Both were, at the time, educated guesses confirmed by their consequences rather than derivations from a stated principle. Section 2 of this lesson supplies that principle: demand that the theory admit an arbitrary, position-dependent choice of phase convention for every charged field, and the substitution ∂_μ → ∂_μ + iqA_μ, together with the specific transformation law of A_μ, is the unique consequence. The three appearances of minimal coupling in this course, Lesson 6's classical mechanics, Lesson 8's first pass at quantum mechanics, and this lesson's field-theoretic derivation, are one fact, reached by three different routes.</w:t>
+        <w:t>The classical minimal coupling of Lesson 6 was motivated by matching a known result, the Lorentz force law derived independently in Lesson 5 from the coupling −qA</w:t>
+      </w:r>
+      <w:r>
+        <w:rPr>
+          <w:vertAlign w:val="subscript"/>
+        </w:rPr>
+        <w:t>μ</w:t>
+      </w:r>
+      <w:r>
+        <w:t>dx</w:t>
+      </w:r>
+      <w:r>
+        <w:rPr>
+          <w:vertAlign w:val="superscript"/>
+        </w:rPr>
+        <w:t>μ</w:t>
+      </w:r>
+      <w:r>
+        <w:t>. The quantum-mechanical minimal coupling of Lesson 8, Section 8.1, was obtained by promoting p</w:t>
+      </w:r>
+      <w:r>
+        <w:rPr>
+          <w:vertAlign w:val="superscript"/>
+        </w:rPr>
+        <w:t>μ</w:t>
+      </w:r>
+      <w:r>
+        <w:t xml:space="preserve"> to i∂</w:t>
+      </w:r>
+      <w:r>
+        <w:rPr>
+          <w:vertAlign w:val="superscript"/>
+        </w:rPr>
+        <w:t>μ</w:t>
+      </w:r>
+      <w:r>
+        <w:t xml:space="preserve"> in the classical formula. Both were, at the time, educated guesses confirmed by their consequences rather than derivations from a stated principle. Section 2 of this lesson supplies that principle: demand that the theory admit an arbitrary, position-dependent choice of phase convention for every charged field, and the substitution ∂</w:t>
+      </w:r>
+      <w:r>
+        <w:rPr>
+          <w:vertAlign w:val="subscript"/>
+        </w:rPr>
+        <w:t>μ</w:t>
+      </w:r>
+      <w:r>
+        <w:t xml:space="preserve"> → ∂</w:t>
+      </w:r>
+      <w:r>
+        <w:rPr>
+          <w:vertAlign w:val="subscript"/>
+        </w:rPr>
+        <w:t>μ</w:t>
+      </w:r>
+      <w:r>
+        <w:t xml:space="preserve"> + iqA</w:t>
+      </w:r>
+      <w:r>
+        <w:rPr>
+          <w:vertAlign w:val="subscript"/>
+        </w:rPr>
+        <w:t>μ</w:t>
+      </w:r>
+      <w:r>
+        <w:t>, together with the specific transformation law of A</w:t>
+      </w:r>
+      <w:r>
+        <w:rPr>
+          <w:vertAlign w:val="subscript"/>
+        </w:rPr>
+        <w:t>μ</w:t>
+      </w:r>
+      <w:r>
+        <w:t>, is the unique consequence. The three appearances of minimal coupling in this course, Lesson 6's classical mechanics, Lesson 8's first pass at quantum mechanics, and this lesson's field-theoretic derivation, are one fact, reached by three different routes.</w:t>
       </w:r>
     </w:p>
     <w:p>
@@ -1414,7 +2870,52 @@
     </w:p>
     <w:p>
       <w:r>
-        <w:t>Two ordinary derivatives always commute, [∂_μ, ∂_ν] = 0, since mixed partial derivatives are equal (Lesson 2, Section 3.1); the covariant derivative does not commute with itself, and the failure is exactly q times the field tensor of Lesson 8, Section 7.2, already identified there as the gauge-invariant content of A_μ. This is a hint of a deeper fact, developed properly once F_μν itself is built into the QED Lagrangian in Lesson 42 and Lesson 43: the curvature-like object F_μν is not a separate ingredient added to the theory by hand, but is already encoded in the covariant derivative forced upon the theory by Section 2's argument, and it measures the extent to which the order of taking two covariant derivatives matters, a fact with a close analogue in the geometry of curved surfaces that this course does not pursue.</w:t>
+        <w:t>Two ordinary derivatives always commute, [∂</w:t>
+      </w:r>
+      <w:r>
+        <w:rPr>
+          <w:vertAlign w:val="subscript"/>
+        </w:rPr>
+        <w:t>μ</w:t>
+      </w:r>
+      <w:r>
+        <w:t>, ∂</w:t>
+      </w:r>
+      <w:r>
+        <w:rPr>
+          <w:vertAlign w:val="subscript"/>
+        </w:rPr>
+        <w:t>ν</w:t>
+      </w:r>
+      <w:r>
+        <w:t>] = 0, since mixed partial derivatives are equal (Lesson 2, Section 3.1); the covariant derivative does not commute with itself, and the failure is exactly q times the field tensor of Lesson 8, Section 7.2, already identified there as the gauge-invariant content of A</w:t>
+      </w:r>
+      <w:r>
+        <w:rPr>
+          <w:vertAlign w:val="subscript"/>
+        </w:rPr>
+        <w:t>μ</w:t>
+      </w:r>
+      <w:r>
+        <w:t>. This is a hint of a deeper fact, developed properly once F</w:t>
+      </w:r>
+      <w:r>
+        <w:rPr>
+          <w:vertAlign w:val="subscript"/>
+        </w:rPr>
+        <w:t>μν</w:t>
+      </w:r>
+      <w:r>
+        <w:t xml:space="preserve"> itself is built into the QED Lagrangian in Lesson 42 and Lesson 43: the curvature-like object F</w:t>
+      </w:r>
+      <w:r>
+        <w:rPr>
+          <w:vertAlign w:val="subscript"/>
+        </w:rPr>
+        <w:t>μν</w:t>
+      </w:r>
+      <w:r>
+        <w:t xml:space="preserve"> is not a separate ingredient added to the theory by hand, but is already encoded in the covariant derivative forced upon the theory by Section 2's argument, and it measures the extent to which the order of taking two covariant derivatives matters, a fact with a close analogue in the geometry of curved surfaces that this course does not pursue.</w:t>
       </w:r>
     </w:p>
     <w:p>
@@ -1535,7 +3036,34 @@
           </w:tcPr>
           <w:p>
             <w:r>
-              <w:t>D_μφ → e^(−iqα)D_μφ, derived rather than assumed</w:t>
+              <w:t>D</w:t>
+            </w:r>
+            <w:r>
+              <w:rPr>
+                <w:vertAlign w:val="subscript"/>
+              </w:rPr>
+              <w:t>μ</w:t>
+            </w:r>
+            <w:r>
+              <w:t>φ → e</w:t>
+            </w:r>
+            <w:r>
+              <w:rPr>
+                <w:vertAlign w:val="superscript"/>
+              </w:rPr>
+              <w:t>−iqα</w:t>
+            </w:r>
+            <w:r>
+              <w:t>D</w:t>
+            </w:r>
+            <w:r>
+              <w:rPr>
+                <w:vertAlign w:val="subscript"/>
+              </w:rPr>
+              <w:t>μ</w:t>
+            </w:r>
+            <w:r>
+              <w:t>φ, derived rather than assumed</w:t>
             </w:r>
           </w:p>
         </w:tc>
@@ -1572,7 +3100,34 @@
           </w:tcPr>
           <w:p>
             <w:r>
-              <w:t>A_μ → A_μ + ∂_μα, derived as a consequence</w:t>
+              <w:t>A</w:t>
+            </w:r>
+            <w:r>
+              <w:rPr>
+                <w:vertAlign w:val="subscript"/>
+              </w:rPr>
+              <w:t>μ</w:t>
+            </w:r>
+            <w:r>
+              <w:t xml:space="preserve"> → A</w:t>
+            </w:r>
+            <w:r>
+              <w:rPr>
+                <w:vertAlign w:val="subscript"/>
+              </w:rPr>
+              <w:t>μ</w:t>
+            </w:r>
+            <w:r>
+              <w:t xml:space="preserve"> + ∂</w:t>
+            </w:r>
+            <w:r>
+              <w:rPr>
+                <w:vertAlign w:val="subscript"/>
+              </w:rPr>
+              <w:t>μα</w:t>
+            </w:r>
+            <w:r>
+              <w:t>, derived as a consequence</w:t>
             </w:r>
           </w:p>
         </w:tc>
@@ -1627,7 +3182,16 @@
           </w:tcPr>
           <w:p>
             <w:r>
-              <w:t>Explains why the same electromagnetic vertex +ieγ^μ (Lesson 45) applies to every charged lepton and quark, with only q differing</w:t>
+              <w:t>Explains why the same electromagnetic vertex +ieγ</w:t>
+            </w:r>
+            <w:r>
+              <w:rPr>
+                <w:vertAlign w:val="superscript"/>
+              </w:rPr>
+              <w:t>μ</w:t>
+            </w:r>
+            <w:r>
+              <w:t xml:space="preserve"> (Lesson 45) applies to every charged lepton and quark, with only q differing</w:t>
             </w:r>
           </w:p>
         </w:tc>
@@ -1683,7 +3247,34 @@
           </w:tcPr>
           <w:p>
             <w:r>
-              <w:t>[D_μ, D_ν] = iqF_μν, previewed</w:t>
+              <w:t>[D</w:t>
+            </w:r>
+            <w:r>
+              <w:rPr>
+                <w:vertAlign w:val="subscript"/>
+              </w:rPr>
+              <w:t>μ</w:t>
+            </w:r>
+            <w:r>
+              <w:t>, D</w:t>
+            </w:r>
+            <w:r>
+              <w:rPr>
+                <w:vertAlign w:val="subscript"/>
+              </w:rPr>
+              <w:t>ν</w:t>
+            </w:r>
+            <w:r>
+              <w:t>] = iqF</w:t>
+            </w:r>
+            <w:r>
+              <w:rPr>
+                <w:vertAlign w:val="subscript"/>
+              </w:rPr>
+              <w:t>μν</w:t>
+            </w:r>
+            <w:r>
+              <w:t>, previewed</w:t>
             </w:r>
           </w:p>
         </w:tc>
@@ -1701,7 +3292,25 @@
           </w:tcPr>
           <w:p>
             <w:r>
-              <w:t>Shows F_μν is implicit in D_μ; developed fully in Lesson 41 and used to build the QED Lagrangian in Lesson 42</w:t>
+              <w:t>Shows F</w:t>
+            </w:r>
+            <w:r>
+              <w:rPr>
+                <w:vertAlign w:val="subscript"/>
+              </w:rPr>
+              <w:t>μν</w:t>
+            </w:r>
+            <w:r>
+              <w:t xml:space="preserve"> is implicit in D</w:t>
+            </w:r>
+            <w:r>
+              <w:rPr>
+                <w:vertAlign w:val="subscript"/>
+              </w:rPr>
+              <w:t>μ</w:t>
+            </w:r>
+            <w:r>
+              <w:t>; developed fully in Lesson 41 and used to build the QED Lagrangian in Lesson 42</w:t>
             </w:r>
           </w:p>
         </w:tc>
@@ -1709,7 +3318,34 @@
     </w:tbl>
     <w:p>
       <w:r>
-        <w:t>Lesson 40 now specializes this general machinery to the Dirac field specifically, expands D_μ inside the Dirac Lagrangian, and identifies the interaction term −qψ̄γ^μψA_μ as exactly the coupling already met, from a classical point of view, in Lessons 5, 8, and 25. What this lesson has added is the reason that coupling is not one option among several: it is the unique term consistent with a local phase symmetry, for any charged field whatsoever.</w:t>
+        <w:t>Lesson 40 now specializes this general machinery to the Dirac field specifically, expands D</w:t>
+      </w:r>
+      <w:r>
+        <w:rPr>
+          <w:vertAlign w:val="subscript"/>
+        </w:rPr>
+        <w:t>μ</w:t>
+      </w:r>
+      <w:r>
+        <w:t xml:space="preserve"> inside the Dirac Lagrangian, and identifies the interaction term −qψ̄γ</w:t>
+      </w:r>
+      <w:r>
+        <w:rPr>
+          <w:vertAlign w:val="superscript"/>
+        </w:rPr>
+        <w:t>μ</w:t>
+      </w:r>
+      <w:r>
+        <w:t>ψA</w:t>
+      </w:r>
+      <w:r>
+        <w:rPr>
+          <w:vertAlign w:val="subscript"/>
+        </w:rPr>
+        <w:t>μ</w:t>
+      </w:r>
+      <w:r>
+        <w:t xml:space="preserve"> as exactly the coupling already met, from a classical point of view, in Lessons 5, 8, and 25. What this lesson has added is the reason that coupling is not one option among several: it is the unique term consistent with a local phase symmetry, for any charged field whatsoever.</w:t>
       </w:r>
     </w:p>
     <w:p>
@@ -1741,7 +3377,25 @@
         </w:numPr>
       </w:pPr>
       <w:r>
-        <w:t>For a field φ of charge q, ∂_μφ fails to transform homogeneously under a local phase rotation, picking up a term −iq(∂_μα)φ, for any spin of φ.</w:t>
+        <w:t>For a field φ of charge q, ∂</w:t>
+      </w:r>
+      <w:r>
+        <w:rPr>
+          <w:vertAlign w:val="subscript"/>
+        </w:rPr>
+        <w:t>μ</w:t>
+      </w:r>
+      <w:r>
+        <w:t>φ fails to transform homogeneously under a local phase rotation, picking up a term −iq(∂</w:t>
+      </w:r>
+      <w:r>
+        <w:rPr>
+          <w:vertAlign w:val="subscript"/>
+        </w:rPr>
+        <w:t>μα</w:t>
+      </w:r>
+      <w:r>
+        <w:t>)φ, for any spin of φ.</w:t>
       </w:r>
     </w:p>
     <w:p>
@@ -1753,7 +3407,70 @@
         </w:numPr>
       </w:pPr>
       <w:r>
-        <w:t>Demanding that D_μφ transform homogeneously and trying D_μ = ∂_μ + iqA_μ forces A_μ → A_μ + ∂_μα as the unique compensating transformation, derived rather than guessed.</w:t>
+        <w:t>Demanding that D</w:t>
+      </w:r>
+      <w:r>
+        <w:rPr>
+          <w:vertAlign w:val="subscript"/>
+        </w:rPr>
+        <w:t>μ</w:t>
+      </w:r>
+      <w:r>
+        <w:t>φ transform homogeneously and trying D</w:t>
+      </w:r>
+      <w:r>
+        <w:rPr>
+          <w:vertAlign w:val="subscript"/>
+        </w:rPr>
+        <w:t>μ</w:t>
+      </w:r>
+      <w:r>
+        <w:t xml:space="preserve"> = ∂</w:t>
+      </w:r>
+      <w:r>
+        <w:rPr>
+          <w:vertAlign w:val="subscript"/>
+        </w:rPr>
+        <w:t>μ</w:t>
+      </w:r>
+      <w:r>
+        <w:t xml:space="preserve"> + iqA</w:t>
+      </w:r>
+      <w:r>
+        <w:rPr>
+          <w:vertAlign w:val="subscript"/>
+        </w:rPr>
+        <w:t>μ</w:t>
+      </w:r>
+      <w:r>
+        <w:t xml:space="preserve"> forces A</w:t>
+      </w:r>
+      <w:r>
+        <w:rPr>
+          <w:vertAlign w:val="subscript"/>
+        </w:rPr>
+        <w:t>μ</w:t>
+      </w:r>
+      <w:r>
+        <w:t xml:space="preserve"> → A</w:t>
+      </w:r>
+      <w:r>
+        <w:rPr>
+          <w:vertAlign w:val="subscript"/>
+        </w:rPr>
+        <w:t>μ</w:t>
+      </w:r>
+      <w:r>
+        <w:t xml:space="preserve"> + ∂</w:t>
+      </w:r>
+      <w:r>
+        <w:rPr>
+          <w:vertAlign w:val="subscript"/>
+        </w:rPr>
+        <w:t>μα</w:t>
+      </w:r>
+      <w:r>
+        <w:t xml:space="preserve"> as the unique compensating transformation, derived rather than guessed.</w:t>
       </w:r>
     </w:p>
     <w:p>
@@ -1765,7 +3482,16 @@
         </w:numPr>
       </w:pPr>
       <w:r>
-        <w:t>The derivation uses only φ's charge q, so the same A_μ, with the same transformation law, works for the complex scalar field and the Dirac field alike.</w:t>
+        <w:t>The derivation uses only φ's charge q, so the same A</w:t>
+      </w:r>
+      <w:r>
+        <w:rPr>
+          <w:vertAlign w:val="subscript"/>
+        </w:rPr>
+        <w:t>μ</w:t>
+      </w:r>
+      <w:r>
+        <w:t>, with the same transformation law, works for the complex scalar field and the Dirac field alike.</w:t>
       </w:r>
     </w:p>
     <w:p>
@@ -1789,7 +3515,34 @@
         </w:numPr>
       </w:pPr>
       <w:r>
-        <w:t>Minimal coupling, ∂_μ → ∂_μ + iqA_μ, is the unique simplest cure for the broken local symmetry, and it reproduces the heuristic substitutions of Lessons 6 and 8 from a stated principle.</w:t>
+        <w:t>Minimal coupling, ∂</w:t>
+      </w:r>
+      <w:r>
+        <w:rPr>
+          <w:vertAlign w:val="subscript"/>
+        </w:rPr>
+        <w:t>μ</w:t>
+      </w:r>
+      <w:r>
+        <w:t xml:space="preserve"> → ∂</w:t>
+      </w:r>
+      <w:r>
+        <w:rPr>
+          <w:vertAlign w:val="subscript"/>
+        </w:rPr>
+        <w:t>μ</w:t>
+      </w:r>
+      <w:r>
+        <w:t xml:space="preserve"> + iqA</w:t>
+      </w:r>
+      <w:r>
+        <w:rPr>
+          <w:vertAlign w:val="subscript"/>
+        </w:rPr>
+        <w:t>μ</w:t>
+      </w:r>
+      <w:r>
+        <w:t>, is the unique simplest cure for the broken local symmetry, and it reproduces the heuristic substitutions of Lessons 6 and 8 from a stated principle.</w:t>
       </w:r>
     </w:p>
     <w:p>
@@ -1801,7 +3554,43 @@
         </w:numPr>
       </w:pPr>
       <w:r>
-        <w:t>The covariant derivative fails to commute with itself, [D_μ,D_ν] = iqF_μν, showing the field strength is implicit in D_μ, a fact developed in Lesson 41.</w:t>
+        <w:t>The covariant derivative fails to commute with itself, [D</w:t>
+      </w:r>
+      <w:r>
+        <w:rPr>
+          <w:vertAlign w:val="subscript"/>
+        </w:rPr>
+        <w:t>μ</w:t>
+      </w:r>
+      <w:r>
+        <w:t>,D</w:t>
+      </w:r>
+      <w:r>
+        <w:rPr>
+          <w:vertAlign w:val="subscript"/>
+        </w:rPr>
+        <w:t>ν</w:t>
+      </w:r>
+      <w:r>
+        <w:t>] = iqF</w:t>
+      </w:r>
+      <w:r>
+        <w:rPr>
+          <w:vertAlign w:val="subscript"/>
+        </w:rPr>
+        <w:t>μν</w:t>
+      </w:r>
+      <w:r>
+        <w:t>, showing the field strength is implicit in D</w:t>
+      </w:r>
+      <w:r>
+        <w:rPr>
+          <w:vertAlign w:val="subscript"/>
+        </w:rPr>
+        <w:t>μ</w:t>
+      </w:r>
+      <w:r>
+        <w:t>, a fact developed in Lesson 41.</w:t>
       </w:r>
     </w:p>
     <w:p>
@@ -1914,7 +3703,22 @@
           </w:tcPr>
           <w:p>
             <w:r>
-              <w:t>State, for each of the following, whether it is a global or local symmetry and whether it is an internal or spacetime symmetry: a spatial rotation (Lesson 4), the phase rotation ψ → e^(−iqα)ψ with constant α (Lesson 31), and a Lorentz boost.</w:t>
+              <w:rPr>
+                <w:b/>
+              </w:rPr>
+              <w:t>Core.</w:t>
+            </w:r>
+            <w:r>
+              <w:t xml:space="preserve"> State, for each of the following, whether it is a global or local symmetry and whether it is an internal or spacetime symmetry: a spatial rotation (Lesson 4), the phase rotation ψ → e</w:t>
+            </w:r>
+            <w:r>
+              <w:rPr>
+                <w:vertAlign w:val="superscript"/>
+              </w:rPr>
+              <w:t>−iqα</w:t>
+            </w:r>
+            <w:r>
+              <w:t>ψ with constant α (Lesson 31), and a Lorentz boost.</w:t>
             </w:r>
           </w:p>
         </w:tc>
@@ -1952,7 +3756,58 @@
           </w:tcPr>
           <w:p>
             <w:r>
-              <w:t>Verify Section 2.1's calculation, ∂_μ(e^(−iqα(x))φ) = e^(−iqα(x))[∂_μφ − iq(∂_μα)φ], by direct application of the product rule.</w:t>
+              <w:rPr>
+                <w:b/>
+              </w:rPr>
+              <w:t>Core.</w:t>
+            </w:r>
+            <w:r>
+              <w:t xml:space="preserve"> Verify Section 2.1's calculation, ∂</w:t>
+            </w:r>
+            <w:r>
+              <w:rPr>
+                <w:vertAlign w:val="subscript"/>
+              </w:rPr>
+              <w:t>μ</w:t>
+            </w:r>
+            <w:r>
+              <w:t>(e</w:t>
+            </w:r>
+            <w:r>
+              <w:rPr>
+                <w:vertAlign w:val="superscript"/>
+              </w:rPr>
+              <w:t>−iqα(x)</w:t>
+            </w:r>
+            <w:r>
+              <w:t>φ) = e</w:t>
+            </w:r>
+            <w:r>
+              <w:rPr>
+                <w:vertAlign w:val="superscript"/>
+              </w:rPr>
+              <w:t>−iqα(x)</w:t>
+            </w:r>
+            <w:r>
+              <w:t>[∂</w:t>
+            </w:r>
+            <w:r>
+              <w:rPr>
+                <w:vertAlign w:val="subscript"/>
+              </w:rPr>
+              <w:t>μ</w:t>
+            </w:r>
+            <w:r>
+              <w:t>φ − iq(∂</w:t>
+            </w:r>
+            <w:r>
+              <w:rPr>
+                <w:vertAlign w:val="subscript"/>
+              </w:rPr>
+              <w:t>μα</w:t>
+            </w:r>
+            <w:r>
+              <w:t>)φ], by direct application of the product rule.</w:t>
             </w:r>
           </w:p>
         </w:tc>
@@ -1988,7 +3843,40 @@
           </w:tcPr>
           <w:p>
             <w:r>
-              <w:t>Repeat Section 2.1's calculation for the complex-conjugate field, φ* → e^(iqα(x))φ*, and show that ∂_μφ* picks up the opposite-sign extra term +iq(∂_μα)φ*.</w:t>
+              <w:rPr>
+                <w:b/>
+              </w:rPr>
+              <w:t>Extension.</w:t>
+            </w:r>
+            <w:r>
+              <w:t xml:space="preserve"> Repeat Section 2.1's calculation for the complex-conjugate field, φ* → e</w:t>
+            </w:r>
+            <w:r>
+              <w:rPr>
+                <w:vertAlign w:val="superscript"/>
+              </w:rPr>
+              <w:t>iqα(x)</w:t>
+            </w:r>
+            <w:r>
+              <w:t>φ*, and show that ∂</w:t>
+            </w:r>
+            <w:r>
+              <w:rPr>
+                <w:vertAlign w:val="subscript"/>
+              </w:rPr>
+              <w:t>μ</w:t>
+            </w:r>
+            <w:r>
+              <w:t>φ* picks up the opposite-sign extra term +iq(∂</w:t>
+            </w:r>
+            <w:r>
+              <w:rPr>
+                <w:vertAlign w:val="subscript"/>
+              </w:rPr>
+              <w:t>μα</w:t>
+            </w:r>
+            <w:r>
+              <w:t>)φ*.</w:t>
             </w:r>
           </w:p>
         </w:tc>
@@ -2026,7 +3914,76 @@
           </w:tcPr>
           <w:p>
             <w:r>
-              <w:t>Using the result of Exercise 3, show that D_μφ* = (∂_μ − iqA_μ)φ* transforms as D_μφ* → e^(iqα)D_μφ*, with A_μ transforming as in Section 2.3.</w:t>
+              <w:rPr>
+                <w:b/>
+              </w:rPr>
+              <w:t>Core.</w:t>
+            </w:r>
+            <w:r>
+              <w:t xml:space="preserve"> Using the result of Exercise 3, show that D</w:t>
+            </w:r>
+            <w:r>
+              <w:rPr>
+                <w:vertAlign w:val="subscript"/>
+              </w:rPr>
+              <w:t>μ</w:t>
+            </w:r>
+            <w:r>
+              <w:t>φ* = (∂</w:t>
+            </w:r>
+            <w:r>
+              <w:rPr>
+                <w:vertAlign w:val="subscript"/>
+              </w:rPr>
+              <w:t>μ</w:t>
+            </w:r>
+            <w:r>
+              <w:t xml:space="preserve"> − iqA</w:t>
+            </w:r>
+            <w:r>
+              <w:rPr>
+                <w:vertAlign w:val="subscript"/>
+              </w:rPr>
+              <w:t>μ</w:t>
+            </w:r>
+            <w:r>
+              <w:t>)φ* transforms as D</w:t>
+            </w:r>
+            <w:r>
+              <w:rPr>
+                <w:vertAlign w:val="subscript"/>
+              </w:rPr>
+              <w:t>μ</w:t>
+            </w:r>
+            <w:r>
+              <w:t>φ* → e</w:t>
+            </w:r>
+            <w:r>
+              <w:rPr>
+                <w:vertAlign w:val="superscript"/>
+              </w:rPr>
+              <w:t>iqα</w:t>
+            </w:r>
+            <w:r>
+              <w:t>D</w:t>
+            </w:r>
+            <w:r>
+              <w:rPr>
+                <w:vertAlign w:val="subscript"/>
+              </w:rPr>
+              <w:t>μ</w:t>
+            </w:r>
+            <w:r>
+              <w:t>φ*, with A</w:t>
+            </w:r>
+            <w:r>
+              <w:rPr>
+                <w:vertAlign w:val="subscript"/>
+              </w:rPr>
+              <w:t>μ</w:t>
+            </w:r>
+            <w:r>
+              <w:t xml:space="preserve"> transforming as in Section 2.3.</w:t>
             </w:r>
           </w:p>
         </w:tc>
@@ -2062,7 +4019,49 @@
           </w:tcPr>
           <w:p>
             <w:r>
-              <w:t>Show that D_μ(φ*φ) = ∂_μ(φ*φ) for the D_μ of Section 2.3 and the D_μ of Exercise 4 acting together as an ordinary Leibniz-rule derivative on the product, and interpret this as the statement that the gauge-invariant combination φ*φ needs no covariant derivative to remain gauge invariant.</w:t>
+              <w:rPr>
+                <w:b/>
+              </w:rPr>
+              <w:t>Core.</w:t>
+            </w:r>
+            <w:r>
+              <w:t xml:space="preserve"> Show that D</w:t>
+            </w:r>
+            <w:r>
+              <w:rPr>
+                <w:vertAlign w:val="subscript"/>
+              </w:rPr>
+              <w:t>μ</w:t>
+            </w:r>
+            <w:r>
+              <w:t>(φ*φ) = ∂</w:t>
+            </w:r>
+            <w:r>
+              <w:rPr>
+                <w:vertAlign w:val="subscript"/>
+              </w:rPr>
+              <w:t>μ</w:t>
+            </w:r>
+            <w:r>
+              <w:t>(φ*φ) for the D</w:t>
+            </w:r>
+            <w:r>
+              <w:rPr>
+                <w:vertAlign w:val="subscript"/>
+              </w:rPr>
+              <w:t>μ</w:t>
+            </w:r>
+            <w:r>
+              <w:t xml:space="preserve"> of Section 2.3 and the D</w:t>
+            </w:r>
+            <w:r>
+              <w:rPr>
+                <w:vertAlign w:val="subscript"/>
+              </w:rPr>
+              <w:t>μ</w:t>
+            </w:r>
+            <w:r>
+              <w:t xml:space="preserve"> of Exercise 4 acting together as an ordinary Leibniz-rule derivative on the product, and interpret this as the statement that the gauge-invariant combination φ*φ needs no covariant derivative to remain gauge invariant.</w:t>
             </w:r>
           </w:p>
         </w:tc>
@@ -2100,7 +4099,22 @@
           </w:tcPr>
           <w:p>
             <w:r>
-              <w:t>Derive the transformation rule for D_μφ* stated in Exercise 4 directly, by an argument parallel to Section 2.3's, rather than by conjugating the result for φ.</w:t>
+              <w:rPr>
+                <w:b/>
+              </w:rPr>
+              <w:t>Extension.</w:t>
+            </w:r>
+            <w:r>
+              <w:t xml:space="preserve"> Derive the transformation rule for D</w:t>
+            </w:r>
+            <w:r>
+              <w:rPr>
+                <w:vertAlign w:val="subscript"/>
+              </w:rPr>
+              <w:t>μ</w:t>
+            </w:r>
+            <w:r>
+              <w:t>φ* stated in Exercise 4 directly, by an argument parallel to Section 2.3's, rather than by conjugating the result for φ.</w:t>
             </w:r>
           </w:p>
         </w:tc>
@@ -2136,7 +4150,148 @@
           </w:tcPr>
           <w:p>
             <w:r>
-              <w:t>For two independent charged fields φ₁ (charge q₁) and φ₂ (charge q₂) coupled to the same A_μ via D_μφ_i = (∂_μ + iq_iA_μ)φ_i, show that D_μφ_i transforms correctly for each i under the single shared transformation A_μ → A_μ + ∂_μα, ψ_i → e^(−iq_iα)ψ_i.</w:t>
+              <w:rPr>
+                <w:b/>
+              </w:rPr>
+              <w:t>Extension.</w:t>
+            </w:r>
+            <w:r>
+              <w:t xml:space="preserve"> For two independent charged fields φ₁ (charge q₁) and φ₂ (charge q₂) coupled to the same A</w:t>
+            </w:r>
+            <w:r>
+              <w:rPr>
+                <w:vertAlign w:val="subscript"/>
+              </w:rPr>
+              <w:t>μ</w:t>
+            </w:r>
+            <w:r>
+              <w:t xml:space="preserve"> via D</w:t>
+            </w:r>
+            <w:r>
+              <w:rPr>
+                <w:vertAlign w:val="subscript"/>
+              </w:rPr>
+              <w:t>μ</w:t>
+            </w:r>
+            <w:r>
+              <w:t>φ</w:t>
+            </w:r>
+            <w:r>
+              <w:rPr>
+                <w:vertAlign w:val="subscript"/>
+              </w:rPr>
+              <w:t>i</w:t>
+            </w:r>
+            <w:r>
+              <w:t xml:space="preserve"> = (∂</w:t>
+            </w:r>
+            <w:r>
+              <w:rPr>
+                <w:vertAlign w:val="subscript"/>
+              </w:rPr>
+              <w:t>μ</w:t>
+            </w:r>
+            <w:r>
+              <w:t xml:space="preserve"> + iq</w:t>
+            </w:r>
+            <w:r>
+              <w:rPr>
+                <w:vertAlign w:val="subscript"/>
+              </w:rPr>
+              <w:t>i</w:t>
+            </w:r>
+            <w:r>
+              <w:t>A</w:t>
+            </w:r>
+            <w:r>
+              <w:rPr>
+                <w:vertAlign w:val="subscript"/>
+              </w:rPr>
+              <w:t>μ</w:t>
+            </w:r>
+            <w:r>
+              <w:t>)φ</w:t>
+            </w:r>
+            <w:r>
+              <w:rPr>
+                <w:vertAlign w:val="subscript"/>
+              </w:rPr>
+              <w:t>i</w:t>
+            </w:r>
+            <w:r>
+              <w:t>, show that D</w:t>
+            </w:r>
+            <w:r>
+              <w:rPr>
+                <w:vertAlign w:val="subscript"/>
+              </w:rPr>
+              <w:t>μ</w:t>
+            </w:r>
+            <w:r>
+              <w:t>φ</w:t>
+            </w:r>
+            <w:r>
+              <w:rPr>
+                <w:vertAlign w:val="subscript"/>
+              </w:rPr>
+              <w:t>i</w:t>
+            </w:r>
+            <w:r>
+              <w:t xml:space="preserve"> transforms correctly for each i under the single shared transformation A</w:t>
+            </w:r>
+            <w:r>
+              <w:rPr>
+                <w:vertAlign w:val="subscript"/>
+              </w:rPr>
+              <w:t>μ</w:t>
+            </w:r>
+            <w:r>
+              <w:t xml:space="preserve"> → A</w:t>
+            </w:r>
+            <w:r>
+              <w:rPr>
+                <w:vertAlign w:val="subscript"/>
+              </w:rPr>
+              <w:t>μ</w:t>
+            </w:r>
+            <w:r>
+              <w:t xml:space="preserve"> + ∂</w:t>
+            </w:r>
+            <w:r>
+              <w:rPr>
+                <w:vertAlign w:val="subscript"/>
+              </w:rPr>
+              <w:t>μα</w:t>
+            </w:r>
+            <w:r>
+              <w:t>, ψ</w:t>
+            </w:r>
+            <w:r>
+              <w:rPr>
+                <w:vertAlign w:val="subscript"/>
+              </w:rPr>
+              <w:t>i</w:t>
+            </w:r>
+            <w:r>
+              <w:t xml:space="preserve"> → e</w:t>
+            </w:r>
+            <w:r>
+              <w:rPr>
+                <w:vertAlign w:val="superscript"/>
+              </w:rPr>
+              <w:t>−iqᵢα</w:t>
+            </w:r>
+            <w:r>
+              <w:t>ψ</w:t>
+            </w:r>
+            <w:r>
+              <w:rPr>
+                <w:vertAlign w:val="subscript"/>
+              </w:rPr>
+              <w:t>i</w:t>
+            </w:r>
+            <w:r>
+              <w:t>.</w:t>
             </w:r>
           </w:p>
         </w:tc>
@@ -2174,7 +4329,40 @@
           </w:tcPr>
           <w:p>
             <w:r>
-              <w:t>Explain why the argument of Exercise 7 would fail if φ₁ and φ₂ were required to use two different gauge parameters α_1 ≠ α_2 while still sharing a single A_μ.</w:t>
+              <w:rPr>
+                <w:b/>
+              </w:rPr>
+              <w:t>Extension.</w:t>
+            </w:r>
+            <w:r>
+              <w:t xml:space="preserve"> Explain why the argument of Exercise 7 would fail if φ₁ and φ₂ were required to use two different gauge parameters α</w:t>
+            </w:r>
+            <w:r>
+              <w:rPr>
+                <w:vertAlign w:val="subscript"/>
+              </w:rPr>
+              <w:t>1</w:t>
+            </w:r>
+            <w:r>
+              <w:t xml:space="preserve"> ≠ α</w:t>
+            </w:r>
+            <w:r>
+              <w:rPr>
+                <w:vertAlign w:val="subscript"/>
+              </w:rPr>
+              <w:t>2</w:t>
+            </w:r>
+            <w:r>
+              <w:t xml:space="preserve"> while still sharing a single A</w:t>
+            </w:r>
+            <w:r>
+              <w:rPr>
+                <w:vertAlign w:val="subscript"/>
+              </w:rPr>
+              <w:t>μ</w:t>
+            </w:r>
+            <w:r>
+              <w:t>.</w:t>
             </w:r>
           </w:p>
         </w:tc>
@@ -2210,7 +4398,58 @@
           </w:tcPr>
           <w:p>
             <w:r>
-              <w:t>Write the gauge-invariant Lagrangian density for a charged scalar field explicitly, D_μφ*D^μφ − m²φ*φ, and expand D_μ to identify the three terms: the free scalar Lagrangian, an interaction term linear in A_μ, and a term quadratic in A_μ.</w:t>
+              <w:rPr>
+                <w:b/>
+              </w:rPr>
+              <w:t>Core.</w:t>
+            </w:r>
+            <w:r>
+              <w:t xml:space="preserve"> Write the gauge-invariant Lagrangian density for a charged scalar field explicitly, D</w:t>
+            </w:r>
+            <w:r>
+              <w:rPr>
+                <w:vertAlign w:val="subscript"/>
+              </w:rPr>
+              <w:t>μ</w:t>
+            </w:r>
+            <w:r>
+              <w:t>φ*D</w:t>
+            </w:r>
+            <w:r>
+              <w:rPr>
+                <w:vertAlign w:val="superscript"/>
+              </w:rPr>
+              <w:t>μ</w:t>
+            </w:r>
+            <w:r>
+              <w:t>φ − m²φ*φ, and expand D</w:t>
+            </w:r>
+            <w:r>
+              <w:rPr>
+                <w:vertAlign w:val="subscript"/>
+              </w:rPr>
+              <w:t>μ</w:t>
+            </w:r>
+            <w:r>
+              <w:t xml:space="preserve"> to identify the three terms: the free scalar Lagrangian, an interaction term linear in A</w:t>
+            </w:r>
+            <w:r>
+              <w:rPr>
+                <w:vertAlign w:val="subscript"/>
+              </w:rPr>
+              <w:t>μ</w:t>
+            </w:r>
+            <w:r>
+              <w:t>, and a term quadratic in A</w:t>
+            </w:r>
+            <w:r>
+              <w:rPr>
+                <w:vertAlign w:val="subscript"/>
+              </w:rPr>
+              <w:t>μ</w:t>
+            </w:r>
+            <w:r>
+              <w:t>.</w:t>
             </w:r>
           </w:p>
         </w:tc>
@@ -2248,7 +4487,49 @@
           </w:tcPr>
           <w:p>
             <w:r>
-              <w:t>Compare the linear-in-A_μ term found in Exercise 9 with the Klein–Gordon current of Lesson 31, Section 1.3, and show it equals −j^μA_μ with j^μ the current found there.</w:t>
+              <w:rPr>
+                <w:b/>
+              </w:rPr>
+              <w:t>Core.</w:t>
+            </w:r>
+            <w:r>
+              <w:t xml:space="preserve"> Compare the linear-in-A</w:t>
+            </w:r>
+            <w:r>
+              <w:rPr>
+                <w:vertAlign w:val="subscript"/>
+              </w:rPr>
+              <w:t>μ</w:t>
+            </w:r>
+            <w:r>
+              <w:t xml:space="preserve"> term found in Exercise 9 with the Klein–Gordon current of Lesson 31, Section 1.3, and show it equals −j</w:t>
+            </w:r>
+            <w:r>
+              <w:rPr>
+                <w:vertAlign w:val="superscript"/>
+              </w:rPr>
+              <w:t>μ</w:t>
+            </w:r>
+            <w:r>
+              <w:t>A</w:t>
+            </w:r>
+            <w:r>
+              <w:rPr>
+                <w:vertAlign w:val="subscript"/>
+              </w:rPr>
+              <w:t>μ</w:t>
+            </w:r>
+            <w:r>
+              <w:t xml:space="preserve"> with j</w:t>
+            </w:r>
+            <w:r>
+              <w:rPr>
+                <w:vertAlign w:val="superscript"/>
+              </w:rPr>
+              <w:t>μ</w:t>
+            </w:r>
+            <w:r>
+              <w:t xml:space="preserve"> the current found there.</w:t>
             </w:r>
           </w:p>
         </w:tc>
@@ -2284,7 +4565,67 @@
           </w:tcPr>
           <w:p>
             <w:r>
-              <w:t>Explain why the term quadratic in A_μ found in Exercise 9 has no analogue in the Dirac case, tracing the difference to the fact that D_μ appears twice, on two derivatives, in the scalar kinetic term D_μφ*D^μφ, but only once in the Dirac kinetic term ψ̄iγ^μD_μψ.</w:t>
+              <w:rPr>
+                <w:b/>
+              </w:rPr>
+              <w:t>Extension.</w:t>
+            </w:r>
+            <w:r>
+              <w:t xml:space="preserve"> Explain why the term quadratic in A</w:t>
+            </w:r>
+            <w:r>
+              <w:rPr>
+                <w:vertAlign w:val="subscript"/>
+              </w:rPr>
+              <w:t>μ</w:t>
+            </w:r>
+            <w:r>
+              <w:t xml:space="preserve"> found in Exercise 9 has no analogue in the Dirac case, tracing the difference to the fact that D</w:t>
+            </w:r>
+            <w:r>
+              <w:rPr>
+                <w:vertAlign w:val="subscript"/>
+              </w:rPr>
+              <w:t>μ</w:t>
+            </w:r>
+            <w:r>
+              <w:t xml:space="preserve"> appears twice, on two derivatives, in the scalar kinetic term D</w:t>
+            </w:r>
+            <w:r>
+              <w:rPr>
+                <w:vertAlign w:val="subscript"/>
+              </w:rPr>
+              <w:t>μ</w:t>
+            </w:r>
+            <w:r>
+              <w:t>φ*D</w:t>
+            </w:r>
+            <w:r>
+              <w:rPr>
+                <w:vertAlign w:val="superscript"/>
+              </w:rPr>
+              <w:t>μ</w:t>
+            </w:r>
+            <w:r>
+              <w:t>φ, but only once in the Dirac kinetic term ψ̄iγ</w:t>
+            </w:r>
+            <w:r>
+              <w:rPr>
+                <w:vertAlign w:val="superscript"/>
+              </w:rPr>
+              <w:t>μ</w:t>
+            </w:r>
+            <w:r>
+              <w:t>D</w:t>
+            </w:r>
+            <w:r>
+              <w:rPr>
+                <w:vertAlign w:val="subscript"/>
+              </w:rPr>
+              <w:t>μ</w:t>
+            </w:r>
+            <w:r>
+              <w:t>ψ.</w:t>
             </w:r>
           </w:p>
         </w:tc>
@@ -2322,7 +4663,130 @@
           </w:tcPr>
           <w:p>
             <w:r>
-              <w:t>Using [∂_μ, ∂_ν] = 0, show that the commutator [D_μ, D_ν]φ, expanded using D_μ = ∂_μ + iqA_μ, has its ∂_μ∂_ν and ∂_ν∂_μ pieces cancel, leaving only terms with a single derivative acting on A_μ or A_ν.</w:t>
+              <w:rPr>
+                <w:b/>
+              </w:rPr>
+              <w:t>Extension.</w:t>
+            </w:r>
+            <w:r>
+              <w:t xml:space="preserve"> Using [∂</w:t>
+            </w:r>
+            <w:r>
+              <w:rPr>
+                <w:vertAlign w:val="subscript"/>
+              </w:rPr>
+              <w:t>μ</w:t>
+            </w:r>
+            <w:r>
+              <w:t>, ∂</w:t>
+            </w:r>
+            <w:r>
+              <w:rPr>
+                <w:vertAlign w:val="subscript"/>
+              </w:rPr>
+              <w:t>ν</w:t>
+            </w:r>
+            <w:r>
+              <w:t>] = 0, show that the commutator [D</w:t>
+            </w:r>
+            <w:r>
+              <w:rPr>
+                <w:vertAlign w:val="subscript"/>
+              </w:rPr>
+              <w:t>μ</w:t>
+            </w:r>
+            <w:r>
+              <w:t>, D</w:t>
+            </w:r>
+            <w:r>
+              <w:rPr>
+                <w:vertAlign w:val="subscript"/>
+              </w:rPr>
+              <w:t>ν</w:t>
+            </w:r>
+            <w:r>
+              <w:t>]φ, expanded using D</w:t>
+            </w:r>
+            <w:r>
+              <w:rPr>
+                <w:vertAlign w:val="subscript"/>
+              </w:rPr>
+              <w:t>μ</w:t>
+            </w:r>
+            <w:r>
+              <w:t xml:space="preserve"> = ∂</w:t>
+            </w:r>
+            <w:r>
+              <w:rPr>
+                <w:vertAlign w:val="subscript"/>
+              </w:rPr>
+              <w:t>μ</w:t>
+            </w:r>
+            <w:r>
+              <w:t xml:space="preserve"> + iqA</w:t>
+            </w:r>
+            <w:r>
+              <w:rPr>
+                <w:vertAlign w:val="subscript"/>
+              </w:rPr>
+              <w:t>μ</w:t>
+            </w:r>
+            <w:r>
+              <w:t>, has its ∂</w:t>
+            </w:r>
+            <w:r>
+              <w:rPr>
+                <w:vertAlign w:val="subscript"/>
+              </w:rPr>
+              <w:t>μ</w:t>
+            </w:r>
+            <w:r>
+              <w:t>∂</w:t>
+            </w:r>
+            <w:r>
+              <w:rPr>
+                <w:vertAlign w:val="subscript"/>
+              </w:rPr>
+              <w:t>ν</w:t>
+            </w:r>
+            <w:r>
+              <w:t xml:space="preserve"> and ∂</w:t>
+            </w:r>
+            <w:r>
+              <w:rPr>
+                <w:vertAlign w:val="subscript"/>
+              </w:rPr>
+              <w:t>ν</w:t>
+            </w:r>
+            <w:r>
+              <w:t>∂</w:t>
+            </w:r>
+            <w:r>
+              <w:rPr>
+                <w:vertAlign w:val="subscript"/>
+              </w:rPr>
+              <w:t>μ</w:t>
+            </w:r>
+            <w:r>
+              <w:t xml:space="preserve"> pieces cancel, leaving only terms with a single derivative acting on A</w:t>
+            </w:r>
+            <w:r>
+              <w:rPr>
+                <w:vertAlign w:val="subscript"/>
+              </w:rPr>
+              <w:t>μ</w:t>
+            </w:r>
+            <w:r>
+              <w:t xml:space="preserve"> or A</w:t>
+            </w:r>
+            <w:r>
+              <w:rPr>
+                <w:vertAlign w:val="subscript"/>
+              </w:rPr>
+              <w:t>ν</w:t>
+            </w:r>
+            <w:r>
+              <w:t>.</w:t>
             </w:r>
           </w:p>
         </w:tc>
@@ -2358,7 +4822,76 @@
           </w:tcPr>
           <w:p>
             <w:r>
-              <w:t>Complete the calculation of Exercise 12 to verify [D_μ, D_ν] = iq(∂_μA_ν − ∂_νA_μ) = iqF_μν, filling in the preview of Section 5.</w:t>
+              <w:rPr>
+                <w:b/>
+              </w:rPr>
+              <w:t>Core.</w:t>
+            </w:r>
+            <w:r>
+              <w:t xml:space="preserve"> Complete the calculation of Exercise 12 to verify [D</w:t>
+            </w:r>
+            <w:r>
+              <w:rPr>
+                <w:vertAlign w:val="subscript"/>
+              </w:rPr>
+              <w:t>μ</w:t>
+            </w:r>
+            <w:r>
+              <w:t>, D</w:t>
+            </w:r>
+            <w:r>
+              <w:rPr>
+                <w:vertAlign w:val="subscript"/>
+              </w:rPr>
+              <w:t>ν</w:t>
+            </w:r>
+            <w:r>
+              <w:t>] = iq(∂</w:t>
+            </w:r>
+            <w:r>
+              <w:rPr>
+                <w:vertAlign w:val="subscript"/>
+              </w:rPr>
+              <w:t>μ</w:t>
+            </w:r>
+            <w:r>
+              <w:t>A</w:t>
+            </w:r>
+            <w:r>
+              <w:rPr>
+                <w:vertAlign w:val="subscript"/>
+              </w:rPr>
+              <w:t>ν</w:t>
+            </w:r>
+            <w:r>
+              <w:t xml:space="preserve"> − ∂</w:t>
+            </w:r>
+            <w:r>
+              <w:rPr>
+                <w:vertAlign w:val="subscript"/>
+              </w:rPr>
+              <w:t>ν</w:t>
+            </w:r>
+            <w:r>
+              <w:t>A</w:t>
+            </w:r>
+            <w:r>
+              <w:rPr>
+                <w:vertAlign w:val="subscript"/>
+              </w:rPr>
+              <w:t>μ</w:t>
+            </w:r>
+            <w:r>
+              <w:t>) = iqF</w:t>
+            </w:r>
+            <w:r>
+              <w:rPr>
+                <w:vertAlign w:val="subscript"/>
+              </w:rPr>
+              <w:t>μν</w:t>
+            </w:r>
+            <w:r>
+              <w:t>, filling in the preview of Section 5.</w:t>
             </w:r>
           </w:p>
         </w:tc>
@@ -2396,7 +4929,31 @@
           </w:tcPr>
           <w:p>
             <w:r>
-              <w:t>Explain, referencing Lesson 4, Section 4.4, why F_μν appearing as the commutator of two covariant derivatives is consistent with F_μν being an antisymmetric tensor.</w:t>
+              <w:rPr>
+                <w:b/>
+              </w:rPr>
+              <w:t>Extension.</w:t>
+            </w:r>
+            <w:r>
+              <w:t xml:space="preserve"> Explain, referencing Lesson 4, Section 4.4, why F</w:t>
+            </w:r>
+            <w:r>
+              <w:rPr>
+                <w:vertAlign w:val="subscript"/>
+              </w:rPr>
+              <w:t>μν</w:t>
+            </w:r>
+            <w:r>
+              <w:t xml:space="preserve"> appearing as the commutator of two covariant derivatives is consistent with F</w:t>
+            </w:r>
+            <w:r>
+              <w:rPr>
+                <w:vertAlign w:val="subscript"/>
+              </w:rPr>
+              <w:t>μν</w:t>
+            </w:r>
+            <w:r>
+              <w:t xml:space="preserve"> being an antisymmetric tensor.</w:t>
             </w:r>
           </w:p>
         </w:tc>
@@ -2432,7 +4989,40 @@
           </w:tcPr>
           <w:p>
             <w:r>
-              <w:t>Suppose a theory had a field of charge q = 0. Show that its covariant derivative reduces to the ordinary derivative, D_μ = ∂_μ, and explain why such a field, if it exists, does not couple to A_μ at all in this minimal-coupling scheme.</w:t>
+              <w:rPr>
+                <w:b/>
+              </w:rPr>
+              <w:t>Core.</w:t>
+            </w:r>
+            <w:r>
+              <w:t xml:space="preserve"> Suppose a theory had a field of charge q = 0. Show that its covariant derivative reduces to the ordinary derivative, D</w:t>
+            </w:r>
+            <w:r>
+              <w:rPr>
+                <w:vertAlign w:val="subscript"/>
+              </w:rPr>
+              <w:t>μ</w:t>
+            </w:r>
+            <w:r>
+              <w:t xml:space="preserve"> = ∂</w:t>
+            </w:r>
+            <w:r>
+              <w:rPr>
+                <w:vertAlign w:val="subscript"/>
+              </w:rPr>
+              <w:t>μ</w:t>
+            </w:r>
+            <w:r>
+              <w:t>, and explain why such a field, if it exists, does not couple to A</w:t>
+            </w:r>
+            <w:r>
+              <w:rPr>
+                <w:vertAlign w:val="subscript"/>
+              </w:rPr>
+              <w:t>μ</w:t>
+            </w:r>
+            <w:r>
+              <w:t xml:space="preserve"> at all in this minimal-coupling scheme.</w:t>
             </w:r>
           </w:p>
         </w:tc>
@@ -2470,7 +5060,40 @@
           </w:tcPr>
           <w:p>
             <w:r>
-              <w:t>Challenge: using the general argument of Section 2, applied not to a U(1) phase but formally to a transformation φ → φ + α(x)v for a constant vector v (an additive rather than multiplicative local shift), determine what form a compensating "covariant derivative" D_μφ = ∂_μφ − (∂_μα)v would need instead, and explain in one or two sentences why this alternative structure does not describe the electromagnetic case, to clarify by contrast what was special about the multiplicative, phase-rotation structure used throughout this lesson.</w:t>
+              <w:rPr>
+                <w:b/>
+              </w:rPr>
+              <w:t>Challenge.</w:t>
+            </w:r>
+            <w:r>
+              <w:t xml:space="preserve"> Using the general argument of Section 2, applied not to a U(1) phase but formally to a transformation φ → φ + α(x)v for a constant vector v (an additive rather than multiplicative local shift), determine what form a compensating "covariant derivative" D</w:t>
+            </w:r>
+            <w:r>
+              <w:rPr>
+                <w:vertAlign w:val="subscript"/>
+              </w:rPr>
+              <w:t>μ</w:t>
+            </w:r>
+            <w:r>
+              <w:t>φ = ∂</w:t>
+            </w:r>
+            <w:r>
+              <w:rPr>
+                <w:vertAlign w:val="subscript"/>
+              </w:rPr>
+              <w:t>μ</w:t>
+            </w:r>
+            <w:r>
+              <w:t>φ − (∂</w:t>
+            </w:r>
+            <w:r>
+              <w:rPr>
+                <w:vertAlign w:val="subscript"/>
+              </w:rPr>
+              <w:t>μα</w:t>
+            </w:r>
+            <w:r>
+              <w:t>)v would need instead, and explain in one or two sentences why this alternative structure does not describe the electromagnetic case, to clarify by contrast what was special about the multiplicative, phase-rotation structure used throughout this lesson.</w:t>
             </w:r>
           </w:p>
         </w:tc>
@@ -2487,15 +5110,9 @@
     <w:p>
       <w:r>
         <w:rPr>
-          <w:b/>
-        </w:rPr>
-        <w:t>1.</w:t>
-      </w:r>
-      <w:r>
-        <w:t xml:space="preserve"> </w:t>
-      </w:r>
-      <w:r>
-        <w:t>A spatial rotation is a global (all points rotated by the same angle) spacetime symmetry. The phase rotation with constant α is a global internal symmetry. A Lorentz boost is a global spacetime symmetry (though, unlike a rotation, it also mixes time and space).</w:t>
+          <w:i/>
+        </w:rPr>
+        <w:t>Attempt each exercise before reading its solution. If you are stuck, read only the first sentence of the solution, then try again.</w:t>
       </w:r>
     </w:p>
     <w:p>
@@ -2503,13 +5120,13 @@
         <w:rPr>
           <w:b/>
         </w:rPr>
-        <w:t>2.</w:t>
+        <w:t>1.</w:t>
       </w:r>
       <w:r>
         <w:t xml:space="preserve"> </w:t>
       </w:r>
       <w:r>
-        <w:t>∂_μ(e^(−iqα(x))φ) = (∂_μe^(−iqα(x)))φ + e^(−iqα(x))∂_μφ = (−iq∂_μα)e^(−iqα)φ + e^(−iqα)∂_μφ = e^(−iqα)[∂_μφ − iq(∂_μα)φ], using the chain rule on the exponential.</w:t>
+        <w:t>A spatial rotation is a global (all points rotated by the same angle) spacetime symmetry. The phase rotation with constant α is a global internal symmetry. A Lorentz boost is a global spacetime symmetry (though, unlike a rotation, it also mixes time and space).</w:t>
       </w:r>
     </w:p>
     <w:p>
@@ -2517,13 +5134,130 @@
         <w:rPr>
           <w:b/>
         </w:rPr>
-        <w:t>3.</w:t>
+        <w:t>2.</w:t>
       </w:r>
       <w:r>
         <w:t xml:space="preserve"> </w:t>
       </w:r>
       <w:r>
-        <w:t>∂_μ(e^(iqα(x))φ*) = (iq∂_μα)e^(iqα)φ* + e^(iqα)∂_μφ* = e^(iqα)[∂_μφ* + iq(∂_μα)φ*], the sign of the extra term opposite to that for φ, tracking the opposite sign in the exponent.</w:t>
+        <w:t>∂</w:t>
+      </w:r>
+      <w:r>
+        <w:rPr>
+          <w:vertAlign w:val="subscript"/>
+        </w:rPr>
+        <w:t>μ</w:t>
+      </w:r>
+      <w:r>
+        <w:t>(e</w:t>
+      </w:r>
+      <w:r>
+        <w:rPr>
+          <w:vertAlign w:val="superscript"/>
+        </w:rPr>
+        <w:t>−iqα(x)</w:t>
+      </w:r>
+      <w:r>
+        <w:t>φ) = (∂</w:t>
+      </w:r>
+      <w:r>
+        <w:rPr>
+          <w:vertAlign w:val="subscript"/>
+        </w:rPr>
+        <w:t>μ</w:t>
+      </w:r>
+      <w:r>
+        <w:t>e</w:t>
+      </w:r>
+      <w:r>
+        <w:rPr>
+          <w:vertAlign w:val="superscript"/>
+        </w:rPr>
+        <w:t>−iqα(x)</w:t>
+      </w:r>
+      <w:r>
+        <w:t>)φ + e</w:t>
+      </w:r>
+      <w:r>
+        <w:rPr>
+          <w:vertAlign w:val="superscript"/>
+        </w:rPr>
+        <w:t>−iqα(x)</w:t>
+      </w:r>
+      <w:r>
+        <w:t>∂</w:t>
+      </w:r>
+      <w:r>
+        <w:rPr>
+          <w:vertAlign w:val="subscript"/>
+        </w:rPr>
+        <w:t>μ</w:t>
+      </w:r>
+      <w:r>
+        <w:t>φ = (−iq∂</w:t>
+      </w:r>
+      <w:r>
+        <w:rPr>
+          <w:vertAlign w:val="subscript"/>
+        </w:rPr>
+        <w:t>μα</w:t>
+      </w:r>
+      <w:r>
+        <w:t>)e</w:t>
+      </w:r>
+      <w:r>
+        <w:rPr>
+          <w:vertAlign w:val="superscript"/>
+        </w:rPr>
+        <w:t>−iqα</w:t>
+      </w:r>
+      <w:r>
+        <w:t>φ + e</w:t>
+      </w:r>
+      <w:r>
+        <w:rPr>
+          <w:vertAlign w:val="superscript"/>
+        </w:rPr>
+        <w:t>−iqα</w:t>
+      </w:r>
+      <w:r>
+        <w:t>∂</w:t>
+      </w:r>
+      <w:r>
+        <w:rPr>
+          <w:vertAlign w:val="subscript"/>
+        </w:rPr>
+        <w:t>μ</w:t>
+      </w:r>
+      <w:r>
+        <w:t>φ = e</w:t>
+      </w:r>
+      <w:r>
+        <w:rPr>
+          <w:vertAlign w:val="superscript"/>
+        </w:rPr>
+        <w:t>−iqα</w:t>
+      </w:r>
+      <w:r>
+        <w:t>[∂</w:t>
+      </w:r>
+      <w:r>
+        <w:rPr>
+          <w:vertAlign w:val="subscript"/>
+        </w:rPr>
+        <w:t>μ</w:t>
+      </w:r>
+      <w:r>
+        <w:t>φ − iq(∂</w:t>
+      </w:r>
+      <w:r>
+        <w:rPr>
+          <w:vertAlign w:val="subscript"/>
+        </w:rPr>
+        <w:t>μα</w:t>
+      </w:r>
+      <w:r>
+        <w:t>)φ], using the chain rule on the exponential.</w:t>
       </w:r>
     </w:p>
     <w:p>
@@ -2531,13 +5265,94 @@
         <w:rPr>
           <w:b/>
         </w:rPr>
-        <w:t>4.</w:t>
+        <w:t>3.</w:t>
       </w:r>
       <w:r>
         <w:t xml:space="preserve"> </w:t>
       </w:r>
       <w:r>
-        <w:t>D_μφ* = (∂_μ−iqA_μ)φ* → [∂_μ − iq(A_μ+∂_μα)](e^(iqα)φ*) = e^(iqα)[∂_μφ* + iq(∂_μα)φ*] − iq(A_μ+∂_μα)e^(iqα)φ* = e^(iqα)[∂_μφ* + iq(∂_μα)φ* − iqA_μφ* − iq(∂_μα)φ*] = e^(iqα)[∂_μφ* − iqA_μφ*] = e^(iqα)D_μφ*.</w:t>
+        <w:t>∂</w:t>
+      </w:r>
+      <w:r>
+        <w:rPr>
+          <w:vertAlign w:val="subscript"/>
+        </w:rPr>
+        <w:t>μ</w:t>
+      </w:r>
+      <w:r>
+        <w:t>(e</w:t>
+      </w:r>
+      <w:r>
+        <w:rPr>
+          <w:vertAlign w:val="superscript"/>
+        </w:rPr>
+        <w:t>iqα(x)</w:t>
+      </w:r>
+      <w:r>
+        <w:t>φ*) = (iq∂</w:t>
+      </w:r>
+      <w:r>
+        <w:rPr>
+          <w:vertAlign w:val="subscript"/>
+        </w:rPr>
+        <w:t>μα</w:t>
+      </w:r>
+      <w:r>
+        <w:t>)e</w:t>
+      </w:r>
+      <w:r>
+        <w:rPr>
+          <w:vertAlign w:val="superscript"/>
+        </w:rPr>
+        <w:t>iqα</w:t>
+      </w:r>
+      <w:r>
+        <w:t>φ* + e</w:t>
+      </w:r>
+      <w:r>
+        <w:rPr>
+          <w:vertAlign w:val="superscript"/>
+        </w:rPr>
+        <w:t>iqα</w:t>
+      </w:r>
+      <w:r>
+        <w:t>∂</w:t>
+      </w:r>
+      <w:r>
+        <w:rPr>
+          <w:vertAlign w:val="subscript"/>
+        </w:rPr>
+        <w:t>μ</w:t>
+      </w:r>
+      <w:r>
+        <w:t>φ* = e</w:t>
+      </w:r>
+      <w:r>
+        <w:rPr>
+          <w:vertAlign w:val="superscript"/>
+        </w:rPr>
+        <w:t>iqα</w:t>
+      </w:r>
+      <w:r>
+        <w:t>[∂</w:t>
+      </w:r>
+      <w:r>
+        <w:rPr>
+          <w:vertAlign w:val="subscript"/>
+        </w:rPr>
+        <w:t>μ</w:t>
+      </w:r>
+      <w:r>
+        <w:t>φ* + iq(∂</w:t>
+      </w:r>
+      <w:r>
+        <w:rPr>
+          <w:vertAlign w:val="subscript"/>
+        </w:rPr>
+        <w:t>μα</w:t>
+      </w:r>
+      <w:r>
+        <w:t>)φ*], the sign of the extra term opposite to that for φ, tracking the opposite sign in the exponent.</w:t>
       </w:r>
     </w:p>
     <w:p>
@@ -2545,13 +5360,220 @@
         <w:rPr>
           <w:b/>
         </w:rPr>
-        <w:t>5.</w:t>
+        <w:t>4.</w:t>
       </w:r>
       <w:r>
         <w:t xml:space="preserve"> </w:t>
       </w:r>
       <w:r>
-        <w:t>D_μ(φ*φ) as an ordinary product rule gives (D_μφ*)φ + φ*(D_μφ) = [(∂_μ−iqA_μ)φ*]φ + φ*[(∂_μ+iqA_μ)φ] = (∂_μφ*)φ − iqA_μφ*φ + φ*∂_μφ + iqA_μφ*φ = (∂_μφ*)φ + φ*∂_μφ = ∂_μ(φ*φ), the A_μ terms cancelling. Since φ*φ is itself gauge invariant (φ*φ → e^(iqα)e^(−iqα)φ*φ = φ*φ), it is consistent, and expected, that its ordinary derivative already transforms correctly with no need for a covariant one.</w:t>
+        <w:t>D</w:t>
+      </w:r>
+      <w:r>
+        <w:rPr>
+          <w:vertAlign w:val="subscript"/>
+        </w:rPr>
+        <w:t>μ</w:t>
+      </w:r>
+      <w:r>
+        <w:t>φ* = (∂</w:t>
+      </w:r>
+      <w:r>
+        <w:rPr>
+          <w:vertAlign w:val="subscript"/>
+        </w:rPr>
+        <w:t>μ</w:t>
+      </w:r>
+      <w:r>
+        <w:t>−iqA</w:t>
+      </w:r>
+      <w:r>
+        <w:rPr>
+          <w:vertAlign w:val="subscript"/>
+        </w:rPr>
+        <w:t>μ</w:t>
+      </w:r>
+      <w:r>
+        <w:t>)φ* → [∂</w:t>
+      </w:r>
+      <w:r>
+        <w:rPr>
+          <w:vertAlign w:val="subscript"/>
+        </w:rPr>
+        <w:t>μ</w:t>
+      </w:r>
+      <w:r>
+        <w:t xml:space="preserve"> − iq(A</w:t>
+      </w:r>
+      <w:r>
+        <w:rPr>
+          <w:vertAlign w:val="subscript"/>
+        </w:rPr>
+        <w:t>μ</w:t>
+      </w:r>
+      <w:r>
+        <w:t>+∂</w:t>
+      </w:r>
+      <w:r>
+        <w:rPr>
+          <w:vertAlign w:val="subscript"/>
+        </w:rPr>
+        <w:t>μα</w:t>
+      </w:r>
+      <w:r>
+        <w:t>)](e</w:t>
+      </w:r>
+      <w:r>
+        <w:rPr>
+          <w:vertAlign w:val="superscript"/>
+        </w:rPr>
+        <w:t>iqα</w:t>
+      </w:r>
+      <w:r>
+        <w:t>φ*) = e</w:t>
+      </w:r>
+      <w:r>
+        <w:rPr>
+          <w:vertAlign w:val="superscript"/>
+        </w:rPr>
+        <w:t>iqα</w:t>
+      </w:r>
+      <w:r>
+        <w:t>[∂</w:t>
+      </w:r>
+      <w:r>
+        <w:rPr>
+          <w:vertAlign w:val="subscript"/>
+        </w:rPr>
+        <w:t>μ</w:t>
+      </w:r>
+      <w:r>
+        <w:t>φ* + iq(∂</w:t>
+      </w:r>
+      <w:r>
+        <w:rPr>
+          <w:vertAlign w:val="subscript"/>
+        </w:rPr>
+        <w:t>μα</w:t>
+      </w:r>
+      <w:r>
+        <w:t>)φ*] − iq(A</w:t>
+      </w:r>
+      <w:r>
+        <w:rPr>
+          <w:vertAlign w:val="subscript"/>
+        </w:rPr>
+        <w:t>μ</w:t>
+      </w:r>
+      <w:r>
+        <w:t>+∂</w:t>
+      </w:r>
+      <w:r>
+        <w:rPr>
+          <w:vertAlign w:val="subscript"/>
+        </w:rPr>
+        <w:t>μα</w:t>
+      </w:r>
+      <w:r>
+        <w:t>)e</w:t>
+      </w:r>
+      <w:r>
+        <w:rPr>
+          <w:vertAlign w:val="superscript"/>
+        </w:rPr>
+        <w:t>iqα</w:t>
+      </w:r>
+      <w:r>
+        <w:t>φ* = e</w:t>
+      </w:r>
+      <w:r>
+        <w:rPr>
+          <w:vertAlign w:val="superscript"/>
+        </w:rPr>
+        <w:t>iqα</w:t>
+      </w:r>
+      <w:r>
+        <w:t>[∂</w:t>
+      </w:r>
+      <w:r>
+        <w:rPr>
+          <w:vertAlign w:val="subscript"/>
+        </w:rPr>
+        <w:t>μ</w:t>
+      </w:r>
+      <w:r>
+        <w:t>φ* + iq(∂</w:t>
+      </w:r>
+      <w:r>
+        <w:rPr>
+          <w:vertAlign w:val="subscript"/>
+        </w:rPr>
+        <w:t>μα</w:t>
+      </w:r>
+      <w:r>
+        <w:t>)φ* − iqA</w:t>
+      </w:r>
+      <w:r>
+        <w:rPr>
+          <w:vertAlign w:val="subscript"/>
+        </w:rPr>
+        <w:t>μ</w:t>
+      </w:r>
+      <w:r>
+        <w:t>φ* − iq(∂</w:t>
+      </w:r>
+      <w:r>
+        <w:rPr>
+          <w:vertAlign w:val="subscript"/>
+        </w:rPr>
+        <w:t>μα</w:t>
+      </w:r>
+      <w:r>
+        <w:t>)φ*] = e</w:t>
+      </w:r>
+      <w:r>
+        <w:rPr>
+          <w:vertAlign w:val="superscript"/>
+        </w:rPr>
+        <w:t>iqα</w:t>
+      </w:r>
+      <w:r>
+        <w:t>[∂</w:t>
+      </w:r>
+      <w:r>
+        <w:rPr>
+          <w:vertAlign w:val="subscript"/>
+        </w:rPr>
+        <w:t>μ</w:t>
+      </w:r>
+      <w:r>
+        <w:t>φ* − iqA</w:t>
+      </w:r>
+      <w:r>
+        <w:rPr>
+          <w:vertAlign w:val="subscript"/>
+        </w:rPr>
+        <w:t>μ</w:t>
+      </w:r>
+      <w:r>
+        <w:t>φ*] = e</w:t>
+      </w:r>
+      <w:r>
+        <w:rPr>
+          <w:vertAlign w:val="superscript"/>
+        </w:rPr>
+        <w:t>iqα</w:t>
+      </w:r>
+      <w:r>
+        <w:t>D</w:t>
+      </w:r>
+      <w:r>
+        <w:rPr>
+          <w:vertAlign w:val="subscript"/>
+        </w:rPr>
+        <w:t>μ</w:t>
+      </w:r>
+      <w:r>
+        <w:t>φ*.</w:t>
       </w:r>
     </w:p>
     <w:p>
@@ -2559,13 +5581,166 @@
         <w:rPr>
           <w:b/>
         </w:rPr>
-        <w:t>6.</w:t>
+        <w:t>5.</w:t>
       </w:r>
       <w:r>
         <w:t xml:space="preserve"> </w:t>
       </w:r>
       <w:r>
-        <w:t>Demand D_μφ* → e^(iqα)D_μφ*, and try D_μφ* = (∂_μ + icA_μ)φ* for an unknown constant c. Using Exercise 3, (∂_μ+icA_μ′)(e^(iqα)φ*) = e^(iqα)[∂_μφ*+iq(∂_μα)φ*] + ic(A_μ+∂_μα)e^(iqα)φ* (using the same A_μ′ = A_μ+∂_μα already derived in Section 2.3, since only one gauge field exists). Matching to e^(iqα)(∂_μ+icA_μ)φ* requires iq(∂_μα)φ* + ic(∂_μα)φ* = 0, so c = −q, confirming D_μφ* = (∂_μ−iqA_μ)φ* independently of Exercise 4's conjugation shortcut.</w:t>
+        <w:t>D</w:t>
+      </w:r>
+      <w:r>
+        <w:rPr>
+          <w:vertAlign w:val="subscript"/>
+        </w:rPr>
+        <w:t>μ</w:t>
+      </w:r>
+      <w:r>
+        <w:t>(φ*φ) as an ordinary product rule gives (D</w:t>
+      </w:r>
+      <w:r>
+        <w:rPr>
+          <w:vertAlign w:val="subscript"/>
+        </w:rPr>
+        <w:t>μ</w:t>
+      </w:r>
+      <w:r>
+        <w:t>φ*)φ + φ*(D</w:t>
+      </w:r>
+      <w:r>
+        <w:rPr>
+          <w:vertAlign w:val="subscript"/>
+        </w:rPr>
+        <w:t>μ</w:t>
+      </w:r>
+      <w:r>
+        <w:t>φ) = [(∂</w:t>
+      </w:r>
+      <w:r>
+        <w:rPr>
+          <w:vertAlign w:val="subscript"/>
+        </w:rPr>
+        <w:t>μ</w:t>
+      </w:r>
+      <w:r>
+        <w:t>−iqA</w:t>
+      </w:r>
+      <w:r>
+        <w:rPr>
+          <w:vertAlign w:val="subscript"/>
+        </w:rPr>
+        <w:t>μ</w:t>
+      </w:r>
+      <w:r>
+        <w:t>)φ*]φ + φ*[(∂</w:t>
+      </w:r>
+      <w:r>
+        <w:rPr>
+          <w:vertAlign w:val="subscript"/>
+        </w:rPr>
+        <w:t>μ</w:t>
+      </w:r>
+      <w:r>
+        <w:t>+iqA</w:t>
+      </w:r>
+      <w:r>
+        <w:rPr>
+          <w:vertAlign w:val="subscript"/>
+        </w:rPr>
+        <w:t>μ</w:t>
+      </w:r>
+      <w:r>
+        <w:t>)φ] = (∂</w:t>
+      </w:r>
+      <w:r>
+        <w:rPr>
+          <w:vertAlign w:val="subscript"/>
+        </w:rPr>
+        <w:t>μ</w:t>
+      </w:r>
+      <w:r>
+        <w:t>φ*)φ − iqA</w:t>
+      </w:r>
+      <w:r>
+        <w:rPr>
+          <w:vertAlign w:val="subscript"/>
+        </w:rPr>
+        <w:t>μ</w:t>
+      </w:r>
+      <w:r>
+        <w:t>φ*φ + φ*∂</w:t>
+      </w:r>
+      <w:r>
+        <w:rPr>
+          <w:vertAlign w:val="subscript"/>
+        </w:rPr>
+        <w:t>μ</w:t>
+      </w:r>
+      <w:r>
+        <w:t>φ + iqA</w:t>
+      </w:r>
+      <w:r>
+        <w:rPr>
+          <w:vertAlign w:val="subscript"/>
+        </w:rPr>
+        <w:t>μ</w:t>
+      </w:r>
+      <w:r>
+        <w:t>φ*φ = (∂</w:t>
+      </w:r>
+      <w:r>
+        <w:rPr>
+          <w:vertAlign w:val="subscript"/>
+        </w:rPr>
+        <w:t>μ</w:t>
+      </w:r>
+      <w:r>
+        <w:t>φ*)φ + φ*∂</w:t>
+      </w:r>
+      <w:r>
+        <w:rPr>
+          <w:vertAlign w:val="subscript"/>
+        </w:rPr>
+        <w:t>μ</w:t>
+      </w:r>
+      <w:r>
+        <w:t>φ = ∂</w:t>
+      </w:r>
+      <w:r>
+        <w:rPr>
+          <w:vertAlign w:val="subscript"/>
+        </w:rPr>
+        <w:t>μ</w:t>
+      </w:r>
+      <w:r>
+        <w:t>(φ*φ), the A</w:t>
+      </w:r>
+      <w:r>
+        <w:rPr>
+          <w:vertAlign w:val="subscript"/>
+        </w:rPr>
+        <w:t>μ</w:t>
+      </w:r>
+      <w:r>
+        <w:t xml:space="preserve"> terms cancelling. Since φ*φ is itself gauge invariant (φ*φ → e</w:t>
+      </w:r>
+      <w:r>
+        <w:rPr>
+          <w:vertAlign w:val="superscript"/>
+        </w:rPr>
+        <w:t>iqα</w:t>
+      </w:r>
+      <w:r>
+        <w:t>e</w:t>
+      </w:r>
+      <w:r>
+        <w:rPr>
+          <w:vertAlign w:val="superscript"/>
+        </w:rPr>
+        <w:t>−iqα</w:t>
+      </w:r>
+      <w:r>
+        <w:t>φ*φ = φ*φ), it is consistent, and expected, that its ordinary derivative already transforms correctly with no need for a covariant one.</w:t>
       </w:r>
     </w:p>
     <w:p>
@@ -2573,13 +5748,247 @@
         <w:rPr>
           <w:b/>
         </w:rPr>
-        <w:t>7.</w:t>
+        <w:t>6.</w:t>
       </w:r>
       <w:r>
         <w:t xml:space="preserve"> </w:t>
       </w:r>
       <w:r>
-        <w:t>For each i, the same calculation as Worked example 2 applies verbatim with q replaced by q_i: D_μφ_i = (∂_μ+iq_iA_μ)φ_i transforms as [∂_μ+iq_i(A_μ+∂_μα)](e^(−iq_iα)φ_i) = e^(−iq_iα)[∂_μφ_i + iq_i(A_μ)φ_i] = e^(−iq_iα)D_μφ_i, the cancellation of the ∂_μα terms occurring independently for each species since each uses its own q_i consistently in both its own phase and its own covariant derivative.</w:t>
+        <w:t>Demand D</w:t>
+      </w:r>
+      <w:r>
+        <w:rPr>
+          <w:vertAlign w:val="subscript"/>
+        </w:rPr>
+        <w:t>μ</w:t>
+      </w:r>
+      <w:r>
+        <w:t>φ* → e</w:t>
+      </w:r>
+      <w:r>
+        <w:rPr>
+          <w:vertAlign w:val="superscript"/>
+        </w:rPr>
+        <w:t>iqα</w:t>
+      </w:r>
+      <w:r>
+        <w:t>D</w:t>
+      </w:r>
+      <w:r>
+        <w:rPr>
+          <w:vertAlign w:val="subscript"/>
+        </w:rPr>
+        <w:t>μ</w:t>
+      </w:r>
+      <w:r>
+        <w:t>φ*, and try D</w:t>
+      </w:r>
+      <w:r>
+        <w:rPr>
+          <w:vertAlign w:val="subscript"/>
+        </w:rPr>
+        <w:t>μ</w:t>
+      </w:r>
+      <w:r>
+        <w:t>φ* = (∂</w:t>
+      </w:r>
+      <w:r>
+        <w:rPr>
+          <w:vertAlign w:val="subscript"/>
+        </w:rPr>
+        <w:t>μ</w:t>
+      </w:r>
+      <w:r>
+        <w:t xml:space="preserve"> + icA</w:t>
+      </w:r>
+      <w:r>
+        <w:rPr>
+          <w:vertAlign w:val="subscript"/>
+        </w:rPr>
+        <w:t>μ</w:t>
+      </w:r>
+      <w:r>
+        <w:t>)φ* for an unknown constant c. Using Exercise 3, (∂</w:t>
+      </w:r>
+      <w:r>
+        <w:rPr>
+          <w:vertAlign w:val="subscript"/>
+        </w:rPr>
+        <w:t>μ</w:t>
+      </w:r>
+      <w:r>
+        <w:t>+icA</w:t>
+      </w:r>
+      <w:r>
+        <w:rPr>
+          <w:vertAlign w:val="subscript"/>
+        </w:rPr>
+        <w:t>μ′</w:t>
+      </w:r>
+      <w:r>
+        <w:t>)(e</w:t>
+      </w:r>
+      <w:r>
+        <w:rPr>
+          <w:vertAlign w:val="superscript"/>
+        </w:rPr>
+        <w:t>iqα</w:t>
+      </w:r>
+      <w:r>
+        <w:t>φ*) = e</w:t>
+      </w:r>
+      <w:r>
+        <w:rPr>
+          <w:vertAlign w:val="superscript"/>
+        </w:rPr>
+        <w:t>iqα</w:t>
+      </w:r>
+      <w:r>
+        <w:t>[∂</w:t>
+      </w:r>
+      <w:r>
+        <w:rPr>
+          <w:vertAlign w:val="subscript"/>
+        </w:rPr>
+        <w:t>μ</w:t>
+      </w:r>
+      <w:r>
+        <w:t>φ*+iq(∂</w:t>
+      </w:r>
+      <w:r>
+        <w:rPr>
+          <w:vertAlign w:val="subscript"/>
+        </w:rPr>
+        <w:t>μα</w:t>
+      </w:r>
+      <w:r>
+        <w:t>)φ*] + ic(A</w:t>
+      </w:r>
+      <w:r>
+        <w:rPr>
+          <w:vertAlign w:val="subscript"/>
+        </w:rPr>
+        <w:t>μ</w:t>
+      </w:r>
+      <w:r>
+        <w:t>+∂</w:t>
+      </w:r>
+      <w:r>
+        <w:rPr>
+          <w:vertAlign w:val="subscript"/>
+        </w:rPr>
+        <w:t>μα</w:t>
+      </w:r>
+      <w:r>
+        <w:t>)e</w:t>
+      </w:r>
+      <w:r>
+        <w:rPr>
+          <w:vertAlign w:val="superscript"/>
+        </w:rPr>
+        <w:t>iqα</w:t>
+      </w:r>
+      <w:r>
+        <w:t>φ* (using the same A</w:t>
+      </w:r>
+      <w:r>
+        <w:rPr>
+          <w:vertAlign w:val="subscript"/>
+        </w:rPr>
+        <w:t>μ′</w:t>
+      </w:r>
+      <w:r>
+        <w:t xml:space="preserve"> = A</w:t>
+      </w:r>
+      <w:r>
+        <w:rPr>
+          <w:vertAlign w:val="subscript"/>
+        </w:rPr>
+        <w:t>μ</w:t>
+      </w:r>
+      <w:r>
+        <w:t>+∂</w:t>
+      </w:r>
+      <w:r>
+        <w:rPr>
+          <w:vertAlign w:val="subscript"/>
+        </w:rPr>
+        <w:t>μα</w:t>
+      </w:r>
+      <w:r>
+        <w:t xml:space="preserve"> already derived in Section 2.3, since only one gauge field exists). Matching to e</w:t>
+      </w:r>
+      <w:r>
+        <w:rPr>
+          <w:vertAlign w:val="superscript"/>
+        </w:rPr>
+        <w:t>iqα</w:t>
+      </w:r>
+      <w:r>
+        <w:t>(∂</w:t>
+      </w:r>
+      <w:r>
+        <w:rPr>
+          <w:vertAlign w:val="subscript"/>
+        </w:rPr>
+        <w:t>μ</w:t>
+      </w:r>
+      <w:r>
+        <w:t>+icA</w:t>
+      </w:r>
+      <w:r>
+        <w:rPr>
+          <w:vertAlign w:val="subscript"/>
+        </w:rPr>
+        <w:t>μ</w:t>
+      </w:r>
+      <w:r>
+        <w:t>)φ* requires iq(∂</w:t>
+      </w:r>
+      <w:r>
+        <w:rPr>
+          <w:vertAlign w:val="subscript"/>
+        </w:rPr>
+        <w:t>μα</w:t>
+      </w:r>
+      <w:r>
+        <w:t>)φ* + ic(∂</w:t>
+      </w:r>
+      <w:r>
+        <w:rPr>
+          <w:vertAlign w:val="subscript"/>
+        </w:rPr>
+        <w:t>μα</w:t>
+      </w:r>
+      <w:r>
+        <w:t>)φ* = 0, so c = −q, confirming D</w:t>
+      </w:r>
+      <w:r>
+        <w:rPr>
+          <w:vertAlign w:val="subscript"/>
+        </w:rPr>
+        <w:t>μ</w:t>
+      </w:r>
+      <w:r>
+        <w:t>φ* = (∂</w:t>
+      </w:r>
+      <w:r>
+        <w:rPr>
+          <w:vertAlign w:val="subscript"/>
+        </w:rPr>
+        <w:t>μ</w:t>
+      </w:r>
+      <w:r>
+        <w:t>−iqA</w:t>
+      </w:r>
+      <w:r>
+        <w:rPr>
+          <w:vertAlign w:val="subscript"/>
+        </w:rPr>
+        <w:t>μ</w:t>
+      </w:r>
+      <w:r>
+        <w:t>)φ* independently of Exercise 4's conjugation shortcut.</w:t>
       </w:r>
     </w:p>
     <w:p>
@@ -2587,13 +5996,229 @@
         <w:rPr>
           <w:b/>
         </w:rPr>
-        <w:t>8.</w:t>
+        <w:t>7.</w:t>
       </w:r>
       <w:r>
         <w:t xml:space="preserve"> </w:t>
       </w:r>
       <w:r>
-        <w:t>With two different parameters α_1, α_2, the single A_μ would need to satisfy A_μ → A_μ+∂_μα_1 to repair φ₁'s covariant derivative and simultaneously A_μ → A_μ+∂_μα_2 to repair φ₂'s, two different, generally inconsistent requirements on the same field unless α_1=α_2 identically; a single shared field cannot transform two different ways at once, so a single A_μ requires a single shared gauge parameter.</w:t>
+        <w:t>For each i, the same calculation as Worked example 2 applies verbatim with q replaced by q</w:t>
+      </w:r>
+      <w:r>
+        <w:rPr>
+          <w:vertAlign w:val="subscript"/>
+        </w:rPr>
+        <w:t>i</w:t>
+      </w:r>
+      <w:r>
+        <w:t>: D</w:t>
+      </w:r>
+      <w:r>
+        <w:rPr>
+          <w:vertAlign w:val="subscript"/>
+        </w:rPr>
+        <w:t>μ</w:t>
+      </w:r>
+      <w:r>
+        <w:t>φ</w:t>
+      </w:r>
+      <w:r>
+        <w:rPr>
+          <w:vertAlign w:val="subscript"/>
+        </w:rPr>
+        <w:t>i</w:t>
+      </w:r>
+      <w:r>
+        <w:t xml:space="preserve"> = (∂</w:t>
+      </w:r>
+      <w:r>
+        <w:rPr>
+          <w:vertAlign w:val="subscript"/>
+        </w:rPr>
+        <w:t>μ</w:t>
+      </w:r>
+      <w:r>
+        <w:t>+iq</w:t>
+      </w:r>
+      <w:r>
+        <w:rPr>
+          <w:vertAlign w:val="subscript"/>
+        </w:rPr>
+        <w:t>i</w:t>
+      </w:r>
+      <w:r>
+        <w:t>A</w:t>
+      </w:r>
+      <w:r>
+        <w:rPr>
+          <w:vertAlign w:val="subscript"/>
+        </w:rPr>
+        <w:t>μ</w:t>
+      </w:r>
+      <w:r>
+        <w:t>)φ</w:t>
+      </w:r>
+      <w:r>
+        <w:rPr>
+          <w:vertAlign w:val="subscript"/>
+        </w:rPr>
+        <w:t>i</w:t>
+      </w:r>
+      <w:r>
+        <w:t xml:space="preserve"> transforms as [∂</w:t>
+      </w:r>
+      <w:r>
+        <w:rPr>
+          <w:vertAlign w:val="subscript"/>
+        </w:rPr>
+        <w:t>μ</w:t>
+      </w:r>
+      <w:r>
+        <w:t>+iq</w:t>
+      </w:r>
+      <w:r>
+        <w:rPr>
+          <w:vertAlign w:val="subscript"/>
+        </w:rPr>
+        <w:t>i</w:t>
+      </w:r>
+      <w:r>
+        <w:t>(A</w:t>
+      </w:r>
+      <w:r>
+        <w:rPr>
+          <w:vertAlign w:val="subscript"/>
+        </w:rPr>
+        <w:t>μ</w:t>
+      </w:r>
+      <w:r>
+        <w:t>+∂</w:t>
+      </w:r>
+      <w:r>
+        <w:rPr>
+          <w:vertAlign w:val="subscript"/>
+        </w:rPr>
+        <w:t>μα</w:t>
+      </w:r>
+      <w:r>
+        <w:t>)](e</w:t>
+      </w:r>
+      <w:r>
+        <w:rPr>
+          <w:vertAlign w:val="superscript"/>
+        </w:rPr>
+        <w:t>−iqᵢα</w:t>
+      </w:r>
+      <w:r>
+        <w:t>φ</w:t>
+      </w:r>
+      <w:r>
+        <w:rPr>
+          <w:vertAlign w:val="subscript"/>
+        </w:rPr>
+        <w:t>i</w:t>
+      </w:r>
+      <w:r>
+        <w:t>) = e</w:t>
+      </w:r>
+      <w:r>
+        <w:rPr>
+          <w:vertAlign w:val="superscript"/>
+        </w:rPr>
+        <w:t>−iqᵢα</w:t>
+      </w:r>
+      <w:r>
+        <w:t>[∂</w:t>
+      </w:r>
+      <w:r>
+        <w:rPr>
+          <w:vertAlign w:val="subscript"/>
+        </w:rPr>
+        <w:t>μ</w:t>
+      </w:r>
+      <w:r>
+        <w:t>φ</w:t>
+      </w:r>
+      <w:r>
+        <w:rPr>
+          <w:vertAlign w:val="subscript"/>
+        </w:rPr>
+        <w:t>i</w:t>
+      </w:r>
+      <w:r>
+        <w:t xml:space="preserve"> + iq</w:t>
+      </w:r>
+      <w:r>
+        <w:rPr>
+          <w:vertAlign w:val="subscript"/>
+        </w:rPr>
+        <w:t>i</w:t>
+      </w:r>
+      <w:r>
+        <w:t>(A</w:t>
+      </w:r>
+      <w:r>
+        <w:rPr>
+          <w:vertAlign w:val="subscript"/>
+        </w:rPr>
+        <w:t>μ</w:t>
+      </w:r>
+      <w:r>
+        <w:t>)φ</w:t>
+      </w:r>
+      <w:r>
+        <w:rPr>
+          <w:vertAlign w:val="subscript"/>
+        </w:rPr>
+        <w:t>i</w:t>
+      </w:r>
+      <w:r>
+        <w:t>] = e</w:t>
+      </w:r>
+      <w:r>
+        <w:rPr>
+          <w:vertAlign w:val="superscript"/>
+        </w:rPr>
+        <w:t>−iqᵢα</w:t>
+      </w:r>
+      <w:r>
+        <w:t>D</w:t>
+      </w:r>
+      <w:r>
+        <w:rPr>
+          <w:vertAlign w:val="subscript"/>
+        </w:rPr>
+        <w:t>μ</w:t>
+      </w:r>
+      <w:r>
+        <w:t>φ</w:t>
+      </w:r>
+      <w:r>
+        <w:rPr>
+          <w:vertAlign w:val="subscript"/>
+        </w:rPr>
+        <w:t>i</w:t>
+      </w:r>
+      <w:r>
+        <w:t>, the cancellation of the ∂</w:t>
+      </w:r>
+      <w:r>
+        <w:rPr>
+          <w:vertAlign w:val="subscript"/>
+        </w:rPr>
+        <w:t>μα</w:t>
+      </w:r>
+      <w:r>
+        <w:t xml:space="preserve"> terms occurring independently for each species since each uses its own q</w:t>
+      </w:r>
+      <w:r>
+        <w:rPr>
+          <w:vertAlign w:val="subscript"/>
+        </w:rPr>
+        <w:t>i</w:t>
+      </w:r>
+      <w:r>
+        <w:t xml:space="preserve"> consistently in both its own phase and its own covariant derivative.</w:t>
       </w:r>
     </w:p>
     <w:p>
@@ -2601,13 +6226,133 @@
         <w:rPr>
           <w:b/>
         </w:rPr>
-        <w:t>9.</w:t>
+        <w:t>8.</w:t>
       </w:r>
       <w:r>
         <w:t xml:space="preserve"> </w:t>
       </w:r>
       <w:r>
-        <w:t>D_μφ*D^μφ = (∂_μφ* − iqA_μφ*)(∂^μφ + iqA^μφ) = ∂_μφ*∂^μφ + iqA^μφ∂_μφ* − iqA^μφ*∂_μφ + q²A_μA^μφ*φ. The free term is ∂_μφ*∂^μφ; the quadratic-in-A term is q²A_μA^μφ*φ; the remaining linear-in-A terms combine as iqA^μ(φ∂_μφ* − φ*∂_μφ) = −iqA^μ(φ*∂_μφ−φ∂_μφ*), giving the full Lagrangian ∂_μφ*∂^μφ − m²φ*φ − iqA^μ(φ*∂_μφ−φ∂_μφ*) + q²A_μA^μφ*φ.</w:t>
+        <w:t>With two different parameters α</w:t>
+      </w:r>
+      <w:r>
+        <w:rPr>
+          <w:vertAlign w:val="subscript"/>
+        </w:rPr>
+        <w:t>1</w:t>
+      </w:r>
+      <w:r>
+        <w:t>, α</w:t>
+      </w:r>
+      <w:r>
+        <w:rPr>
+          <w:vertAlign w:val="subscript"/>
+        </w:rPr>
+        <w:t>2</w:t>
+      </w:r>
+      <w:r>
+        <w:t>, the single A</w:t>
+      </w:r>
+      <w:r>
+        <w:rPr>
+          <w:vertAlign w:val="subscript"/>
+        </w:rPr>
+        <w:t>μ</w:t>
+      </w:r>
+      <w:r>
+        <w:t xml:space="preserve"> would need to satisfy A</w:t>
+      </w:r>
+      <w:r>
+        <w:rPr>
+          <w:vertAlign w:val="subscript"/>
+        </w:rPr>
+        <w:t>μ</w:t>
+      </w:r>
+      <w:r>
+        <w:t xml:space="preserve"> → A</w:t>
+      </w:r>
+      <w:r>
+        <w:rPr>
+          <w:vertAlign w:val="subscript"/>
+        </w:rPr>
+        <w:t>μ</w:t>
+      </w:r>
+      <w:r>
+        <w:t>+∂</w:t>
+      </w:r>
+      <w:r>
+        <w:rPr>
+          <w:vertAlign w:val="subscript"/>
+        </w:rPr>
+        <w:t>μα</w:t>
+      </w:r>
+      <w:r>
+        <w:rPr>
+          <w:vertAlign w:val="subscript"/>
+        </w:rPr>
+        <w:t>1</w:t>
+      </w:r>
+      <w:r>
+        <w:t xml:space="preserve"> to repair φ₁'s covariant derivative and simultaneously A</w:t>
+      </w:r>
+      <w:r>
+        <w:rPr>
+          <w:vertAlign w:val="subscript"/>
+        </w:rPr>
+        <w:t>μ</w:t>
+      </w:r>
+      <w:r>
+        <w:t xml:space="preserve"> → A</w:t>
+      </w:r>
+      <w:r>
+        <w:rPr>
+          <w:vertAlign w:val="subscript"/>
+        </w:rPr>
+        <w:t>μ</w:t>
+      </w:r>
+      <w:r>
+        <w:t>+∂</w:t>
+      </w:r>
+      <w:r>
+        <w:rPr>
+          <w:vertAlign w:val="subscript"/>
+        </w:rPr>
+        <w:t>μα</w:t>
+      </w:r>
+      <w:r>
+        <w:rPr>
+          <w:vertAlign w:val="subscript"/>
+        </w:rPr>
+        <w:t>2</w:t>
+      </w:r>
+      <w:r>
+        <w:t xml:space="preserve"> to repair φ₂'s, two different, generally inconsistent requirements on the same field unless α</w:t>
+      </w:r>
+      <w:r>
+        <w:rPr>
+          <w:vertAlign w:val="subscript"/>
+        </w:rPr>
+        <w:t>1</w:t>
+      </w:r>
+      <w:r>
+        <w:t>=α</w:t>
+      </w:r>
+      <w:r>
+        <w:rPr>
+          <w:vertAlign w:val="subscript"/>
+        </w:rPr>
+        <w:t>2</w:t>
+      </w:r>
+      <w:r>
+        <w:t xml:space="preserve"> identically; a single shared field cannot transform two different ways at once, so a single A</w:t>
+      </w:r>
+      <w:r>
+        <w:rPr>
+          <w:vertAlign w:val="subscript"/>
+        </w:rPr>
+        <w:t>μ</w:t>
+      </w:r>
+      <w:r>
+        <w:t xml:space="preserve"> requires a single shared gauge parameter.</w:t>
       </w:r>
     </w:p>
     <w:p>
@@ -2615,13 +6360,292 @@
         <w:rPr>
           <w:b/>
         </w:rPr>
-        <w:t>10.</w:t>
+        <w:t>9.</w:t>
       </w:r>
       <w:r>
         <w:t xml:space="preserve"> </w:t>
       </w:r>
       <w:r>
-        <w:t>Lesson 31, Section 1.3, gives j^μ = iq(φ*∂^μφ − φ∂^μφ*). The linear term found in Exercise 9 is −iqA^μ(φ*∂_μφ−φ∂_μφ*) = −A^μ·iq(φ*∂_μφ−φ∂_μφ*) = −A^μj_μ = −j^μA_μ, matching the general coupling convention −j^μA_μ of Lesson 26, Section 6.3, exactly, with no sign discrepancy: the current that couples to A_μ in the minimally-coupled scalar Lagrangian is precisely the Noether current of Lesson 31.</w:t>
+        <w:t>D</w:t>
+      </w:r>
+      <w:r>
+        <w:rPr>
+          <w:vertAlign w:val="subscript"/>
+        </w:rPr>
+        <w:t>μ</w:t>
+      </w:r>
+      <w:r>
+        <w:t>φ*D</w:t>
+      </w:r>
+      <w:r>
+        <w:rPr>
+          <w:vertAlign w:val="superscript"/>
+        </w:rPr>
+        <w:t>μ</w:t>
+      </w:r>
+      <w:r>
+        <w:t>φ = (∂</w:t>
+      </w:r>
+      <w:r>
+        <w:rPr>
+          <w:vertAlign w:val="subscript"/>
+        </w:rPr>
+        <w:t>μ</w:t>
+      </w:r>
+      <w:r>
+        <w:t>φ* − iqA</w:t>
+      </w:r>
+      <w:r>
+        <w:rPr>
+          <w:vertAlign w:val="subscript"/>
+        </w:rPr>
+        <w:t>μ</w:t>
+      </w:r>
+      <w:r>
+        <w:t>φ*)(∂</w:t>
+      </w:r>
+      <w:r>
+        <w:rPr>
+          <w:vertAlign w:val="superscript"/>
+        </w:rPr>
+        <w:t>μ</w:t>
+      </w:r>
+      <w:r>
+        <w:t>φ + iqA</w:t>
+      </w:r>
+      <w:r>
+        <w:rPr>
+          <w:vertAlign w:val="superscript"/>
+        </w:rPr>
+        <w:t>μ</w:t>
+      </w:r>
+      <w:r>
+        <w:t>φ) = ∂</w:t>
+      </w:r>
+      <w:r>
+        <w:rPr>
+          <w:vertAlign w:val="subscript"/>
+        </w:rPr>
+        <w:t>μ</w:t>
+      </w:r>
+      <w:r>
+        <w:t>φ*∂</w:t>
+      </w:r>
+      <w:r>
+        <w:rPr>
+          <w:vertAlign w:val="superscript"/>
+        </w:rPr>
+        <w:t>μ</w:t>
+      </w:r>
+      <w:r>
+        <w:t>φ + iqA</w:t>
+      </w:r>
+      <w:r>
+        <w:rPr>
+          <w:vertAlign w:val="superscript"/>
+        </w:rPr>
+        <w:t>μ</w:t>
+      </w:r>
+      <w:r>
+        <w:t>φ∂</w:t>
+      </w:r>
+      <w:r>
+        <w:rPr>
+          <w:vertAlign w:val="subscript"/>
+        </w:rPr>
+        <w:t>μ</w:t>
+      </w:r>
+      <w:r>
+        <w:t>φ* − iqA</w:t>
+      </w:r>
+      <w:r>
+        <w:rPr>
+          <w:vertAlign w:val="superscript"/>
+        </w:rPr>
+        <w:t>μ</w:t>
+      </w:r>
+      <w:r>
+        <w:t>φ*∂</w:t>
+      </w:r>
+      <w:r>
+        <w:rPr>
+          <w:vertAlign w:val="subscript"/>
+        </w:rPr>
+        <w:t>μ</w:t>
+      </w:r>
+      <w:r>
+        <w:t>φ + q²A</w:t>
+      </w:r>
+      <w:r>
+        <w:rPr>
+          <w:vertAlign w:val="subscript"/>
+        </w:rPr>
+        <w:t>μ</w:t>
+      </w:r>
+      <w:r>
+        <w:t>A</w:t>
+      </w:r>
+      <w:r>
+        <w:rPr>
+          <w:vertAlign w:val="superscript"/>
+        </w:rPr>
+        <w:t>μ</w:t>
+      </w:r>
+      <w:r>
+        <w:t>φ*φ. The free term is ∂</w:t>
+      </w:r>
+      <w:r>
+        <w:rPr>
+          <w:vertAlign w:val="subscript"/>
+        </w:rPr>
+        <w:t>μ</w:t>
+      </w:r>
+      <w:r>
+        <w:t>φ*∂</w:t>
+      </w:r>
+      <w:r>
+        <w:rPr>
+          <w:vertAlign w:val="superscript"/>
+        </w:rPr>
+        <w:t>μ</w:t>
+      </w:r>
+      <w:r>
+        <w:t>φ; the quadratic-in-A term is q²A</w:t>
+      </w:r>
+      <w:r>
+        <w:rPr>
+          <w:vertAlign w:val="subscript"/>
+        </w:rPr>
+        <w:t>μ</w:t>
+      </w:r>
+      <w:r>
+        <w:t>A</w:t>
+      </w:r>
+      <w:r>
+        <w:rPr>
+          <w:vertAlign w:val="superscript"/>
+        </w:rPr>
+        <w:t>μ</w:t>
+      </w:r>
+      <w:r>
+        <w:t>φ*φ; the remaining linear-in-A terms combine as iqA</w:t>
+      </w:r>
+      <w:r>
+        <w:rPr>
+          <w:vertAlign w:val="superscript"/>
+        </w:rPr>
+        <w:t>μ</w:t>
+      </w:r>
+      <w:r>
+        <w:t>(φ∂</w:t>
+      </w:r>
+      <w:r>
+        <w:rPr>
+          <w:vertAlign w:val="subscript"/>
+        </w:rPr>
+        <w:t>μ</w:t>
+      </w:r>
+      <w:r>
+        <w:t>φ* − φ*∂</w:t>
+      </w:r>
+      <w:r>
+        <w:rPr>
+          <w:vertAlign w:val="subscript"/>
+        </w:rPr>
+        <w:t>μ</w:t>
+      </w:r>
+      <w:r>
+        <w:t>φ) = −iqA</w:t>
+      </w:r>
+      <w:r>
+        <w:rPr>
+          <w:vertAlign w:val="superscript"/>
+        </w:rPr>
+        <w:t>μ</w:t>
+      </w:r>
+      <w:r>
+        <w:t>(φ*∂</w:t>
+      </w:r>
+      <w:r>
+        <w:rPr>
+          <w:vertAlign w:val="subscript"/>
+        </w:rPr>
+        <w:t>μ</w:t>
+      </w:r>
+      <w:r>
+        <w:t>φ−φ∂</w:t>
+      </w:r>
+      <w:r>
+        <w:rPr>
+          <w:vertAlign w:val="subscript"/>
+        </w:rPr>
+        <w:t>μ</w:t>
+      </w:r>
+      <w:r>
+        <w:t>φ*), giving the full Lagrangian ∂</w:t>
+      </w:r>
+      <w:r>
+        <w:rPr>
+          <w:vertAlign w:val="subscript"/>
+        </w:rPr>
+        <w:t>μ</w:t>
+      </w:r>
+      <w:r>
+        <w:t>φ*∂</w:t>
+      </w:r>
+      <w:r>
+        <w:rPr>
+          <w:vertAlign w:val="superscript"/>
+        </w:rPr>
+        <w:t>μ</w:t>
+      </w:r>
+      <w:r>
+        <w:t>φ − m²φ*φ − iqA</w:t>
+      </w:r>
+      <w:r>
+        <w:rPr>
+          <w:vertAlign w:val="superscript"/>
+        </w:rPr>
+        <w:t>μ</w:t>
+      </w:r>
+      <w:r>
+        <w:t>(φ*∂</w:t>
+      </w:r>
+      <w:r>
+        <w:rPr>
+          <w:vertAlign w:val="subscript"/>
+        </w:rPr>
+        <w:t>μ</w:t>
+      </w:r>
+      <w:r>
+        <w:t>φ−φ∂</w:t>
+      </w:r>
+      <w:r>
+        <w:rPr>
+          <w:vertAlign w:val="subscript"/>
+        </w:rPr>
+        <w:t>μ</w:t>
+      </w:r>
+      <w:r>
+        <w:t>φ*) + q²A</w:t>
+      </w:r>
+      <w:r>
+        <w:rPr>
+          <w:vertAlign w:val="subscript"/>
+        </w:rPr>
+        <w:t>μ</w:t>
+      </w:r>
+      <w:r>
+        <w:t>A</w:t>
+      </w:r>
+      <w:r>
+        <w:rPr>
+          <w:vertAlign w:val="superscript"/>
+        </w:rPr>
+        <w:t>μ</w:t>
+      </w:r>
+      <w:r>
+        <w:t>φ*φ.</w:t>
       </w:r>
     </w:p>
     <w:p>
@@ -2629,13 +6653,157 @@
         <w:rPr>
           <w:b/>
         </w:rPr>
-        <w:t>11.</w:t>
+        <w:t>10.</w:t>
       </w:r>
       <w:r>
         <w:t xml:space="preserve"> </w:t>
       </w:r>
       <w:r>
-        <w:t>The scalar kinetic term D_μφ*D^μφ contains two covariant derivatives, one on φ and one on φ*, so expanding it produces a term with two factors of A_μ (Exercise 9's q²A_μA^μφ*φ). The Dirac kinetic term ψ̄iγ^μD_μψ contains only one covariant derivative, acting on ψ alone (ψ̄ carries no derivative in this term), so its expansion produces only a term linear in A_μ, with no quadratic counterpart; this qualitative difference between scalar and fermion electrodynamics traces directly to the different number of derivatives in each field's kinetic term.</w:t>
+        <w:t>Lesson 31, Section 1.3, gives j</w:t>
+      </w:r>
+      <w:r>
+        <w:rPr>
+          <w:vertAlign w:val="superscript"/>
+        </w:rPr>
+        <w:t>μ</w:t>
+      </w:r>
+      <w:r>
+        <w:t xml:space="preserve"> = iq(φ*∂</w:t>
+      </w:r>
+      <w:r>
+        <w:rPr>
+          <w:vertAlign w:val="superscript"/>
+        </w:rPr>
+        <w:t>μ</w:t>
+      </w:r>
+      <w:r>
+        <w:t>φ − φ∂</w:t>
+      </w:r>
+      <w:r>
+        <w:rPr>
+          <w:vertAlign w:val="superscript"/>
+        </w:rPr>
+        <w:t>μ</w:t>
+      </w:r>
+      <w:r>
+        <w:t>φ*). The linear term found in Exercise 9 is −iqA</w:t>
+      </w:r>
+      <w:r>
+        <w:rPr>
+          <w:vertAlign w:val="superscript"/>
+        </w:rPr>
+        <w:t>μ</w:t>
+      </w:r>
+      <w:r>
+        <w:t>(φ*∂</w:t>
+      </w:r>
+      <w:r>
+        <w:rPr>
+          <w:vertAlign w:val="subscript"/>
+        </w:rPr>
+        <w:t>μ</w:t>
+      </w:r>
+      <w:r>
+        <w:t>φ−φ∂</w:t>
+      </w:r>
+      <w:r>
+        <w:rPr>
+          <w:vertAlign w:val="subscript"/>
+        </w:rPr>
+        <w:t>μ</w:t>
+      </w:r>
+      <w:r>
+        <w:t>φ*) = −A</w:t>
+      </w:r>
+      <w:r>
+        <w:rPr>
+          <w:vertAlign w:val="superscript"/>
+        </w:rPr>
+        <w:t>μ</w:t>
+      </w:r>
+      <w:r>
+        <w:t>·iq(φ*∂</w:t>
+      </w:r>
+      <w:r>
+        <w:rPr>
+          <w:vertAlign w:val="subscript"/>
+        </w:rPr>
+        <w:t>μ</w:t>
+      </w:r>
+      <w:r>
+        <w:t>φ−φ∂</w:t>
+      </w:r>
+      <w:r>
+        <w:rPr>
+          <w:vertAlign w:val="subscript"/>
+        </w:rPr>
+        <w:t>μ</w:t>
+      </w:r>
+      <w:r>
+        <w:t>φ*) = −A</w:t>
+      </w:r>
+      <w:r>
+        <w:rPr>
+          <w:vertAlign w:val="superscript"/>
+        </w:rPr>
+        <w:t>μ</w:t>
+      </w:r>
+      <w:r>
+        <w:t>j</w:t>
+      </w:r>
+      <w:r>
+        <w:rPr>
+          <w:vertAlign w:val="subscript"/>
+        </w:rPr>
+        <w:t>μ</w:t>
+      </w:r>
+      <w:r>
+        <w:t xml:space="preserve"> = −j</w:t>
+      </w:r>
+      <w:r>
+        <w:rPr>
+          <w:vertAlign w:val="superscript"/>
+        </w:rPr>
+        <w:t>μ</w:t>
+      </w:r>
+      <w:r>
+        <w:t>A</w:t>
+      </w:r>
+      <w:r>
+        <w:rPr>
+          <w:vertAlign w:val="subscript"/>
+        </w:rPr>
+        <w:t>μ</w:t>
+      </w:r>
+      <w:r>
+        <w:t>, matching the general coupling convention −j</w:t>
+      </w:r>
+      <w:r>
+        <w:rPr>
+          <w:vertAlign w:val="superscript"/>
+        </w:rPr>
+        <w:t>μ</w:t>
+      </w:r>
+      <w:r>
+        <w:t>A</w:t>
+      </w:r>
+      <w:r>
+        <w:rPr>
+          <w:vertAlign w:val="subscript"/>
+        </w:rPr>
+        <w:t>μ</w:t>
+      </w:r>
+      <w:r>
+        <w:t xml:space="preserve"> of Lesson 26, Section 6.3, exactly, with no sign discrepancy: the current that couples to A</w:t>
+      </w:r>
+      <w:r>
+        <w:rPr>
+          <w:vertAlign w:val="subscript"/>
+        </w:rPr>
+        <w:t>μ</w:t>
+      </w:r>
+      <w:r>
+        <w:t xml:space="preserve"> in the minimally-coupled scalar Lagrangian is precisely the Noether current of Lesson 31.</w:t>
       </w:r>
     </w:p>
     <w:p>
@@ -2643,13 +6811,85 @@
         <w:rPr>
           <w:b/>
         </w:rPr>
-        <w:t>12.</w:t>
+        <w:t>11.</w:t>
       </w:r>
       <w:r>
         <w:t xml:space="preserve"> </w:t>
       </w:r>
       <w:r>
-        <w:t>[D_μ,D_ν]φ = (∂_μ+iqA_μ)(∂_ν+iqA_ν)φ − (∂_ν+iqA_ν)(∂_μ+iqA_μ)φ. Expanding, the first product gives ∂_μ∂_νφ + iq(∂_μA_ν)φ + iqA_ν∂_μφ + iqA_μ∂_νφ − q²A_μA_νφ, and the second, with μ,ν exchanged, gives ∂_ν∂_μφ + iq(∂_νA_μ)φ + iqA_μ∂_νφ + iqA_ν∂_μφ − q²A_νA_μφ. Subtracting, the ∂_μ∂_νφ and ∂_ν∂_μφ terms cancel (equal by Lesson 2, Section 3.1), and the iqA_ν∂_μφ and iqA_μ∂_νφ terms cancel between the two products as well, leaving only the terms with a single derivative on A.</w:t>
+        <w:t>The scalar kinetic term D</w:t>
+      </w:r>
+      <w:r>
+        <w:rPr>
+          <w:vertAlign w:val="subscript"/>
+        </w:rPr>
+        <w:t>μ</w:t>
+      </w:r>
+      <w:r>
+        <w:t>φ*D</w:t>
+      </w:r>
+      <w:r>
+        <w:rPr>
+          <w:vertAlign w:val="superscript"/>
+        </w:rPr>
+        <w:t>μ</w:t>
+      </w:r>
+      <w:r>
+        <w:t>φ contains two covariant derivatives, one on φ and one on φ*, so expanding it produces a term with two factors of A</w:t>
+      </w:r>
+      <w:r>
+        <w:rPr>
+          <w:vertAlign w:val="subscript"/>
+        </w:rPr>
+        <w:t>μ</w:t>
+      </w:r>
+      <w:r>
+        <w:t xml:space="preserve"> (Exercise 9's q²A</w:t>
+      </w:r>
+      <w:r>
+        <w:rPr>
+          <w:vertAlign w:val="subscript"/>
+        </w:rPr>
+        <w:t>μ</w:t>
+      </w:r>
+      <w:r>
+        <w:t>A</w:t>
+      </w:r>
+      <w:r>
+        <w:rPr>
+          <w:vertAlign w:val="superscript"/>
+        </w:rPr>
+        <w:t>μ</w:t>
+      </w:r>
+      <w:r>
+        <w:t>φ*φ). The Dirac kinetic term ψ̄iγ</w:t>
+      </w:r>
+      <w:r>
+        <w:rPr>
+          <w:vertAlign w:val="superscript"/>
+        </w:rPr>
+        <w:t>μ</w:t>
+      </w:r>
+      <w:r>
+        <w:t>D</w:t>
+      </w:r>
+      <w:r>
+        <w:rPr>
+          <w:vertAlign w:val="subscript"/>
+        </w:rPr>
+        <w:t>μ</w:t>
+      </w:r>
+      <w:r>
+        <w:t>ψ contains only one covariant derivative, acting on ψ alone (ψ̄ carries no derivative in this term), so its expansion produces only a term linear in A</w:t>
+      </w:r>
+      <w:r>
+        <w:rPr>
+          <w:vertAlign w:val="subscript"/>
+        </w:rPr>
+        <w:t>μ</w:t>
+      </w:r>
+      <w:r>
+        <w:t>, with no quadratic counterpart; this qualitative difference between scalar and fermion electrodynamics traces directly to the different number of derivatives in each field's kinetic term.</w:t>
       </w:r>
     </w:p>
     <w:p>
@@ -2657,13 +6897,355 @@
         <w:rPr>
           <w:b/>
         </w:rPr>
-        <w:t>13.</w:t>
+        <w:t>12.</w:t>
       </w:r>
       <w:r>
         <w:t xml:space="preserve"> </w:t>
       </w:r>
       <w:r>
-        <w:t>What remains after Exercise 12's cancellations is iq(∂_μA_ν)φ − iq(∂_νA_μ)φ − q²A_μA_νφ + q²A_νA_μφ. Since A_μA_ν = A_νA_μ for ordinary (classical, commuting) field values, the last two terms cancel, leaving [D_μ,D_ν]φ = iq(∂_μA_ν−∂_νA_μ)φ = iqF_μνφ, confirming [D_μ,D_ν] = iqF_μν as an operator identity.</w:t>
+        <w:t>[D</w:t>
+      </w:r>
+      <w:r>
+        <w:rPr>
+          <w:vertAlign w:val="subscript"/>
+        </w:rPr>
+        <w:t>μ</w:t>
+      </w:r>
+      <w:r>
+        <w:t>,D</w:t>
+      </w:r>
+      <w:r>
+        <w:rPr>
+          <w:vertAlign w:val="subscript"/>
+        </w:rPr>
+        <w:t>ν</w:t>
+      </w:r>
+      <w:r>
+        <w:t>]φ = (∂</w:t>
+      </w:r>
+      <w:r>
+        <w:rPr>
+          <w:vertAlign w:val="subscript"/>
+        </w:rPr>
+        <w:t>μ</w:t>
+      </w:r>
+      <w:r>
+        <w:t>+iqA</w:t>
+      </w:r>
+      <w:r>
+        <w:rPr>
+          <w:vertAlign w:val="subscript"/>
+        </w:rPr>
+        <w:t>μ</w:t>
+      </w:r>
+      <w:r>
+        <w:t>)(∂</w:t>
+      </w:r>
+      <w:r>
+        <w:rPr>
+          <w:vertAlign w:val="subscript"/>
+        </w:rPr>
+        <w:t>ν</w:t>
+      </w:r>
+      <w:r>
+        <w:t>+iqA</w:t>
+      </w:r>
+      <w:r>
+        <w:rPr>
+          <w:vertAlign w:val="subscript"/>
+        </w:rPr>
+        <w:t>ν</w:t>
+      </w:r>
+      <w:r>
+        <w:t>)φ − (∂</w:t>
+      </w:r>
+      <w:r>
+        <w:rPr>
+          <w:vertAlign w:val="subscript"/>
+        </w:rPr>
+        <w:t>ν</w:t>
+      </w:r>
+      <w:r>
+        <w:t>+iqA</w:t>
+      </w:r>
+      <w:r>
+        <w:rPr>
+          <w:vertAlign w:val="subscript"/>
+        </w:rPr>
+        <w:t>ν</w:t>
+      </w:r>
+      <w:r>
+        <w:t>)(∂</w:t>
+      </w:r>
+      <w:r>
+        <w:rPr>
+          <w:vertAlign w:val="subscript"/>
+        </w:rPr>
+        <w:t>μ</w:t>
+      </w:r>
+      <w:r>
+        <w:t>+iqA</w:t>
+      </w:r>
+      <w:r>
+        <w:rPr>
+          <w:vertAlign w:val="subscript"/>
+        </w:rPr>
+        <w:t>μ</w:t>
+      </w:r>
+      <w:r>
+        <w:t>)φ. Expanding, the first product gives ∂</w:t>
+      </w:r>
+      <w:r>
+        <w:rPr>
+          <w:vertAlign w:val="subscript"/>
+        </w:rPr>
+        <w:t>μ</w:t>
+      </w:r>
+      <w:r>
+        <w:t>∂</w:t>
+      </w:r>
+      <w:r>
+        <w:rPr>
+          <w:vertAlign w:val="subscript"/>
+        </w:rPr>
+        <w:t>ν</w:t>
+      </w:r>
+      <w:r>
+        <w:t>φ + iq(∂</w:t>
+      </w:r>
+      <w:r>
+        <w:rPr>
+          <w:vertAlign w:val="subscript"/>
+        </w:rPr>
+        <w:t>μ</w:t>
+      </w:r>
+      <w:r>
+        <w:t>A</w:t>
+      </w:r>
+      <w:r>
+        <w:rPr>
+          <w:vertAlign w:val="subscript"/>
+        </w:rPr>
+        <w:t>ν</w:t>
+      </w:r>
+      <w:r>
+        <w:t>)φ + iqA</w:t>
+      </w:r>
+      <w:r>
+        <w:rPr>
+          <w:vertAlign w:val="subscript"/>
+        </w:rPr>
+        <w:t>ν</w:t>
+      </w:r>
+      <w:r>
+        <w:t>∂</w:t>
+      </w:r>
+      <w:r>
+        <w:rPr>
+          <w:vertAlign w:val="subscript"/>
+        </w:rPr>
+        <w:t>μ</w:t>
+      </w:r>
+      <w:r>
+        <w:t>φ + iqA</w:t>
+      </w:r>
+      <w:r>
+        <w:rPr>
+          <w:vertAlign w:val="subscript"/>
+        </w:rPr>
+        <w:t>μ</w:t>
+      </w:r>
+      <w:r>
+        <w:t>∂</w:t>
+      </w:r>
+      <w:r>
+        <w:rPr>
+          <w:vertAlign w:val="subscript"/>
+        </w:rPr>
+        <w:t>ν</w:t>
+      </w:r>
+      <w:r>
+        <w:t>φ − q²A</w:t>
+      </w:r>
+      <w:r>
+        <w:rPr>
+          <w:vertAlign w:val="subscript"/>
+        </w:rPr>
+        <w:t>μ</w:t>
+      </w:r>
+      <w:r>
+        <w:t>A</w:t>
+      </w:r>
+      <w:r>
+        <w:rPr>
+          <w:vertAlign w:val="subscript"/>
+        </w:rPr>
+        <w:t>ν</w:t>
+      </w:r>
+      <w:r>
+        <w:t>φ, and the second, with μ,ν exchanged, gives ∂</w:t>
+      </w:r>
+      <w:r>
+        <w:rPr>
+          <w:vertAlign w:val="subscript"/>
+        </w:rPr>
+        <w:t>ν</w:t>
+      </w:r>
+      <w:r>
+        <w:t>∂</w:t>
+      </w:r>
+      <w:r>
+        <w:rPr>
+          <w:vertAlign w:val="subscript"/>
+        </w:rPr>
+        <w:t>μ</w:t>
+      </w:r>
+      <w:r>
+        <w:t>φ + iq(∂</w:t>
+      </w:r>
+      <w:r>
+        <w:rPr>
+          <w:vertAlign w:val="subscript"/>
+        </w:rPr>
+        <w:t>ν</w:t>
+      </w:r>
+      <w:r>
+        <w:t>A</w:t>
+      </w:r>
+      <w:r>
+        <w:rPr>
+          <w:vertAlign w:val="subscript"/>
+        </w:rPr>
+        <w:t>μ</w:t>
+      </w:r>
+      <w:r>
+        <w:t>)φ + iqA</w:t>
+      </w:r>
+      <w:r>
+        <w:rPr>
+          <w:vertAlign w:val="subscript"/>
+        </w:rPr>
+        <w:t>μ</w:t>
+      </w:r>
+      <w:r>
+        <w:t>∂</w:t>
+      </w:r>
+      <w:r>
+        <w:rPr>
+          <w:vertAlign w:val="subscript"/>
+        </w:rPr>
+        <w:t>ν</w:t>
+      </w:r>
+      <w:r>
+        <w:t>φ + iqA</w:t>
+      </w:r>
+      <w:r>
+        <w:rPr>
+          <w:vertAlign w:val="subscript"/>
+        </w:rPr>
+        <w:t>ν</w:t>
+      </w:r>
+      <w:r>
+        <w:t>∂</w:t>
+      </w:r>
+      <w:r>
+        <w:rPr>
+          <w:vertAlign w:val="subscript"/>
+        </w:rPr>
+        <w:t>μ</w:t>
+      </w:r>
+      <w:r>
+        <w:t>φ − q²A</w:t>
+      </w:r>
+      <w:r>
+        <w:rPr>
+          <w:vertAlign w:val="subscript"/>
+        </w:rPr>
+        <w:t>ν</w:t>
+      </w:r>
+      <w:r>
+        <w:t>A</w:t>
+      </w:r>
+      <w:r>
+        <w:rPr>
+          <w:vertAlign w:val="subscript"/>
+        </w:rPr>
+        <w:t>μ</w:t>
+      </w:r>
+      <w:r>
+        <w:t>φ. Subtracting, the ∂</w:t>
+      </w:r>
+      <w:r>
+        <w:rPr>
+          <w:vertAlign w:val="subscript"/>
+        </w:rPr>
+        <w:t>μ</w:t>
+      </w:r>
+      <w:r>
+        <w:t>∂</w:t>
+      </w:r>
+      <w:r>
+        <w:rPr>
+          <w:vertAlign w:val="subscript"/>
+        </w:rPr>
+        <w:t>ν</w:t>
+      </w:r>
+      <w:r>
+        <w:t>φ and ∂</w:t>
+      </w:r>
+      <w:r>
+        <w:rPr>
+          <w:vertAlign w:val="subscript"/>
+        </w:rPr>
+        <w:t>ν</w:t>
+      </w:r>
+      <w:r>
+        <w:t>∂</w:t>
+      </w:r>
+      <w:r>
+        <w:rPr>
+          <w:vertAlign w:val="subscript"/>
+        </w:rPr>
+        <w:t>μ</w:t>
+      </w:r>
+      <w:r>
+        <w:t>φ terms cancel (equal by Lesson 2, Section 3.1), and the iqA</w:t>
+      </w:r>
+      <w:r>
+        <w:rPr>
+          <w:vertAlign w:val="subscript"/>
+        </w:rPr>
+        <w:t>ν</w:t>
+      </w:r>
+      <w:r>
+        <w:t>∂</w:t>
+      </w:r>
+      <w:r>
+        <w:rPr>
+          <w:vertAlign w:val="subscript"/>
+        </w:rPr>
+        <w:t>μ</w:t>
+      </w:r>
+      <w:r>
+        <w:t>φ and iqA</w:t>
+      </w:r>
+      <w:r>
+        <w:rPr>
+          <w:vertAlign w:val="subscript"/>
+        </w:rPr>
+        <w:t>μ</w:t>
+      </w:r>
+      <w:r>
+        <w:t>∂</w:t>
+      </w:r>
+      <w:r>
+        <w:rPr>
+          <w:vertAlign w:val="subscript"/>
+        </w:rPr>
+        <w:t>ν</w:t>
+      </w:r>
+      <w:r>
+        <w:t>φ terms cancel between the two products as well, leaving only the terms with a single derivative on A.</w:t>
       </w:r>
     </w:p>
     <w:p>
@@ -2671,13 +7253,211 @@
         <w:rPr>
           <w:b/>
         </w:rPr>
-        <w:t>14.</w:t>
+        <w:t>13.</w:t>
       </w:r>
       <w:r>
         <w:t xml:space="preserve"> </w:t>
       </w:r>
       <w:r>
-        <w:t>F_μν, defined as ∂_μA_ν − ∂_νA_μ, is manifestly antisymmetric under μ↔ν by construction (Lesson 4, Section 4.4, defines an antisymmetric tensor exactly as one satisfying T^μν = −T^νμ). The commutator [D_μ,D_ν] = −[D_ν,D_μ] is antisymmetric in μ,ν for the same reason any commutator is antisymmetric under exchanging its two arguments, so the identity [D_μ,D_ν]=iqF_μν relates two objects with matching antisymmetry on both sides, consistent as a tensor equation.</w:t>
+        <w:t>What remains after Exercise 12's cancellations is iq(∂</w:t>
+      </w:r>
+      <w:r>
+        <w:rPr>
+          <w:vertAlign w:val="subscript"/>
+        </w:rPr>
+        <w:t>μ</w:t>
+      </w:r>
+      <w:r>
+        <w:t>A</w:t>
+      </w:r>
+      <w:r>
+        <w:rPr>
+          <w:vertAlign w:val="subscript"/>
+        </w:rPr>
+        <w:t>ν</w:t>
+      </w:r>
+      <w:r>
+        <w:t>)φ − iq(∂</w:t>
+      </w:r>
+      <w:r>
+        <w:rPr>
+          <w:vertAlign w:val="subscript"/>
+        </w:rPr>
+        <w:t>ν</w:t>
+      </w:r>
+      <w:r>
+        <w:t>A</w:t>
+      </w:r>
+      <w:r>
+        <w:rPr>
+          <w:vertAlign w:val="subscript"/>
+        </w:rPr>
+        <w:t>μ</w:t>
+      </w:r>
+      <w:r>
+        <w:t>)φ − q²A</w:t>
+      </w:r>
+      <w:r>
+        <w:rPr>
+          <w:vertAlign w:val="subscript"/>
+        </w:rPr>
+        <w:t>μ</w:t>
+      </w:r>
+      <w:r>
+        <w:t>A</w:t>
+      </w:r>
+      <w:r>
+        <w:rPr>
+          <w:vertAlign w:val="subscript"/>
+        </w:rPr>
+        <w:t>ν</w:t>
+      </w:r>
+      <w:r>
+        <w:t>φ + q²A</w:t>
+      </w:r>
+      <w:r>
+        <w:rPr>
+          <w:vertAlign w:val="subscript"/>
+        </w:rPr>
+        <w:t>ν</w:t>
+      </w:r>
+      <w:r>
+        <w:t>A</w:t>
+      </w:r>
+      <w:r>
+        <w:rPr>
+          <w:vertAlign w:val="subscript"/>
+        </w:rPr>
+        <w:t>μ</w:t>
+      </w:r>
+      <w:r>
+        <w:t>φ. Since A</w:t>
+      </w:r>
+      <w:r>
+        <w:rPr>
+          <w:vertAlign w:val="subscript"/>
+        </w:rPr>
+        <w:t>μ</w:t>
+      </w:r>
+      <w:r>
+        <w:t>A</w:t>
+      </w:r>
+      <w:r>
+        <w:rPr>
+          <w:vertAlign w:val="subscript"/>
+        </w:rPr>
+        <w:t>ν</w:t>
+      </w:r>
+      <w:r>
+        <w:t xml:space="preserve"> = A</w:t>
+      </w:r>
+      <w:r>
+        <w:rPr>
+          <w:vertAlign w:val="subscript"/>
+        </w:rPr>
+        <w:t>ν</w:t>
+      </w:r>
+      <w:r>
+        <w:t>A</w:t>
+      </w:r>
+      <w:r>
+        <w:rPr>
+          <w:vertAlign w:val="subscript"/>
+        </w:rPr>
+        <w:t>μ</w:t>
+      </w:r>
+      <w:r>
+        <w:t xml:space="preserve"> for ordinary (classical, commuting) field values, the last two terms cancel, leaving [D</w:t>
+      </w:r>
+      <w:r>
+        <w:rPr>
+          <w:vertAlign w:val="subscript"/>
+        </w:rPr>
+        <w:t>μ</w:t>
+      </w:r>
+      <w:r>
+        <w:t>,D</w:t>
+      </w:r>
+      <w:r>
+        <w:rPr>
+          <w:vertAlign w:val="subscript"/>
+        </w:rPr>
+        <w:t>ν</w:t>
+      </w:r>
+      <w:r>
+        <w:t>]φ = iq(∂</w:t>
+      </w:r>
+      <w:r>
+        <w:rPr>
+          <w:vertAlign w:val="subscript"/>
+        </w:rPr>
+        <w:t>μ</w:t>
+      </w:r>
+      <w:r>
+        <w:t>A</w:t>
+      </w:r>
+      <w:r>
+        <w:rPr>
+          <w:vertAlign w:val="subscript"/>
+        </w:rPr>
+        <w:t>ν</w:t>
+      </w:r>
+      <w:r>
+        <w:t>−∂</w:t>
+      </w:r>
+      <w:r>
+        <w:rPr>
+          <w:vertAlign w:val="subscript"/>
+        </w:rPr>
+        <w:t>ν</w:t>
+      </w:r>
+      <w:r>
+        <w:t>A</w:t>
+      </w:r>
+      <w:r>
+        <w:rPr>
+          <w:vertAlign w:val="subscript"/>
+        </w:rPr>
+        <w:t>μ</w:t>
+      </w:r>
+      <w:r>
+        <w:t>)φ = iqF</w:t>
+      </w:r>
+      <w:r>
+        <w:rPr>
+          <w:vertAlign w:val="subscript"/>
+        </w:rPr>
+        <w:t>μν</w:t>
+      </w:r>
+      <w:r>
+        <w:t>φ, confirming [D</w:t>
+      </w:r>
+      <w:r>
+        <w:rPr>
+          <w:vertAlign w:val="subscript"/>
+        </w:rPr>
+        <w:t>μ</w:t>
+      </w:r>
+      <w:r>
+        <w:t>,D</w:t>
+      </w:r>
+      <w:r>
+        <w:rPr>
+          <w:vertAlign w:val="subscript"/>
+        </w:rPr>
+        <w:t>ν</w:t>
+      </w:r>
+      <w:r>
+        <w:t>] = iqF</w:t>
+      </w:r>
+      <w:r>
+        <w:rPr>
+          <w:vertAlign w:val="subscript"/>
+        </w:rPr>
+        <w:t>μν</w:t>
+      </w:r>
+      <w:r>
+        <w:t xml:space="preserve"> as an operator identity.</w:t>
       </w:r>
     </w:p>
     <w:p>
@@ -2685,13 +7465,139 @@
         <w:rPr>
           <w:b/>
         </w:rPr>
-        <w:t>15.</w:t>
+        <w:t>14.</w:t>
       </w:r>
       <w:r>
         <w:t xml:space="preserve"> </w:t>
       </w:r>
       <w:r>
-        <w:t>With q=0, D_μ = ∂_μ + i(0)A_μ = ∂_μ, the ordinary derivative, and no term involving A_μ survives anywhere the covariant derivative appears in a Lagrangian built by minimal coupling. Such a field is electrically neutral by definition in this scheme, and it experiences no electromagnetic force, consistent with the general expectation that only charged particles couple to the photon.</w:t>
+        <w:t>F</w:t>
+      </w:r>
+      <w:r>
+        <w:rPr>
+          <w:vertAlign w:val="subscript"/>
+        </w:rPr>
+        <w:t>μν</w:t>
+      </w:r>
+      <w:r>
+        <w:t>, defined as ∂</w:t>
+      </w:r>
+      <w:r>
+        <w:rPr>
+          <w:vertAlign w:val="subscript"/>
+        </w:rPr>
+        <w:t>μ</w:t>
+      </w:r>
+      <w:r>
+        <w:t>A</w:t>
+      </w:r>
+      <w:r>
+        <w:rPr>
+          <w:vertAlign w:val="subscript"/>
+        </w:rPr>
+        <w:t>ν</w:t>
+      </w:r>
+      <w:r>
+        <w:t xml:space="preserve"> − ∂</w:t>
+      </w:r>
+      <w:r>
+        <w:rPr>
+          <w:vertAlign w:val="subscript"/>
+        </w:rPr>
+        <w:t>ν</w:t>
+      </w:r>
+      <w:r>
+        <w:t>A</w:t>
+      </w:r>
+      <w:r>
+        <w:rPr>
+          <w:vertAlign w:val="subscript"/>
+        </w:rPr>
+        <w:t>μ</w:t>
+      </w:r>
+      <w:r>
+        <w:t>, is manifestly antisymmetric under μ↔ν by construction (Lesson 4, Section 4.4, defines an antisymmetric tensor exactly as one satisfying T</w:t>
+      </w:r>
+      <w:r>
+        <w:rPr>
+          <w:vertAlign w:val="superscript"/>
+        </w:rPr>
+        <w:t>μν</w:t>
+      </w:r>
+      <w:r>
+        <w:t xml:space="preserve"> = −T</w:t>
+      </w:r>
+      <w:r>
+        <w:rPr>
+          <w:vertAlign w:val="superscript"/>
+        </w:rPr>
+        <w:t>νμ</w:t>
+      </w:r>
+      <w:r>
+        <w:t>). The commutator [D</w:t>
+      </w:r>
+      <w:r>
+        <w:rPr>
+          <w:vertAlign w:val="subscript"/>
+        </w:rPr>
+        <w:t>μ</w:t>
+      </w:r>
+      <w:r>
+        <w:t>,D</w:t>
+      </w:r>
+      <w:r>
+        <w:rPr>
+          <w:vertAlign w:val="subscript"/>
+        </w:rPr>
+        <w:t>ν</w:t>
+      </w:r>
+      <w:r>
+        <w:t>] = −[D</w:t>
+      </w:r>
+      <w:r>
+        <w:rPr>
+          <w:vertAlign w:val="subscript"/>
+        </w:rPr>
+        <w:t>ν</w:t>
+      </w:r>
+      <w:r>
+        <w:t>,D</w:t>
+      </w:r>
+      <w:r>
+        <w:rPr>
+          <w:vertAlign w:val="subscript"/>
+        </w:rPr>
+        <w:t>μ</w:t>
+      </w:r>
+      <w:r>
+        <w:t>] is antisymmetric in μ,ν for the same reason any commutator is antisymmetric under exchanging its two arguments, so the identity [D</w:t>
+      </w:r>
+      <w:r>
+        <w:rPr>
+          <w:vertAlign w:val="subscript"/>
+        </w:rPr>
+        <w:t>μ</w:t>
+      </w:r>
+      <w:r>
+        <w:t>,D</w:t>
+      </w:r>
+      <w:r>
+        <w:rPr>
+          <w:vertAlign w:val="subscript"/>
+        </w:rPr>
+        <w:t>ν</w:t>
+      </w:r>
+      <w:r>
+        <w:t>]=iqF</w:t>
+      </w:r>
+      <w:r>
+        <w:rPr>
+          <w:vertAlign w:val="subscript"/>
+        </w:rPr>
+        <w:t>μν</w:t>
+      </w:r>
+      <w:r>
+        <w:t xml:space="preserve"> relates two objects with matching antisymmetry on both sides, consistent as a tensor equation.</w:t>
       </w:r>
     </w:p>
     <w:p>
@@ -2699,13 +7605,198 @@
         <w:rPr>
           <w:b/>
         </w:rPr>
+        <w:t>15.</w:t>
+      </w:r>
+      <w:r>
+        <w:t xml:space="preserve"> </w:t>
+      </w:r>
+      <w:r>
+        <w:t>With q=0, D</w:t>
+      </w:r>
+      <w:r>
+        <w:rPr>
+          <w:vertAlign w:val="subscript"/>
+        </w:rPr>
+        <w:t>μ</w:t>
+      </w:r>
+      <w:r>
+        <w:t xml:space="preserve"> = ∂</w:t>
+      </w:r>
+      <w:r>
+        <w:rPr>
+          <w:vertAlign w:val="subscript"/>
+        </w:rPr>
+        <w:t>μ</w:t>
+      </w:r>
+      <w:r>
+        <w:t xml:space="preserve"> + i(0)A</w:t>
+      </w:r>
+      <w:r>
+        <w:rPr>
+          <w:vertAlign w:val="subscript"/>
+        </w:rPr>
+        <w:t>μ</w:t>
+      </w:r>
+      <w:r>
+        <w:t xml:space="preserve"> = ∂</w:t>
+      </w:r>
+      <w:r>
+        <w:rPr>
+          <w:vertAlign w:val="subscript"/>
+        </w:rPr>
+        <w:t>μ</w:t>
+      </w:r>
+      <w:r>
+        <w:t>, the ordinary derivative, and no term involving A</w:t>
+      </w:r>
+      <w:r>
+        <w:rPr>
+          <w:vertAlign w:val="subscript"/>
+        </w:rPr>
+        <w:t>μ</w:t>
+      </w:r>
+      <w:r>
+        <w:t xml:space="preserve"> survives anywhere the covariant derivative appears in a Lagrangian built by minimal coupling. Such a field is electrically neutral by definition in this scheme, and it experiences no electromagnetic force, consistent with the general expectation that only charged particles couple to the photon.</w:t>
+      </w:r>
+    </w:p>
+    <w:p>
+      <w:r>
+        <w:rPr>
+          <w:b/>
+        </w:rPr>
         <w:t>16.</w:t>
       </w:r>
       <w:r>
         <w:t xml:space="preserve"> </w:t>
       </w:r>
       <w:r>
-        <w:t>Demanding D_μφ = ∂_μφ − (∂_μα)v transform as φ itself does under φ→φ+α(x)v: (∂_μ)(φ+α(x)v) − (∂_μα)v (with the compensating field, call it B_μ, replacing the −(∂_μα)v term structurally) would need B_μ → B_μ + (something) to cancel the extra ∂_μα·v term generated by differentiating the shift; working through the algebra parallel to Section 2.3 shows a vector field B_μ with B_μ → B_μ + ∂_μα v could indeed be constructed to repair this alternative, additive symmetry. The reason this does not describe electromagnetism is that the physically observed symmetry of the charged fields in nature is multiplicative (a phase rotation, preserving |φ|², the probability or charge density of Lesson 24), not additive; an additive shift symmetry of this kind does not preserve any positive-definite density and does not match the observed transformation law of any known field, so while the mathematics of gauge-fixing a compensating field works out formally, the physical input, that the relevant symmetry of matter is a phase rotation, is what selects the U(1) structure used throughout this lesson, not the bare mathematical possibility of building some compensating field for some local symmetry.</w:t>
+        <w:t>Demanding D</w:t>
+      </w:r>
+      <w:r>
+        <w:rPr>
+          <w:vertAlign w:val="subscript"/>
+        </w:rPr>
+        <w:t>μ</w:t>
+      </w:r>
+      <w:r>
+        <w:t>φ = ∂</w:t>
+      </w:r>
+      <w:r>
+        <w:rPr>
+          <w:vertAlign w:val="subscript"/>
+        </w:rPr>
+        <w:t>μ</w:t>
+      </w:r>
+      <w:r>
+        <w:t>φ − (∂</w:t>
+      </w:r>
+      <w:r>
+        <w:rPr>
+          <w:vertAlign w:val="subscript"/>
+        </w:rPr>
+        <w:t>μα</w:t>
+      </w:r>
+      <w:r>
+        <w:t>)v transform as φ itself does under φ→φ+α(x)v: (∂</w:t>
+      </w:r>
+      <w:r>
+        <w:rPr>
+          <w:vertAlign w:val="subscript"/>
+        </w:rPr>
+        <w:t>μ</w:t>
+      </w:r>
+      <w:r>
+        <w:t>)(φ+α(x)v) − (∂</w:t>
+      </w:r>
+      <w:r>
+        <w:rPr>
+          <w:vertAlign w:val="subscript"/>
+        </w:rPr>
+        <w:t>μα</w:t>
+      </w:r>
+      <w:r>
+        <w:t>)v (with the compensating field, call it B</w:t>
+      </w:r>
+      <w:r>
+        <w:rPr>
+          <w:vertAlign w:val="subscript"/>
+        </w:rPr>
+        <w:t>μ</w:t>
+      </w:r>
+      <w:r>
+        <w:t>, replacing the −(∂</w:t>
+      </w:r>
+      <w:r>
+        <w:rPr>
+          <w:vertAlign w:val="subscript"/>
+        </w:rPr>
+        <w:t>μα</w:t>
+      </w:r>
+      <w:r>
+        <w:t>)v term structurally) would need B</w:t>
+      </w:r>
+      <w:r>
+        <w:rPr>
+          <w:vertAlign w:val="subscript"/>
+        </w:rPr>
+        <w:t>μ</w:t>
+      </w:r>
+      <w:r>
+        <w:t xml:space="preserve"> → B</w:t>
+      </w:r>
+      <w:r>
+        <w:rPr>
+          <w:vertAlign w:val="subscript"/>
+        </w:rPr>
+        <w:t>μ</w:t>
+      </w:r>
+      <w:r>
+        <w:t xml:space="preserve"> + (something) to cancel the extra ∂</w:t>
+      </w:r>
+      <w:r>
+        <w:rPr>
+          <w:vertAlign w:val="subscript"/>
+        </w:rPr>
+        <w:t>μα</w:t>
+      </w:r>
+      <w:r>
+        <w:t>·v term generated by differentiating the shift; working through the algebra parallel to Section 2.3 shows a vector field B</w:t>
+      </w:r>
+      <w:r>
+        <w:rPr>
+          <w:vertAlign w:val="subscript"/>
+        </w:rPr>
+        <w:t>μ</w:t>
+      </w:r>
+      <w:r>
+        <w:t xml:space="preserve"> with B</w:t>
+      </w:r>
+      <w:r>
+        <w:rPr>
+          <w:vertAlign w:val="subscript"/>
+        </w:rPr>
+        <w:t>μ</w:t>
+      </w:r>
+      <w:r>
+        <w:t xml:space="preserve"> → B</w:t>
+      </w:r>
+      <w:r>
+        <w:rPr>
+          <w:vertAlign w:val="subscript"/>
+        </w:rPr>
+        <w:t>μ</w:t>
+      </w:r>
+      <w:r>
+        <w:t xml:space="preserve"> + ∂</w:t>
+      </w:r>
+      <w:r>
+        <w:rPr>
+          <w:vertAlign w:val="subscript"/>
+        </w:rPr>
+        <w:t>μα</w:t>
+      </w:r>
+      <w:r>
+        <w:t xml:space="preserve"> v could indeed be constructed to repair this alternative, additive symmetry. The reason this does not describe electromagnetism is that the physically observed symmetry of the charged fields in nature is multiplicative (a phase rotation, preserving |φ|², the probability or charge density of Lesson 24), not additive; an additive shift symmetry of this kind does not preserve any positive-definite density and does not match the observed transformation law of any known field, so while the mathematics of gauge-fixing a compensating field works out formally, the physical input, that the relevant symmetry of matter is a phase rotation, is what selects the U(1) structure used throughout this lesson, not the bare mathematical possibility of building some compensating field for some local symmetry.</w:t>
       </w:r>
     </w:p>
     <w:p>
@@ -2729,7 +7820,16 @@
         <w:pStyle w:val="ListBullet"/>
       </w:pPr>
       <w:r>
-        <w:t>I can show that ∂_μφ fails to transform homogeneously under a local phase rotation, for a field of unspecified spin.</w:t>
+        <w:t>I can show that ∂</w:t>
+      </w:r>
+      <w:r>
+        <w:rPr>
+          <w:vertAlign w:val="subscript"/>
+        </w:rPr>
+        <w:t>μ</w:t>
+      </w:r>
+      <w:r>
+        <w:t>φ fails to transform homogeneously under a local phase rotation, for a field of unspecified spin.</w:t>
       </w:r>
     </w:p>
     <w:p>
@@ -2737,7 +7837,70 @@
         <w:pStyle w:val="ListBullet"/>
       </w:pPr>
       <w:r>
-        <w:t>I can derive, rather than merely verify, that D_μ = ∂_μ+iqA_μ requires A_μ → A_μ+∂_μα, by demanding D_μφ transform like φ.</w:t>
+        <w:t>I can derive, rather than merely verify, that D</w:t>
+      </w:r>
+      <w:r>
+        <w:rPr>
+          <w:vertAlign w:val="subscript"/>
+        </w:rPr>
+        <w:t>μ</w:t>
+      </w:r>
+      <w:r>
+        <w:t xml:space="preserve"> = ∂</w:t>
+      </w:r>
+      <w:r>
+        <w:rPr>
+          <w:vertAlign w:val="subscript"/>
+        </w:rPr>
+        <w:t>μ</w:t>
+      </w:r>
+      <w:r>
+        <w:t>+iqA</w:t>
+      </w:r>
+      <w:r>
+        <w:rPr>
+          <w:vertAlign w:val="subscript"/>
+        </w:rPr>
+        <w:t>μ</w:t>
+      </w:r>
+      <w:r>
+        <w:t xml:space="preserve"> requires A</w:t>
+      </w:r>
+      <w:r>
+        <w:rPr>
+          <w:vertAlign w:val="subscript"/>
+        </w:rPr>
+        <w:t>μ</w:t>
+      </w:r>
+      <w:r>
+        <w:t xml:space="preserve"> → A</w:t>
+      </w:r>
+      <w:r>
+        <w:rPr>
+          <w:vertAlign w:val="subscript"/>
+        </w:rPr>
+        <w:t>μ</w:t>
+      </w:r>
+      <w:r>
+        <w:t>+∂</w:t>
+      </w:r>
+      <w:r>
+        <w:rPr>
+          <w:vertAlign w:val="subscript"/>
+        </w:rPr>
+        <w:t>μα</w:t>
+      </w:r>
+      <w:r>
+        <w:t>, by demanding D</w:t>
+      </w:r>
+      <w:r>
+        <w:rPr>
+          <w:vertAlign w:val="subscript"/>
+        </w:rPr>
+        <w:t>μ</w:t>
+      </w:r>
+      <w:r>
+        <w:t>φ transform like φ.</w:t>
       </w:r>
     </w:p>
     <w:p>
@@ -2753,7 +7916,16 @@
         <w:pStyle w:val="ListBullet"/>
       </w:pPr>
       <w:r>
-        <w:t>I can explain why a single shared A_μ, rather than one gauge field per charged species, is required for consistency, and why this is the sense in which the coupling is universal.</w:t>
+        <w:t>I can explain why a single shared A</w:t>
+      </w:r>
+      <w:r>
+        <w:rPr>
+          <w:vertAlign w:val="subscript"/>
+        </w:rPr>
+        <w:t>μ</w:t>
+      </w:r>
+      <w:r>
+        <w:t>, rather than one gauge field per charged species, is required for consistency, and why this is the sense in which the coupling is universal.</w:t>
       </w:r>
     </w:p>
     <w:p>
@@ -2769,7 +7941,43 @@
         <w:pStyle w:val="ListBullet"/>
       </w:pPr>
       <w:r>
-        <w:t>I can state the identity [D_μ,D_ν] = iqF_μν and explain, without deriving it in full, why it shows F_μν is implicit in the covariant derivative.</w:t>
+        <w:t>I can state the identity [D</w:t>
+      </w:r>
+      <w:r>
+        <w:rPr>
+          <w:vertAlign w:val="subscript"/>
+        </w:rPr>
+        <w:t>μ</w:t>
+      </w:r>
+      <w:r>
+        <w:t>,D</w:t>
+      </w:r>
+      <w:r>
+        <w:rPr>
+          <w:vertAlign w:val="subscript"/>
+        </w:rPr>
+        <w:t>ν</w:t>
+      </w:r>
+      <w:r>
+        <w:t>] = iqF</w:t>
+      </w:r>
+      <w:r>
+        <w:rPr>
+          <w:vertAlign w:val="subscript"/>
+        </w:rPr>
+        <w:t>μν</w:t>
+      </w:r>
+      <w:r>
+        <w:t xml:space="preserve"> and explain, without deriving it in full, why it shows F</w:t>
+      </w:r>
+      <w:r>
+        <w:rPr>
+          <w:vertAlign w:val="subscript"/>
+        </w:rPr>
+        <w:t>μν</w:t>
+      </w:r>
+      <w:r>
+        <w:t xml:space="preserve"> is implicit in the covariant derivative.</w:t>
       </w:r>
     </w:p>
     <w:p>
@@ -2829,7 +8037,7 @@
         <w:color w:val="5A5A5A"/>
         <w:sz w:val="16"/>
       </w:rPr>
-      <w:t>QED Course   Lesson 39</w:t>
+      <w:t>A QED Course   Lesson 39</w:t>
     </w:r>
   </w:p>
 </w:hdr>
